--- a/SPORT_MANAGEMENT_SYSTEM_OF_THE_HOPE_FOR_CAMBODIAN_CHILDREN_FOUNDATION..docx
+++ b/SPORT_MANAGEMENT_SYSTEM_OF_THE_HOPE_FOR_CAMBODIAN_CHILDREN_FOUNDATION..docx
@@ -3558,7 +3558,6 @@
           <w:rFonts w:ascii="Century" w:hAnsi="Century" w:cs="Khmer OS Battambang"/>
           <w:sz w:val="24"/>
           <w:szCs w:val="24"/>
-          <w:lang w:val="en-GB"/>
         </w:rPr>
       </w:pPr>
       <w:r>
@@ -3568,7 +3567,16 @@
           <w:szCs w:val="24"/>
           <w:cs/>
         </w:rPr>
-        <w:t>២.៨ ភាសារមូលដ្ឋានសម្រាប់គេហទំព័រ</w:t>
+        <w:t xml:space="preserve">២.៨ </w:t>
+      </w:r>
+      <w:r>
+        <w:rPr>
+          <w:rFonts w:ascii="Khmer OS Battambang" w:hAnsi="Khmer OS Battambang" w:cs="Khmer OS Battambang" w:hint="cs"/>
+          <w:sz w:val="24"/>
+          <w:szCs w:val="24"/>
+          <w:cs/>
+        </w:rPr>
+        <w:t>កម្មវិធី និងភាសាកូដដែលប្រើប្រាស់</w:t>
       </w:r>
       <w:r>
         <w:rPr>
@@ -3589,54 +3597,36 @@
         </w:tabs>
         <w:spacing w:line="240" w:lineRule="auto"/>
         <w:rPr>
-          <w:rFonts w:ascii="Century" w:hAnsi="Century" w:cs="Khmer OS Bokor"/>
-          <w:sz w:val="24"/>
-          <w:szCs w:val="24"/>
-          <w:lang w:val="en-GB"/>
-        </w:rPr>
-      </w:pPr>
-      <w:r>
-        <w:rPr>
-          <w:rFonts w:ascii="Khmer OS Bokor" w:hAnsi="Khmer OS Bokor" w:cs="Khmer OS Bokor"/>
-          <w:sz w:val="24"/>
-          <w:szCs w:val="24"/>
-          <w:lang w:val="en-GB"/>
+          <w:rFonts w:ascii="Century" w:hAnsi="Century" w:cs="Khmer OS Battambang"/>
+          <w:sz w:val="24"/>
+          <w:szCs w:val="24"/>
+          <w:lang w:val="en-GB"/>
+        </w:rPr>
+      </w:pPr>
+      <w:r>
+        <w:rPr>
+          <w:rFonts w:ascii="Century" w:hAnsi="Century" w:cs="Khmer OS Battambang"/>
+          <w:sz w:val="24"/>
+          <w:szCs w:val="24"/>
+          <w:cs/>
         </w:rPr>
         <w:tab/>
       </w:r>
       <w:r>
         <w:rPr>
-          <w:rFonts w:ascii="Khmer OS Bokor" w:hAnsi="Khmer OS Bokor" w:cs="Khmer OS Bokor"/>
-          <w:sz w:val="24"/>
-          <w:szCs w:val="24"/>
-          <w:lang w:val="en-GB"/>
-        </w:rPr>
-        <w:tab/>
-      </w:r>
-      <w:r>
-        <w:rPr>
-          <w:rFonts w:ascii="Khmer OS Bokor" w:hAnsi="Khmer OS Bokor" w:cs="Khmer OS Bokor"/>
-          <w:sz w:val="24"/>
-          <w:szCs w:val="24"/>
-          <w:cs/>
-        </w:rPr>
-        <w:t xml:space="preserve">ក. </w:t>
-      </w:r>
-      <w:r>
-        <w:rPr>
-          <w:rFonts w:ascii="Century" w:hAnsi="Century" w:cs="Khmer OS Bokor"/>
-          <w:sz w:val="24"/>
-          <w:szCs w:val="24"/>
-          <w:lang w:val="en-GB"/>
-        </w:rPr>
-        <w:t>HTML</w:t>
-      </w:r>
-      <w:r>
-        <w:rPr>
-          <w:rFonts w:ascii="Century" w:hAnsi="Century" w:cs="Khmer OS Bokor"/>
-          <w:sz w:val="24"/>
-          <w:szCs w:val="24"/>
-          <w:lang w:val="en-GB"/>
+          <w:rFonts w:ascii="Century" w:hAnsi="Century" w:cs="Khmer OS Battambang" w:hint="cs"/>
+          <w:sz w:val="24"/>
+          <w:szCs w:val="24"/>
+          <w:cs/>
+        </w:rPr>
+        <w:t>២.៨.១ ភាសាមូលដ្ឋានសម្រាប់គេហទំព័រ</w:t>
+      </w:r>
+      <w:r>
+        <w:rPr>
+          <w:rFonts w:ascii="Century" w:hAnsi="Century" w:cs="Khmer OS Battambang"/>
+          <w:sz w:val="24"/>
+          <w:szCs w:val="24"/>
+          <w:cs/>
         </w:rPr>
         <w:tab/>
       </w:r>
@@ -3681,7 +3671,7 @@
           <w:szCs w:val="24"/>
           <w:cs/>
         </w:rPr>
-        <w:t xml:space="preserve">ខ. </w:t>
+        <w:t xml:space="preserve">ក. </w:t>
       </w:r>
       <w:r>
         <w:rPr>
@@ -3690,7 +3680,7 @@
           <w:szCs w:val="24"/>
           <w:lang w:val="en-GB"/>
         </w:rPr>
-        <w:t>CSS</w:t>
+        <w:t>HTML</w:t>
       </w:r>
       <w:r>
         <w:rPr>
@@ -3742,7 +3732,7 @@
           <w:szCs w:val="24"/>
           <w:cs/>
         </w:rPr>
-        <w:t xml:space="preserve">គ. </w:t>
+        <w:t xml:space="preserve">ខ. </w:t>
       </w:r>
       <w:r>
         <w:rPr>
@@ -3751,7 +3741,7 @@
           <w:szCs w:val="24"/>
           <w:lang w:val="en-GB"/>
         </w:rPr>
-        <w:t>JavaScript</w:t>
+        <w:t>CSS</w:t>
       </w:r>
       <w:r>
         <w:rPr>
@@ -3803,7 +3793,7 @@
           <w:szCs w:val="24"/>
           <w:cs/>
         </w:rPr>
-        <w:t xml:space="preserve">ឃ. </w:t>
+        <w:t xml:space="preserve">គ. </w:t>
       </w:r>
       <w:r>
         <w:rPr>
@@ -3812,7 +3802,7 @@
           <w:szCs w:val="24"/>
           <w:lang w:val="en-GB"/>
         </w:rPr>
-        <w:t>PHP</w:t>
+        <w:t>JavaScript</w:t>
       </w:r>
       <w:r>
         <w:rPr>
@@ -3833,12 +3823,21 @@
         </w:tabs>
         <w:spacing w:line="240" w:lineRule="auto"/>
         <w:rPr>
+          <w:rFonts w:ascii="Century" w:hAnsi="Century" w:cs="Khmer OS Bokor"/>
+          <w:sz w:val="24"/>
+          <w:szCs w:val="24"/>
+          <w:lang w:val="en-GB"/>
+        </w:rPr>
+      </w:pPr>
+      <w:r>
+        <w:rPr>
           <w:rFonts w:ascii="Khmer OS Bokor" w:hAnsi="Khmer OS Bokor" w:cs="Khmer OS Bokor"/>
           <w:sz w:val="24"/>
           <w:szCs w:val="24"/>
           <w:lang w:val="en-GB"/>
         </w:rPr>
-      </w:pPr>
+        <w:tab/>
+      </w:r>
       <w:r>
         <w:rPr>
           <w:rFonts w:ascii="Khmer OS Bokor" w:hAnsi="Khmer OS Bokor" w:cs="Khmer OS Bokor"/>
@@ -3853,18 +3852,9 @@
           <w:rFonts w:ascii="Khmer OS Bokor" w:hAnsi="Khmer OS Bokor" w:cs="Khmer OS Bokor"/>
           <w:sz w:val="24"/>
           <w:szCs w:val="24"/>
-          <w:lang w:val="en-GB"/>
-        </w:rPr>
-        <w:tab/>
-      </w:r>
-      <w:r>
-        <w:rPr>
-          <w:rFonts w:ascii="Khmer OS Bokor" w:hAnsi="Khmer OS Bokor" w:cs="Khmer OS Bokor"/>
-          <w:sz w:val="24"/>
-          <w:szCs w:val="24"/>
-          <w:cs/>
-        </w:rPr>
-        <w:t xml:space="preserve">ង. </w:t>
+          <w:cs/>
+        </w:rPr>
+        <w:t xml:space="preserve">ឃ. </w:t>
       </w:r>
       <w:r>
         <w:rPr>
@@ -3873,7 +3863,7 @@
           <w:szCs w:val="24"/>
           <w:lang w:val="en-GB"/>
         </w:rPr>
-        <w:t>SQL</w:t>
+        <w:t>PHP</w:t>
       </w:r>
       <w:r>
         <w:rPr>
@@ -3894,15 +3884,15 @@
         </w:tabs>
         <w:spacing w:line="240" w:lineRule="auto"/>
         <w:rPr>
-          <w:rFonts w:ascii="Century" w:hAnsi="Century" w:cs="Khmer OS Battambang"/>
-          <w:sz w:val="24"/>
-          <w:szCs w:val="24"/>
-          <w:lang w:val="en-GB"/>
-        </w:rPr>
-      </w:pPr>
-      <w:r>
-        <w:rPr>
-          <w:rFonts w:ascii="Cambria" w:hAnsi="Cambria" w:cs="Khmer OS Battambang"/>
+          <w:rFonts w:ascii="Khmer OS Bokor" w:hAnsi="Khmer OS Bokor" w:cs="Khmer OS Bokor"/>
+          <w:sz w:val="24"/>
+          <w:szCs w:val="24"/>
+          <w:lang w:val="en-GB"/>
+        </w:rPr>
+      </w:pPr>
+      <w:r>
+        <w:rPr>
+          <w:rFonts w:ascii="Khmer OS Bokor" w:hAnsi="Khmer OS Bokor" w:cs="Khmer OS Bokor"/>
           <w:sz w:val="24"/>
           <w:szCs w:val="24"/>
           <w:lang w:val="en-GB"/>
@@ -3911,25 +3901,34 @@
       </w:r>
       <w:r>
         <w:rPr>
-          <w:rFonts w:ascii="Cambria" w:hAnsi="Cambria" w:cs="Khmer OS Battambang" w:hint="cs"/>
-          <w:sz w:val="24"/>
-          <w:szCs w:val="24"/>
-          <w:cs/>
-        </w:rPr>
-        <w:t xml:space="preserve">២.៨.១ </w:t>
-      </w:r>
-      <w:r>
-        <w:rPr>
-          <w:rFonts w:ascii="Century" w:hAnsi="Century" w:cs="Khmer OS Battambang"/>
-          <w:sz w:val="24"/>
-          <w:szCs w:val="24"/>
-          <w:lang w:val="en-GB"/>
-        </w:rPr>
-        <w:t>Frontend Framework</w:t>
-      </w:r>
-      <w:r>
-        <w:rPr>
-          <w:rFonts w:ascii="Century" w:hAnsi="Century" w:cs="Khmer OS Battambang"/>
+          <w:rFonts w:ascii="Khmer OS Bokor" w:hAnsi="Khmer OS Bokor" w:cs="Khmer OS Bokor"/>
+          <w:sz w:val="24"/>
+          <w:szCs w:val="24"/>
+          <w:lang w:val="en-GB"/>
+        </w:rPr>
+        <w:tab/>
+      </w:r>
+      <w:r>
+        <w:rPr>
+          <w:rFonts w:ascii="Khmer OS Bokor" w:hAnsi="Khmer OS Bokor" w:cs="Khmer OS Bokor"/>
+          <w:sz w:val="24"/>
+          <w:szCs w:val="24"/>
+          <w:cs/>
+        </w:rPr>
+        <w:t xml:space="preserve">ង. </w:t>
+      </w:r>
+      <w:r>
+        <w:rPr>
+          <w:rFonts w:ascii="Century" w:hAnsi="Century" w:cs="Khmer OS Bokor"/>
+          <w:sz w:val="24"/>
+          <w:szCs w:val="24"/>
+          <w:lang w:val="en-GB"/>
+        </w:rPr>
+        <w:t>SQL</w:t>
+      </w:r>
+      <w:r>
+        <w:rPr>
+          <w:rFonts w:ascii="Century" w:hAnsi="Century" w:cs="Khmer OS Bokor"/>
           <w:sz w:val="24"/>
           <w:szCs w:val="24"/>
           <w:lang w:val="en-GB"/>
@@ -3946,19 +3945,19 @@
         </w:tabs>
         <w:spacing w:line="240" w:lineRule="auto"/>
         <w:rPr>
+          <w:rFonts w:ascii="Century" w:hAnsi="Century" w:cs="Khmer OS Battambang"/>
+          <w:sz w:val="24"/>
+          <w:szCs w:val="24"/>
+          <w:lang w:val="en-GB"/>
+        </w:rPr>
+      </w:pPr>
+      <w:r>
+        <w:rPr>
           <w:rFonts w:ascii="Cambria" w:hAnsi="Cambria" w:cs="Khmer OS Battambang"/>
           <w:sz w:val="24"/>
           <w:szCs w:val="24"/>
           <w:lang w:val="en-GB"/>
         </w:rPr>
-      </w:pPr>
-      <w:r>
-        <w:rPr>
-          <w:rFonts w:ascii="Cambria" w:hAnsi="Cambria" w:cs="Khmer OS Battambang"/>
-          <w:sz w:val="24"/>
-          <w:szCs w:val="24"/>
-          <w:lang w:val="en-GB"/>
-        </w:rPr>
         <w:tab/>
       </w:r>
       <w:r>
@@ -3968,16 +3967,34 @@
           <w:szCs w:val="24"/>
           <w:cs/>
         </w:rPr>
-        <w:t xml:space="preserve">២.៨.២ </w:t>
-      </w:r>
-      <w:r>
-        <w:rPr>
-          <w:rFonts w:ascii="Century" w:hAnsi="Century" w:cs="Khmer OS Battambang"/>
-          <w:sz w:val="24"/>
-          <w:szCs w:val="24"/>
-          <w:lang w:val="en-GB"/>
-        </w:rPr>
-        <w:t>Backend Framework</w:t>
+        <w:t>២.៨.</w:t>
+      </w:r>
+      <w:r>
+        <w:rPr>
+          <w:rFonts w:ascii="Cambria" w:hAnsi="Cambria" w:cs="Khmer OS Battambang" w:hint="cs"/>
+          <w:sz w:val="24"/>
+          <w:szCs w:val="24"/>
+          <w:cs/>
+        </w:rPr>
+        <w:t>២</w:t>
+      </w:r>
+      <w:r>
+        <w:rPr>
+          <w:rFonts w:ascii="Cambria" w:hAnsi="Cambria" w:cs="Khmer OS Battambang" w:hint="cs"/>
+          <w:sz w:val="24"/>
+          <w:szCs w:val="24"/>
+          <w:cs/>
+        </w:rPr>
+        <w:t xml:space="preserve"> </w:t>
+      </w:r>
+      <w:r>
+        <w:rPr>
+          <w:rFonts w:ascii="Century" w:hAnsi="Century" w:cs="Khmer OS Battambang"/>
+          <w:sz w:val="24"/>
+          <w:szCs w:val="24"/>
+          <w:lang w:val="en-GB"/>
+        </w:rPr>
+        <w:t>Frontend</w:t>
       </w:r>
       <w:r>
         <w:rPr>
@@ -4006,9 +4023,10 @@
       </w:pPr>
       <w:r>
         <w:rPr>
-          <w:rFonts w:ascii="Cambria" w:hAnsi="Cambria" w:cs="Khmer OS Battambang"/>
-          <w:sz w:val="24"/>
-          <w:szCs w:val="24"/>
+          <w:rFonts w:ascii="Century" w:hAnsi="Century" w:cs="Khmer OS Battambang"/>
+          <w:sz w:val="24"/>
+          <w:szCs w:val="24"/>
+          <w:cs/>
           <w:lang w:val="en-GB"/>
         </w:rPr>
         <w:lastRenderedPageBreak/>
@@ -4016,19 +4034,50 @@
       </w:r>
       <w:r>
         <w:rPr>
-          <w:rFonts w:ascii="Cambria" w:hAnsi="Cambria" w:cs="Khmer OS Battambang" w:hint="cs"/>
-          <w:sz w:val="24"/>
-          <w:szCs w:val="24"/>
-          <w:cs/>
-        </w:rPr>
-        <w:t>២.៨.៣ កម្មវិធីដែលប្រើប្រាស់</w:t>
-      </w:r>
-      <w:r>
-        <w:rPr>
-          <w:rFonts w:ascii="Century" w:hAnsi="Century" w:cs="Khmer OS Battambang"/>
-          <w:sz w:val="24"/>
-          <w:szCs w:val="24"/>
-          <w:cs/>
+          <w:rFonts w:ascii="Century" w:hAnsi="Century" w:cs="Khmer OS Battambang"/>
+          <w:sz w:val="24"/>
+          <w:szCs w:val="24"/>
+          <w:cs/>
+          <w:lang w:val="en-GB"/>
+        </w:rPr>
+        <w:tab/>
+      </w:r>
+      <w:r>
+        <w:rPr>
+          <w:rFonts w:ascii="Century" w:hAnsi="Century" w:cs="Khmer OS Battambang" w:hint="cs"/>
+          <w:sz w:val="24"/>
+          <w:szCs w:val="24"/>
+          <w:cs/>
+          <w:lang w:val="en-GB"/>
+        </w:rPr>
+        <w:t xml:space="preserve">ក. </w:t>
+      </w:r>
+      <w:r>
+        <w:rPr>
+          <w:rFonts w:ascii="Century" w:hAnsi="Century" w:cs="Khmer OS Battambang"/>
+          <w:sz w:val="24"/>
+          <w:szCs w:val="24"/>
+          <w:lang w:val="en-GB"/>
+        </w:rPr>
+        <w:t xml:space="preserve">Vue </w:t>
+      </w:r>
+      <w:proofErr w:type="spellStart"/>
+      <w:r>
+        <w:rPr>
+          <w:rFonts w:ascii="Century" w:hAnsi="Century" w:cs="Khmer OS Battambang"/>
+          <w:sz w:val="24"/>
+          <w:szCs w:val="24"/>
+          <w:lang w:val="en-GB"/>
+        </w:rPr>
+        <w:t>Js</w:t>
+      </w:r>
+      <w:proofErr w:type="spellEnd"/>
+      <w:r>
+        <w:rPr>
+          <w:rFonts w:ascii="Century" w:hAnsi="Century" w:cs="Khmer OS Battambang"/>
+          <w:sz w:val="24"/>
+          <w:szCs w:val="24"/>
+          <w:lang w:val="en-GB"/>
         </w:rPr>
         <w:tab/>
       </w:r>
@@ -4042,15 +4091,15 @@
         </w:tabs>
         <w:spacing w:line="240" w:lineRule="auto"/>
         <w:rPr>
-          <w:rFonts w:ascii="Cambria" w:hAnsi="Cambria" w:cs="Times New Roman"/>
-          <w:sz w:val="24"/>
-          <w:szCs w:val="39"/>
-          <w:lang w:val="en-GB"/>
-        </w:rPr>
-      </w:pPr>
-      <w:r>
-        <w:rPr>
-          <w:rFonts w:ascii="Cambria" w:hAnsi="Cambria" w:cs="Khmer OS Battambang"/>
+          <w:rFonts w:ascii="Century" w:hAnsi="Century" w:cs="Khmer OS Battambang"/>
+          <w:sz w:val="24"/>
+          <w:szCs w:val="24"/>
+          <w:lang w:val="en-GB"/>
+        </w:rPr>
+      </w:pPr>
+      <w:r>
+        <w:rPr>
+          <w:rFonts w:ascii="Century" w:hAnsi="Century" w:cs="Khmer OS Battambang"/>
           <w:sz w:val="24"/>
           <w:szCs w:val="24"/>
           <w:lang w:val="en-GB"/>
@@ -4059,7 +4108,7 @@
       </w:r>
       <w:r>
         <w:rPr>
-          <w:rFonts w:ascii="Cambria" w:hAnsi="Cambria" w:cs="Khmer OS Battambang"/>
+          <w:rFonts w:ascii="Century" w:hAnsi="Century" w:cs="Khmer OS Battambang"/>
           <w:sz w:val="24"/>
           <w:szCs w:val="24"/>
           <w:lang w:val="en-GB"/>
@@ -4068,36 +4117,27 @@
       </w:r>
       <w:r>
         <w:rPr>
-          <w:rFonts w:ascii="Khmer OS Bokor" w:hAnsi="Khmer OS Bokor" w:cs="Khmer OS Bokor"/>
-          <w:sz w:val="24"/>
-          <w:szCs w:val="24"/>
-          <w:cs/>
-        </w:rPr>
-        <w:t>ក.</w:t>
-      </w:r>
-      <w:r>
-        <w:rPr>
-          <w:rFonts w:ascii="Cambria" w:hAnsi="Cambria" w:cs="Times New Roman" w:hint="cs"/>
-          <w:sz w:val="24"/>
-          <w:szCs w:val="39"/>
-          <w:cs/>
-        </w:rPr>
-        <w:t xml:space="preserve"> </w:t>
-      </w:r>
-      <w:r>
-        <w:rPr>
-          <w:rFonts w:ascii="Century" w:hAnsi="Century" w:cs="Times New Roman"/>
-          <w:sz w:val="24"/>
-          <w:szCs w:val="39"/>
-          <w:lang w:val="en-GB"/>
-        </w:rPr>
-        <w:t>GitHub</w:t>
-      </w:r>
-      <w:r>
-        <w:rPr>
-          <w:rFonts w:ascii="Century" w:hAnsi="Century" w:cs="Times New Roman"/>
-          <w:sz w:val="24"/>
-          <w:szCs w:val="39"/>
+          <w:rFonts w:ascii="Century" w:hAnsi="Century" w:cs="Khmer OS Battambang" w:hint="cs"/>
+          <w:sz w:val="24"/>
+          <w:szCs w:val="24"/>
+          <w:cs/>
+        </w:rPr>
+        <w:t xml:space="preserve">ខ. </w:t>
+      </w:r>
+      <w:r>
+        <w:rPr>
+          <w:rFonts w:ascii="Century" w:hAnsi="Century" w:cs="Khmer OS Battambang"/>
+          <w:sz w:val="24"/>
+          <w:szCs w:val="24"/>
+          <w:lang w:val="en-GB"/>
+        </w:rPr>
+        <w:t>Tailwind CSS</w:t>
+      </w:r>
+      <w:r>
+        <w:rPr>
+          <w:rFonts w:ascii="Century" w:hAnsi="Century" w:cs="Khmer OS Battambang"/>
+          <w:sz w:val="24"/>
+          <w:szCs w:val="24"/>
           <w:lang w:val="en-GB"/>
         </w:rPr>
         <w:tab/>
@@ -4112,6 +4152,450 @@
         </w:tabs>
         <w:spacing w:line="240" w:lineRule="auto"/>
         <w:rPr>
+          <w:rFonts w:ascii="Century" w:hAnsi="Century" w:cs="Khmer OS Battambang" w:hint="cs"/>
+          <w:sz w:val="24"/>
+          <w:szCs w:val="24"/>
+          <w:cs/>
+          <w:lang w:val="en-GB"/>
+        </w:rPr>
+      </w:pPr>
+      <w:r>
+        <w:rPr>
+          <w:rFonts w:ascii="Century" w:hAnsi="Century" w:cs="Khmer OS Battambang"/>
+          <w:sz w:val="24"/>
+          <w:szCs w:val="24"/>
+          <w:lang w:val="en-GB"/>
+        </w:rPr>
+        <w:tab/>
+      </w:r>
+      <w:r>
+        <w:rPr>
+          <w:rFonts w:ascii="Century" w:hAnsi="Century" w:cs="Khmer OS Battambang"/>
+          <w:sz w:val="24"/>
+          <w:szCs w:val="24"/>
+          <w:lang w:val="en-GB"/>
+        </w:rPr>
+        <w:tab/>
+      </w:r>
+      <w:r>
+        <w:rPr>
+          <w:rFonts w:ascii="Century" w:hAnsi="Century" w:cs="Khmer OS Battambang" w:hint="cs"/>
+          <w:sz w:val="24"/>
+          <w:szCs w:val="24"/>
+          <w:cs/>
+        </w:rPr>
+        <w:t xml:space="preserve">គ. </w:t>
+      </w:r>
+      <w:proofErr w:type="spellStart"/>
+      <w:r>
+        <w:rPr>
+          <w:rFonts w:ascii="Century" w:hAnsi="Century" w:cs="Khmer OS Battambang"/>
+          <w:sz w:val="24"/>
+          <w:szCs w:val="24"/>
+          <w:lang w:val="en-GB"/>
+        </w:rPr>
+        <w:t>PrimeVue</w:t>
+      </w:r>
+      <w:proofErr w:type="spellEnd"/>
+      <w:r>
+        <w:rPr>
+          <w:rFonts w:ascii="Century" w:hAnsi="Century" w:cs="Khmer OS Battambang"/>
+          <w:sz w:val="24"/>
+          <w:szCs w:val="24"/>
+          <w:lang w:val="en-GB"/>
+        </w:rPr>
+        <w:tab/>
+      </w:r>
+    </w:p>
+    <w:p>
+      <w:pPr>
+        <w:tabs>
+          <w:tab w:val="left" w:pos="540"/>
+          <w:tab w:val="left" w:pos="720"/>
+          <w:tab w:val="left" w:leader="dot" w:pos="8640"/>
+        </w:tabs>
+        <w:spacing w:line="240" w:lineRule="auto"/>
+        <w:rPr>
+          <w:rFonts w:ascii="Century" w:hAnsi="Century" w:cs="Khmer OS Battambang"/>
+          <w:sz w:val="24"/>
+          <w:szCs w:val="24"/>
+          <w:lang w:val="en-GB"/>
+        </w:rPr>
+      </w:pPr>
+      <w:r>
+        <w:rPr>
+          <w:rFonts w:ascii="Cambria" w:hAnsi="Cambria" w:cs="Khmer OS Battambang"/>
+          <w:sz w:val="24"/>
+          <w:szCs w:val="24"/>
+          <w:lang w:val="en-GB"/>
+        </w:rPr>
+        <w:tab/>
+      </w:r>
+      <w:r>
+        <w:rPr>
+          <w:rFonts w:ascii="Cambria" w:hAnsi="Cambria" w:cs="Khmer OS Battambang" w:hint="cs"/>
+          <w:sz w:val="24"/>
+          <w:szCs w:val="24"/>
+          <w:cs/>
+        </w:rPr>
+        <w:t>២.៨.</w:t>
+      </w:r>
+      <w:r>
+        <w:rPr>
+          <w:rFonts w:ascii="Cambria" w:hAnsi="Cambria" w:cs="Khmer OS Battambang" w:hint="cs"/>
+          <w:sz w:val="24"/>
+          <w:szCs w:val="24"/>
+          <w:cs/>
+        </w:rPr>
+        <w:t>៣</w:t>
+      </w:r>
+      <w:r>
+        <w:rPr>
+          <w:rFonts w:ascii="Cambria" w:hAnsi="Cambria" w:cs="Khmer OS Battambang" w:hint="cs"/>
+          <w:sz w:val="24"/>
+          <w:szCs w:val="24"/>
+          <w:cs/>
+        </w:rPr>
+        <w:t xml:space="preserve"> </w:t>
+      </w:r>
+      <w:r>
+        <w:rPr>
+          <w:rFonts w:ascii="Century" w:hAnsi="Century" w:cs="Khmer OS Battambang"/>
+          <w:sz w:val="24"/>
+          <w:szCs w:val="24"/>
+          <w:lang w:val="en-GB"/>
+        </w:rPr>
+        <w:t>Backend</w:t>
+      </w:r>
+      <w:r>
+        <w:rPr>
+          <w:rFonts w:ascii="Century" w:hAnsi="Century" w:cs="Khmer OS Battambang"/>
+          <w:sz w:val="24"/>
+          <w:szCs w:val="24"/>
+          <w:lang w:val="en-GB"/>
+        </w:rPr>
+        <w:tab/>
+      </w:r>
+    </w:p>
+    <w:p>
+      <w:pPr>
+        <w:tabs>
+          <w:tab w:val="left" w:pos="540"/>
+          <w:tab w:val="left" w:pos="720"/>
+          <w:tab w:val="left" w:leader="dot" w:pos="8640"/>
+        </w:tabs>
+        <w:spacing w:line="240" w:lineRule="auto"/>
+        <w:rPr>
+          <w:rFonts w:ascii="Century" w:hAnsi="Century" w:cs="Khmer OS Battambang"/>
+          <w:sz w:val="24"/>
+          <w:szCs w:val="24"/>
+          <w:lang w:val="en-GB"/>
+        </w:rPr>
+      </w:pPr>
+      <w:r>
+        <w:rPr>
+          <w:rFonts w:ascii="Century" w:hAnsi="Century" w:cs="Khmer OS Battambang"/>
+          <w:sz w:val="24"/>
+          <w:szCs w:val="24"/>
+          <w:cs/>
+          <w:lang w:val="en-GB"/>
+        </w:rPr>
+        <w:tab/>
+      </w:r>
+      <w:r>
+        <w:rPr>
+          <w:rFonts w:ascii="Century" w:hAnsi="Century" w:cs="Khmer OS Battambang"/>
+          <w:sz w:val="24"/>
+          <w:szCs w:val="24"/>
+          <w:cs/>
+          <w:lang w:val="en-GB"/>
+        </w:rPr>
+        <w:tab/>
+      </w:r>
+      <w:r>
+        <w:rPr>
+          <w:rFonts w:ascii="Century" w:hAnsi="Century" w:cs="Khmer OS Battambang" w:hint="cs"/>
+          <w:sz w:val="24"/>
+          <w:szCs w:val="24"/>
+          <w:cs/>
+          <w:lang w:val="en-GB"/>
+        </w:rPr>
+        <w:t xml:space="preserve">ក. </w:t>
+      </w:r>
+      <w:r>
+        <w:rPr>
+          <w:rFonts w:ascii="Century" w:hAnsi="Century" w:cs="Khmer OS Battambang"/>
+          <w:sz w:val="24"/>
+          <w:szCs w:val="24"/>
+          <w:lang w:val="en-GB"/>
+        </w:rPr>
+        <w:t>MySQL</w:t>
+      </w:r>
+      <w:r>
+        <w:rPr>
+          <w:rFonts w:ascii="Century" w:hAnsi="Century" w:cs="Khmer OS Battambang"/>
+          <w:sz w:val="24"/>
+          <w:szCs w:val="24"/>
+          <w:cs/>
+          <w:lang w:val="en-GB"/>
+        </w:rPr>
+        <w:tab/>
+      </w:r>
+    </w:p>
+    <w:p>
+      <w:pPr>
+        <w:tabs>
+          <w:tab w:val="left" w:pos="540"/>
+          <w:tab w:val="left" w:pos="720"/>
+          <w:tab w:val="left" w:leader="dot" w:pos="8640"/>
+        </w:tabs>
+        <w:spacing w:line="240" w:lineRule="auto"/>
+        <w:rPr>
+          <w:rFonts w:ascii="Century" w:hAnsi="Century" w:cs="Khmer OS Battambang"/>
+          <w:sz w:val="24"/>
+          <w:szCs w:val="24"/>
+          <w:lang w:val="en-GB"/>
+        </w:rPr>
+      </w:pPr>
+      <w:r>
+        <w:rPr>
+          <w:rFonts w:ascii="Century" w:hAnsi="Century" w:cs="Khmer OS Battambang"/>
+          <w:sz w:val="24"/>
+          <w:szCs w:val="24"/>
+          <w:cs/>
+          <w:lang w:val="en-GB"/>
+        </w:rPr>
+        <w:tab/>
+      </w:r>
+      <w:r>
+        <w:rPr>
+          <w:rFonts w:ascii="Century" w:hAnsi="Century" w:cs="Khmer OS Battambang"/>
+          <w:sz w:val="24"/>
+          <w:szCs w:val="24"/>
+          <w:cs/>
+          <w:lang w:val="en-GB"/>
+        </w:rPr>
+        <w:tab/>
+      </w:r>
+      <w:r>
+        <w:rPr>
+          <w:rFonts w:ascii="Century" w:hAnsi="Century" w:cs="Khmer OS Battambang" w:hint="cs"/>
+          <w:sz w:val="24"/>
+          <w:szCs w:val="24"/>
+          <w:cs/>
+          <w:lang w:val="en-GB"/>
+        </w:rPr>
+        <w:t xml:space="preserve">ខ. </w:t>
+      </w:r>
+      <w:proofErr w:type="spellStart"/>
+      <w:r>
+        <w:rPr>
+          <w:rFonts w:ascii="Century" w:hAnsi="Century" w:cs="Khmer OS Battambang"/>
+          <w:sz w:val="24"/>
+          <w:szCs w:val="24"/>
+          <w:lang w:val="en-GB"/>
+        </w:rPr>
+        <w:t>Laragon</w:t>
+      </w:r>
+      <w:proofErr w:type="spellEnd"/>
+      <w:r>
+        <w:rPr>
+          <w:rFonts w:ascii="Century" w:hAnsi="Century" w:cs="Khmer OS Battambang"/>
+          <w:sz w:val="24"/>
+          <w:szCs w:val="24"/>
+          <w:cs/>
+          <w:lang w:val="en-GB"/>
+        </w:rPr>
+        <w:tab/>
+      </w:r>
+    </w:p>
+    <w:p>
+      <w:pPr>
+        <w:tabs>
+          <w:tab w:val="left" w:pos="540"/>
+          <w:tab w:val="left" w:pos="720"/>
+          <w:tab w:val="left" w:leader="dot" w:pos="8640"/>
+        </w:tabs>
+        <w:spacing w:line="240" w:lineRule="auto"/>
+        <w:rPr>
+          <w:rFonts w:ascii="Cambria" w:hAnsi="Cambria" w:cs="Khmer OS Battambang"/>
+          <w:sz w:val="24"/>
+          <w:szCs w:val="24"/>
+          <w:lang w:val="en-GB"/>
+        </w:rPr>
+      </w:pPr>
+      <w:r>
+        <w:rPr>
+          <w:rFonts w:ascii="Century" w:hAnsi="Century" w:cs="Khmer OS Battambang"/>
+          <w:sz w:val="24"/>
+          <w:szCs w:val="24"/>
+          <w:cs/>
+          <w:lang w:val="en-GB"/>
+        </w:rPr>
+        <w:tab/>
+      </w:r>
+      <w:r>
+        <w:rPr>
+          <w:rFonts w:ascii="Century" w:hAnsi="Century" w:cs="Khmer OS Battambang"/>
+          <w:sz w:val="24"/>
+          <w:szCs w:val="24"/>
+          <w:cs/>
+          <w:lang w:val="en-GB"/>
+        </w:rPr>
+        <w:tab/>
+      </w:r>
+      <w:r>
+        <w:rPr>
+          <w:rFonts w:ascii="Century" w:hAnsi="Century" w:cs="Khmer OS Battambang" w:hint="cs"/>
+          <w:sz w:val="24"/>
+          <w:szCs w:val="24"/>
+          <w:cs/>
+          <w:lang w:val="en-GB"/>
+        </w:rPr>
+        <w:t xml:space="preserve">គ. </w:t>
+      </w:r>
+      <w:r>
+        <w:rPr>
+          <w:rFonts w:ascii="Century" w:hAnsi="Century" w:cs="Khmer OS Battambang"/>
+          <w:sz w:val="24"/>
+          <w:szCs w:val="24"/>
+          <w:lang w:val="en-GB"/>
+        </w:rPr>
+        <w:t>Laravel</w:t>
+      </w:r>
+      <w:r>
+        <w:rPr>
+          <w:rFonts w:ascii="Century" w:hAnsi="Century" w:cs="Khmer OS Battambang"/>
+          <w:sz w:val="24"/>
+          <w:szCs w:val="24"/>
+          <w:cs/>
+          <w:lang w:val="en-GB"/>
+        </w:rPr>
+        <w:tab/>
+      </w:r>
+    </w:p>
+    <w:p>
+      <w:pPr>
+        <w:tabs>
+          <w:tab w:val="left" w:pos="540"/>
+          <w:tab w:val="left" w:pos="720"/>
+          <w:tab w:val="left" w:leader="dot" w:pos="8640"/>
+        </w:tabs>
+        <w:spacing w:line="240" w:lineRule="auto"/>
+        <w:rPr>
+          <w:rFonts w:ascii="Century" w:hAnsi="Century" w:cs="Khmer OS Battambang"/>
+          <w:sz w:val="24"/>
+          <w:szCs w:val="24"/>
+          <w:lang w:val="en-GB"/>
+        </w:rPr>
+      </w:pPr>
+      <w:r>
+        <w:rPr>
+          <w:rFonts w:ascii="Cambria" w:hAnsi="Cambria" w:cs="Khmer OS Battambang"/>
+          <w:sz w:val="24"/>
+          <w:szCs w:val="24"/>
+          <w:lang w:val="en-GB"/>
+        </w:rPr>
+        <w:tab/>
+      </w:r>
+      <w:r>
+        <w:rPr>
+          <w:rFonts w:ascii="Cambria" w:hAnsi="Cambria" w:cs="Khmer OS Battambang" w:hint="cs"/>
+          <w:sz w:val="24"/>
+          <w:szCs w:val="24"/>
+          <w:cs/>
+        </w:rPr>
+        <w:t>២.៨.៣ កម្មវិធីដែលប្រើប្រាស់</w:t>
+      </w:r>
+      <w:r>
+        <w:rPr>
+          <w:rFonts w:ascii="Century" w:hAnsi="Century" w:cs="Khmer OS Battambang"/>
+          <w:sz w:val="24"/>
+          <w:szCs w:val="24"/>
+          <w:cs/>
+        </w:rPr>
+        <w:tab/>
+      </w:r>
+    </w:p>
+    <w:p>
+      <w:pPr>
+        <w:tabs>
+          <w:tab w:val="left" w:pos="540"/>
+          <w:tab w:val="left" w:pos="720"/>
+          <w:tab w:val="left" w:leader="dot" w:pos="8640"/>
+        </w:tabs>
+        <w:spacing w:line="240" w:lineRule="auto"/>
+        <w:rPr>
+          <w:rFonts w:ascii="Cambria" w:hAnsi="Cambria" w:cs="Times New Roman"/>
+          <w:sz w:val="24"/>
+          <w:szCs w:val="39"/>
+          <w:lang w:val="en-GB"/>
+        </w:rPr>
+      </w:pPr>
+      <w:r>
+        <w:rPr>
+          <w:rFonts w:ascii="Cambria" w:hAnsi="Cambria" w:cs="Khmer OS Battambang"/>
+          <w:sz w:val="24"/>
+          <w:szCs w:val="24"/>
+          <w:lang w:val="en-GB"/>
+        </w:rPr>
+        <w:tab/>
+      </w:r>
+      <w:r>
+        <w:rPr>
+          <w:rFonts w:ascii="Cambria" w:hAnsi="Cambria" w:cs="Khmer OS Battambang"/>
+          <w:sz w:val="24"/>
+          <w:szCs w:val="24"/>
+          <w:lang w:val="en-GB"/>
+        </w:rPr>
+        <w:tab/>
+      </w:r>
+      <w:r>
+        <w:rPr>
+          <w:rFonts w:ascii="Khmer OS Bokor" w:hAnsi="Khmer OS Bokor" w:cs="Khmer OS Bokor"/>
+          <w:sz w:val="24"/>
+          <w:szCs w:val="24"/>
+          <w:cs/>
+        </w:rPr>
+        <w:t>ក.</w:t>
+      </w:r>
+      <w:r>
+        <w:rPr>
+          <w:rFonts w:ascii="Cambria" w:hAnsi="Cambria" w:cs="Times New Roman" w:hint="cs"/>
+          <w:sz w:val="24"/>
+          <w:szCs w:val="39"/>
+          <w:cs/>
+        </w:rPr>
+        <w:t xml:space="preserve"> </w:t>
+      </w:r>
+      <w:r>
+        <w:rPr>
+          <w:rFonts w:ascii="Century" w:hAnsi="Century" w:cs="Times New Roman"/>
+          <w:sz w:val="24"/>
+          <w:szCs w:val="39"/>
+          <w:lang w:val="en-GB"/>
+        </w:rPr>
+        <w:t>GitHub</w:t>
+      </w:r>
+      <w:r>
+        <w:rPr>
+          <w:rFonts w:ascii="Century" w:hAnsi="Century" w:cs="Times New Roman"/>
+          <w:sz w:val="24"/>
+          <w:szCs w:val="39"/>
+          <w:lang w:val="en-GB"/>
+        </w:rPr>
+        <w:tab/>
+      </w:r>
+    </w:p>
+    <w:p>
+      <w:pPr>
+        <w:tabs>
+          <w:tab w:val="left" w:pos="540"/>
+          <w:tab w:val="left" w:pos="720"/>
+          <w:tab w:val="left" w:leader="dot" w:pos="8640"/>
+        </w:tabs>
+        <w:spacing w:line="240" w:lineRule="auto"/>
+        <w:rPr>
           <w:rFonts w:ascii="Khmer OS Bokor" w:hAnsi="Khmer OS Bokor" w:cs="Khmer OS Bokor"/>
           <w:sz w:val="24"/>
           <w:szCs w:val="24"/>
@@ -4168,50 +4652,48 @@
         </w:tabs>
         <w:spacing w:line="240" w:lineRule="auto"/>
         <w:rPr>
+          <w:rFonts w:ascii="Khmer OS Bokor" w:hAnsi="Khmer OS Bokor" w:cs="Khmer OS Bokor"/>
+          <w:sz w:val="24"/>
+          <w:szCs w:val="24"/>
+          <w:lang w:val="en-GB"/>
+        </w:rPr>
+      </w:pPr>
+      <w:r>
+        <w:rPr>
+          <w:rFonts w:ascii="Khmer OS Bokor" w:hAnsi="Khmer OS Bokor" w:cs="Khmer OS Bokor"/>
+          <w:sz w:val="24"/>
+          <w:szCs w:val="24"/>
+          <w:lang w:val="en-GB"/>
+        </w:rPr>
+        <w:tab/>
+      </w:r>
+      <w:r>
+        <w:rPr>
+          <w:rFonts w:ascii="Khmer OS Bokor" w:hAnsi="Khmer OS Bokor" w:cs="Khmer OS Bokor"/>
+          <w:sz w:val="24"/>
+          <w:szCs w:val="24"/>
+          <w:lang w:val="en-GB"/>
+        </w:rPr>
+        <w:tab/>
+      </w:r>
+      <w:r>
+        <w:rPr>
+          <w:rFonts w:ascii="Khmer OS Bokor" w:hAnsi="Khmer OS Bokor" w:cs="Khmer OS Bokor"/>
+          <w:sz w:val="24"/>
+          <w:szCs w:val="24"/>
+          <w:cs/>
+        </w:rPr>
+        <w:t xml:space="preserve">ឃ. </w:t>
+      </w:r>
+      <w:r>
+        <w:rPr>
           <w:rFonts w:ascii="Century" w:hAnsi="Century" w:cs="Khmer OS Bokor"/>
           <w:sz w:val="24"/>
           <w:szCs w:val="24"/>
           <w:lang w:val="en-GB"/>
         </w:rPr>
-      </w:pPr>
-      <w:r>
-        <w:rPr>
-          <w:rFonts w:ascii="Khmer OS Bokor" w:hAnsi="Khmer OS Bokor" w:cs="Khmer OS Bokor"/>
-          <w:sz w:val="24"/>
-          <w:szCs w:val="24"/>
-          <w:lang w:val="en-GB"/>
-        </w:rPr>
-        <w:tab/>
-      </w:r>
-      <w:r>
-        <w:rPr>
-          <w:rFonts w:ascii="Khmer OS Bokor" w:hAnsi="Khmer OS Bokor" w:cs="Khmer OS Bokor"/>
-          <w:sz w:val="24"/>
-          <w:szCs w:val="24"/>
-          <w:lang w:val="en-GB"/>
-        </w:rPr>
-        <w:tab/>
-      </w:r>
-      <w:r>
-        <w:rPr>
-          <w:rFonts w:ascii="Khmer OS Bokor" w:hAnsi="Khmer OS Bokor" w:cs="Khmer OS Bokor"/>
-          <w:sz w:val="24"/>
-          <w:szCs w:val="24"/>
-          <w:cs/>
-        </w:rPr>
-        <w:t xml:space="preserve">គ. </w:t>
-      </w:r>
-      <w:proofErr w:type="spellStart"/>
-      <w:r>
-        <w:rPr>
-          <w:rFonts w:ascii="Century" w:hAnsi="Century" w:cs="Khmer OS Bokor"/>
-          <w:sz w:val="24"/>
-          <w:szCs w:val="24"/>
-          <w:lang w:val="en-GB"/>
-        </w:rPr>
-        <w:t>Laragon</w:t>
-      </w:r>
-      <w:proofErr w:type="spellEnd"/>
+        <w:t>Google Drive</w:t>
+      </w:r>
       <w:r>
         <w:rPr>
           <w:rFonts w:ascii="Century" w:hAnsi="Century" w:cs="Khmer OS Bokor"/>
@@ -4262,7 +4744,7 @@
           <w:szCs w:val="24"/>
           <w:cs/>
         </w:rPr>
-        <w:t xml:space="preserve">ឃ. </w:t>
+        <w:t xml:space="preserve">ង. </w:t>
       </w:r>
       <w:r>
         <w:rPr>
@@ -4271,7 +4753,7 @@
           <w:szCs w:val="24"/>
           <w:lang w:val="en-GB"/>
         </w:rPr>
-        <w:t>Google Drive</w:t>
+        <w:t>Google Chrome</w:t>
       </w:r>
       <w:r>
         <w:rPr>
@@ -4279,6 +4761,278 @@
           <w:sz w:val="24"/>
           <w:szCs w:val="24"/>
           <w:lang w:val="en-GB"/>
+        </w:rPr>
+        <w:tab/>
+      </w:r>
+    </w:p>
+    <w:p>
+      <w:pPr>
+        <w:tabs>
+          <w:tab w:val="left" w:pos="540"/>
+          <w:tab w:val="left" w:leader="dot" w:pos="8640"/>
+        </w:tabs>
+        <w:spacing w:line="240" w:lineRule="auto"/>
+        <w:rPr>
+          <w:rFonts w:ascii="Khmer OS Battambang" w:hAnsi="Khmer OS Battambang" w:cs="Khmer OS Battambang"/>
+          <w:sz w:val="24"/>
+          <w:szCs w:val="24"/>
+        </w:rPr>
+      </w:pPr>
+    </w:p>
+    <w:p>
+      <w:pPr>
+        <w:tabs>
+          <w:tab w:val="left" w:pos="540"/>
+          <w:tab w:val="left" w:leader="dot" w:pos="8640"/>
+        </w:tabs>
+        <w:spacing w:line="240" w:lineRule="auto"/>
+        <w:jc w:val="center"/>
+        <w:rPr>
+          <w:rFonts w:ascii="Khmer OS Muol" w:hAnsi="Khmer OS Muol" w:cs="Khmer OS Muol"/>
+          <w:sz w:val="24"/>
+          <w:szCs w:val="24"/>
+        </w:rPr>
+      </w:pPr>
+      <w:r>
+        <w:rPr>
+          <w:rFonts w:ascii="Khmer OS Muol" w:hAnsi="Khmer OS Muol" w:cs="Khmer OS Muol" w:hint="cs"/>
+          <w:sz w:val="24"/>
+          <w:szCs w:val="24"/>
+          <w:cs/>
+        </w:rPr>
+        <w:t>ជំពូក ៣</w:t>
+      </w:r>
+    </w:p>
+    <w:p>
+      <w:pPr>
+        <w:tabs>
+          <w:tab w:val="left" w:pos="540"/>
+          <w:tab w:val="left" w:leader="dot" w:pos="8640"/>
+        </w:tabs>
+        <w:spacing w:line="240" w:lineRule="auto"/>
+        <w:jc w:val="center"/>
+        <w:rPr>
+          <w:rFonts w:ascii="Khmer OS Muol" w:hAnsi="Khmer OS Muol" w:cs="Khmer OS Muol"/>
+          <w:sz w:val="24"/>
+          <w:szCs w:val="24"/>
+        </w:rPr>
+      </w:pPr>
+      <w:r>
+        <w:rPr>
+          <w:rFonts w:ascii="Khmer OS Muol" w:hAnsi="Khmer OS Muol" w:cs="Khmer OS Muol" w:hint="cs"/>
+          <w:sz w:val="24"/>
+          <w:szCs w:val="24"/>
+          <w:cs/>
+        </w:rPr>
+        <w:t>វិធីសាស្ត្រសិក្សាស្រាវជ្រាវ</w:t>
+      </w:r>
+    </w:p>
+    <w:p>
+      <w:pPr>
+        <w:tabs>
+          <w:tab w:val="left" w:pos="540"/>
+          <w:tab w:val="left" w:leader="dot" w:pos="8640"/>
+        </w:tabs>
+        <w:spacing w:line="240" w:lineRule="auto"/>
+        <w:rPr>
+          <w:rFonts w:ascii="Khmer OS Battambang" w:hAnsi="Khmer OS Battambang" w:cs="Khmer OS Battambang"/>
+          <w:sz w:val="24"/>
+          <w:szCs w:val="24"/>
+          <w:lang w:val="en-GB"/>
+        </w:rPr>
+      </w:pPr>
+      <w:r>
+        <w:rPr>
+          <w:rFonts w:ascii="Khmer OS Battambang" w:hAnsi="Khmer OS Battambang" w:cs="Khmer OS Battambang" w:hint="cs"/>
+          <w:sz w:val="24"/>
+          <w:szCs w:val="24"/>
+          <w:cs/>
+        </w:rPr>
+        <w:t>៣.១ ទីតាំងស្រាវជ្រាវ</w:t>
+      </w:r>
+      <w:r>
+        <w:rPr>
+          <w:rFonts w:ascii="Khmer OS Battambang" w:hAnsi="Khmer OS Battambang" w:cs="Khmer OS Battambang"/>
+          <w:sz w:val="24"/>
+          <w:szCs w:val="24"/>
+          <w:cs/>
+        </w:rPr>
+        <w:tab/>
+      </w:r>
+    </w:p>
+    <w:p>
+      <w:pPr>
+        <w:tabs>
+          <w:tab w:val="left" w:pos="540"/>
+          <w:tab w:val="left" w:leader="dot" w:pos="8640"/>
+        </w:tabs>
+        <w:spacing w:line="240" w:lineRule="auto"/>
+        <w:rPr>
+          <w:rFonts w:ascii="Century" w:hAnsi="Century" w:cs="Khmer OS Battambang"/>
+          <w:sz w:val="24"/>
+          <w:szCs w:val="24"/>
+        </w:rPr>
+      </w:pPr>
+      <w:r>
+        <w:rPr>
+          <w:rFonts w:ascii="Khmer OS Battambang" w:hAnsi="Khmer OS Battambang" w:cs="Khmer OS Battambang" w:hint="cs"/>
+          <w:sz w:val="24"/>
+          <w:szCs w:val="24"/>
+          <w:cs/>
+        </w:rPr>
+        <w:t xml:space="preserve">៣.២ </w:t>
+      </w:r>
+      <w:r>
+        <w:rPr>
+          <w:rFonts w:ascii="Cambria" w:hAnsi="Cambria" w:cs="Khmer OS Battambang" w:hint="cs"/>
+          <w:sz w:val="24"/>
+          <w:szCs w:val="24"/>
+          <w:cs/>
+        </w:rPr>
+        <w:t>ប្លង់ស្រាវជ្រា</w:t>
+      </w:r>
+      <w:r>
+        <w:rPr>
+          <w:rFonts w:ascii="Khmer OS Battambang" w:hAnsi="Khmer OS Battambang" w:cs="Khmer OS Battambang"/>
+          <w:sz w:val="24"/>
+          <w:szCs w:val="24"/>
+          <w:cs/>
+        </w:rPr>
+        <w:tab/>
+      </w:r>
+    </w:p>
+    <w:p>
+      <w:pPr>
+        <w:tabs>
+          <w:tab w:val="left" w:pos="540"/>
+          <w:tab w:val="left" w:leader="dot" w:pos="8640"/>
+        </w:tabs>
+        <w:spacing w:line="240" w:lineRule="auto"/>
+        <w:rPr>
+          <w:rFonts w:ascii="Century" w:hAnsi="Century" w:cs="Khmer OS Battambang"/>
+          <w:sz w:val="24"/>
+          <w:szCs w:val="24"/>
+        </w:rPr>
+      </w:pPr>
+      <w:r>
+        <w:rPr>
+          <w:rFonts w:ascii="Khmer OS Battambang" w:hAnsi="Khmer OS Battambang" w:cs="Khmer OS Battambang" w:hint="cs"/>
+          <w:sz w:val="24"/>
+          <w:szCs w:val="24"/>
+          <w:cs/>
+        </w:rPr>
+        <w:t xml:space="preserve">៣.៣ </w:t>
+      </w:r>
+      <w:r>
+        <w:rPr>
+          <w:rFonts w:ascii="Khmer OS Battambang" w:hAnsi="Khmer OS Battambang" w:cs="Khmer OS Battambang" w:hint="cs"/>
+          <w:sz w:val="24"/>
+          <w:szCs w:val="24"/>
+          <w:cs/>
+        </w:rPr>
+        <w:t>ទំហំ និងវិធីសាស្រ្តជ្រើសរើសប៉ាន់គំរូ ឬវិធីសាស្រ្តពិសោធន៍</w:t>
+      </w:r>
+      <w:r>
+        <w:rPr>
+          <w:rFonts w:ascii="Khmer OS Battambang" w:hAnsi="Khmer OS Battambang" w:cs="Khmer OS Battambang"/>
+          <w:sz w:val="24"/>
+          <w:szCs w:val="24"/>
+          <w:cs/>
+        </w:rPr>
+        <w:tab/>
+      </w:r>
+    </w:p>
+    <w:p>
+      <w:pPr>
+        <w:tabs>
+          <w:tab w:val="left" w:pos="540"/>
+          <w:tab w:val="left" w:leader="dot" w:pos="8640"/>
+        </w:tabs>
+        <w:spacing w:line="240" w:lineRule="auto"/>
+        <w:rPr>
+          <w:rFonts w:ascii="Century" w:hAnsi="Century" w:cs="Khmer OS Battambang"/>
+          <w:sz w:val="24"/>
+          <w:szCs w:val="24"/>
+        </w:rPr>
+      </w:pPr>
+      <w:r>
+        <w:rPr>
+          <w:rFonts w:ascii="Khmer OS Battambang" w:hAnsi="Khmer OS Battambang" w:cs="Khmer OS Battambang"/>
+          <w:sz w:val="24"/>
+          <w:szCs w:val="24"/>
+          <w:cs/>
+        </w:rPr>
+        <w:tab/>
+      </w:r>
+      <w:r>
+        <w:rPr>
+          <w:rFonts w:ascii="Khmer OS Battambang" w:hAnsi="Khmer OS Battambang" w:cs="Khmer OS Battambang" w:hint="cs"/>
+          <w:sz w:val="24"/>
+          <w:szCs w:val="24"/>
+          <w:cs/>
+        </w:rPr>
+        <w:t>៣.</w:t>
+      </w:r>
+      <w:r>
+        <w:rPr>
+          <w:rFonts w:ascii="Khmer OS Battambang" w:hAnsi="Khmer OS Battambang" w:cs="Khmer OS Battambang" w:hint="cs"/>
+          <w:sz w:val="24"/>
+          <w:szCs w:val="24"/>
+          <w:cs/>
+        </w:rPr>
+        <w:t>៣.១</w:t>
+      </w:r>
+      <w:r>
+        <w:rPr>
+          <w:rFonts w:ascii="Khmer OS Battambang" w:hAnsi="Khmer OS Battambang" w:cs="Khmer OS Battambang" w:hint="cs"/>
+          <w:sz w:val="24"/>
+          <w:szCs w:val="24"/>
+          <w:cs/>
+        </w:rPr>
+        <w:t xml:space="preserve"> </w:t>
+      </w:r>
+      <w:r>
+        <w:rPr>
+          <w:rFonts w:ascii="Khmer OS Battambang" w:hAnsi="Khmer OS Battambang" w:cs="Khmer OS Battambang" w:hint="cs"/>
+          <w:sz w:val="24"/>
+          <w:szCs w:val="24"/>
+          <w:cs/>
+        </w:rPr>
+        <w:t>ឧបករណ៍ប្រមូលទិន្នន័យ</w:t>
+      </w:r>
+      <w:r>
+        <w:rPr>
+          <w:rFonts w:ascii="Khmer OS Battambang" w:hAnsi="Khmer OS Battambang" w:cs="Times New Roman" w:hint="cs"/>
+          <w:sz w:val="24"/>
+          <w:szCs w:val="39"/>
+          <w:cs/>
+        </w:rPr>
+        <w:t>​</w:t>
+      </w:r>
+      <w:r>
+        <w:rPr>
+          <w:rFonts w:ascii="Khmer OS Battambang" w:hAnsi="Khmer OS Battambang" w:cs="Times New Roman"/>
+          <w:sz w:val="24"/>
+          <w:szCs w:val="39"/>
+          <w:lang w:val="en-GB"/>
+        </w:rPr>
+        <w:t xml:space="preserve"> </w:t>
+      </w:r>
+      <w:r>
+        <w:rPr>
+          <w:rFonts w:ascii="Century" w:hAnsi="Century" w:cs="Times New Roman"/>
+          <w:sz w:val="24"/>
+          <w:szCs w:val="39"/>
+          <w:lang w:val="en-GB"/>
+        </w:rPr>
+        <w:t>(Research Instruments)</w:t>
+      </w:r>
+      <w:r>
+        <w:rPr>
+          <w:rFonts w:ascii="Century" w:hAnsi="Century" w:cs="Khmer OS Battambang"/>
+          <w:sz w:val="24"/>
+          <w:szCs w:val="24"/>
+          <w:cs/>
         </w:rPr>
         <w:tab/>
       </w:r>
@@ -4292,54 +5046,1057 @@
         </w:tabs>
         <w:spacing w:line="240" w:lineRule="auto"/>
         <w:rPr>
-          <w:rFonts w:ascii="Khmer OS Bokor" w:hAnsi="Khmer OS Bokor" w:cs="Khmer OS Bokor"/>
-          <w:sz w:val="24"/>
-          <w:szCs w:val="24"/>
-          <w:lang w:val="en-GB"/>
-        </w:rPr>
-      </w:pPr>
-      <w:r>
-        <w:rPr>
-          <w:rFonts w:ascii="Khmer OS Bokor" w:hAnsi="Khmer OS Bokor" w:cs="Khmer OS Bokor"/>
-          <w:sz w:val="24"/>
-          <w:szCs w:val="24"/>
-          <w:lang w:val="en-GB"/>
+          <w:rFonts w:ascii="Century" w:hAnsi="Century" w:cs="Khmer OS Battambang"/>
+          <w:sz w:val="24"/>
+          <w:szCs w:val="24"/>
+        </w:rPr>
+      </w:pPr>
+      <w:r>
+        <w:rPr>
+          <w:rFonts w:ascii="Khmer OS Battambang" w:hAnsi="Khmer OS Battambang" w:cs="Khmer OS Battambang"/>
+          <w:sz w:val="24"/>
+          <w:szCs w:val="24"/>
         </w:rPr>
         <w:tab/>
       </w:r>
       <w:r>
         <w:rPr>
-          <w:rFonts w:ascii="Khmer OS Bokor" w:hAnsi="Khmer OS Bokor" w:cs="Khmer OS Bokor"/>
-          <w:sz w:val="24"/>
-          <w:szCs w:val="24"/>
-          <w:lang w:val="en-GB"/>
+          <w:rFonts w:ascii="Khmer OS Battambang" w:hAnsi="Khmer OS Battambang" w:cs="Khmer OS Battambang"/>
+          <w:sz w:val="24"/>
+          <w:szCs w:val="24"/>
         </w:rPr>
         <w:tab/>
       </w:r>
       <w:r>
         <w:rPr>
-          <w:rFonts w:ascii="Khmer OS Bokor" w:hAnsi="Khmer OS Bokor" w:cs="Khmer OS Bokor"/>
-          <w:sz w:val="24"/>
-          <w:szCs w:val="24"/>
-          <w:cs/>
-        </w:rPr>
-        <w:t xml:space="preserve">ង. </w:t>
-      </w:r>
-      <w:r>
-        <w:rPr>
-          <w:rFonts w:ascii="Century" w:hAnsi="Century" w:cs="Khmer OS Bokor"/>
-          <w:sz w:val="24"/>
-          <w:szCs w:val="24"/>
-          <w:lang w:val="en-GB"/>
-        </w:rPr>
-        <w:t>Google Chrome</w:t>
-      </w:r>
-      <w:r>
-        <w:rPr>
-          <w:rFonts w:ascii="Century" w:hAnsi="Century" w:cs="Khmer OS Bokor"/>
-          <w:sz w:val="24"/>
-          <w:szCs w:val="24"/>
-          <w:lang w:val="en-GB"/>
+          <w:rFonts w:ascii="Khmer OS Battambang" w:hAnsi="Khmer OS Battambang" w:cs="Khmer OS Battambang" w:hint="cs"/>
+          <w:sz w:val="24"/>
+          <w:szCs w:val="24"/>
+          <w:cs/>
+        </w:rPr>
+        <w:t>ក.</w:t>
+      </w:r>
+      <w:r>
+        <w:rPr>
+          <w:rFonts w:ascii="Khmer OS Battambang" w:hAnsi="Khmer OS Battambang" w:cs="Khmer OS Battambang" w:hint="cs"/>
+          <w:sz w:val="24"/>
+          <w:szCs w:val="24"/>
+          <w:cs/>
+        </w:rPr>
+        <w:t xml:space="preserve"> </w:t>
+      </w:r>
+      <w:r>
+        <w:rPr>
+          <w:rFonts w:ascii="Khmer OS Battambang" w:hAnsi="Khmer OS Battambang" w:cs="Khmer OS Battambang" w:hint="cs"/>
+          <w:sz w:val="24"/>
+          <w:szCs w:val="24"/>
+          <w:cs/>
+        </w:rPr>
+        <w:t xml:space="preserve">សំណួរសម្ភាសន៍ </w:t>
+      </w:r>
+      <w:r>
+        <w:rPr>
+          <w:rFonts w:ascii="Century" w:hAnsi="Century" w:cs="Khmer OS Battambang"/>
+          <w:sz w:val="24"/>
+          <w:szCs w:val="24"/>
+          <w:cs/>
+        </w:rPr>
+        <w:t>(</w:t>
+      </w:r>
+      <w:r>
+        <w:rPr>
+          <w:rFonts w:ascii="Century" w:hAnsi="Century" w:cs="Khmer OS Battambang"/>
+          <w:sz w:val="24"/>
+          <w:szCs w:val="24"/>
+          <w:lang w:val="en-GB"/>
+        </w:rPr>
+        <w:t>Interview Questions</w:t>
+      </w:r>
+      <w:r>
+        <w:rPr>
+          <w:rFonts w:ascii="Century" w:hAnsi="Century" w:cs="Khmer OS Battambang"/>
+          <w:sz w:val="24"/>
+          <w:szCs w:val="24"/>
+          <w:cs/>
+        </w:rPr>
+        <w:t>)</w:t>
+      </w:r>
+      <w:r>
+        <w:rPr>
+          <w:rFonts w:ascii="Century" w:hAnsi="Century" w:cs="Khmer OS Battambang"/>
+          <w:sz w:val="24"/>
+          <w:szCs w:val="24"/>
+          <w:cs/>
+        </w:rPr>
+        <w:tab/>
+      </w:r>
+    </w:p>
+    <w:p>
+      <w:pPr>
+        <w:tabs>
+          <w:tab w:val="left" w:pos="540"/>
+          <w:tab w:val="left" w:pos="720"/>
+          <w:tab w:val="left" w:leader="dot" w:pos="8640"/>
+        </w:tabs>
+        <w:spacing w:line="240" w:lineRule="auto"/>
+        <w:rPr>
+          <w:rFonts w:ascii="Khmer OS Battambang" w:hAnsi="Khmer OS Battambang" w:cs="Khmer OS Battambang"/>
+          <w:sz w:val="24"/>
+          <w:szCs w:val="24"/>
+        </w:rPr>
+      </w:pPr>
+      <w:r>
+        <w:rPr>
+          <w:rFonts w:ascii="Century" w:hAnsi="Century" w:cs="Khmer OS Battambang"/>
+          <w:sz w:val="24"/>
+          <w:szCs w:val="24"/>
+        </w:rPr>
+        <w:tab/>
+      </w:r>
+      <w:r>
+        <w:rPr>
+          <w:rFonts w:ascii="Century" w:hAnsi="Century" w:cs="Khmer OS Battambang"/>
+          <w:sz w:val="24"/>
+          <w:szCs w:val="24"/>
+        </w:rPr>
+        <w:tab/>
+      </w:r>
+      <w:r>
+        <w:rPr>
+          <w:rFonts w:ascii="Century" w:hAnsi="Century" w:cs="Khmer OS Battambang" w:hint="cs"/>
+          <w:sz w:val="24"/>
+          <w:szCs w:val="24"/>
+          <w:cs/>
+        </w:rPr>
+        <w:t>ខ.</w:t>
+      </w:r>
+      <w:r>
+        <w:rPr>
+          <w:rFonts w:ascii="Century" w:hAnsi="Century" w:cs="Times New Roman" w:hint="cs"/>
+          <w:sz w:val="24"/>
+          <w:szCs w:val="39"/>
+          <w:cs/>
+        </w:rPr>
+        <w:t xml:space="preserve">​ </w:t>
+      </w:r>
+      <w:r>
+        <w:rPr>
+          <w:rFonts w:ascii="Khmer OS Battambang" w:hAnsi="Khmer OS Battambang" w:cs="Khmer OS Battambang" w:hint="cs"/>
+          <w:sz w:val="24"/>
+          <w:szCs w:val="24"/>
+          <w:cs/>
+        </w:rPr>
+        <w:t xml:space="preserve">ការសិក្សាឯកសារ </w:t>
+      </w:r>
+      <w:r>
+        <w:rPr>
+          <w:rFonts w:ascii="Century" w:hAnsi="Century" w:cs="Khmer OS Battambang"/>
+          <w:sz w:val="24"/>
+          <w:szCs w:val="24"/>
+          <w:cs/>
+        </w:rPr>
+        <w:t>(</w:t>
+      </w:r>
+      <w:r>
+        <w:rPr>
+          <w:rFonts w:ascii="Century" w:hAnsi="Century" w:cs="Khmer OS Battambang"/>
+          <w:sz w:val="24"/>
+          <w:szCs w:val="24"/>
+          <w:lang w:val="en-GB"/>
+        </w:rPr>
+        <w:t>Document Review</w:t>
+      </w:r>
+      <w:r>
+        <w:rPr>
+          <w:rFonts w:ascii="Century" w:hAnsi="Century" w:cs="Khmer OS Battambang"/>
+          <w:sz w:val="24"/>
+          <w:szCs w:val="24"/>
+          <w:cs/>
+        </w:rPr>
+        <w:t>)</w:t>
+      </w:r>
+      <w:r>
+        <w:rPr>
+          <w:rFonts w:ascii="Khmer OS Battambang" w:hAnsi="Khmer OS Battambang" w:cs="Khmer OS Battambang"/>
+          <w:sz w:val="24"/>
+          <w:szCs w:val="24"/>
+        </w:rPr>
+        <w:tab/>
+      </w:r>
+    </w:p>
+    <w:p>
+      <w:pPr>
+        <w:tabs>
+          <w:tab w:val="left" w:pos="540"/>
+          <w:tab w:val="left" w:pos="720"/>
+          <w:tab w:val="left" w:leader="dot" w:pos="8640"/>
+        </w:tabs>
+        <w:spacing w:line="240" w:lineRule="auto"/>
+        <w:rPr>
+          <w:rFonts w:ascii="Khmer OS Battambang" w:hAnsi="Khmer OS Battambang" w:cs="Khmer OS Battambang"/>
+          <w:sz w:val="24"/>
+          <w:szCs w:val="24"/>
+        </w:rPr>
+      </w:pPr>
+      <w:r>
+        <w:rPr>
+          <w:rFonts w:ascii="Khmer OS Battambang" w:hAnsi="Khmer OS Battambang" w:cs="Khmer OS Battambang"/>
+          <w:sz w:val="24"/>
+          <w:szCs w:val="24"/>
+        </w:rPr>
+        <w:tab/>
+      </w:r>
+      <w:r>
+        <w:rPr>
+          <w:rFonts w:ascii="Khmer OS Battambang" w:hAnsi="Khmer OS Battambang" w:cs="Khmer OS Battambang"/>
+          <w:sz w:val="24"/>
+          <w:szCs w:val="24"/>
+        </w:rPr>
+        <w:tab/>
+      </w:r>
+      <w:r>
+        <w:rPr>
+          <w:rFonts w:ascii="Khmer OS Battambang" w:hAnsi="Khmer OS Battambang" w:cs="Khmer OS Battambang"/>
+          <w:sz w:val="24"/>
+          <w:szCs w:val="24"/>
+          <w:cs/>
+        </w:rPr>
+        <w:t>គ.</w:t>
+      </w:r>
+      <w:r>
+        <w:rPr>
+          <w:rFonts w:ascii="Times New Roman" w:hAnsi="Times New Roman" w:cs="Times New Roman" w:hint="cs"/>
+          <w:sz w:val="24"/>
+          <w:szCs w:val="24"/>
+          <w:cs/>
+        </w:rPr>
+        <w:t>​</w:t>
+      </w:r>
+      <w:r>
+        <w:rPr>
+          <w:rFonts w:ascii="Khmer OS Battambang" w:hAnsi="Khmer OS Battambang" w:cs="Khmer OS Battambang"/>
+          <w:sz w:val="24"/>
+          <w:szCs w:val="24"/>
+          <w:cs/>
+        </w:rPr>
+        <w:t xml:space="preserve"> ការសង្កេត </w:t>
+      </w:r>
+      <w:r>
+        <w:rPr>
+          <w:rFonts w:ascii="Century" w:hAnsi="Century" w:cs="Khmer OS Battambang"/>
+          <w:sz w:val="24"/>
+          <w:szCs w:val="24"/>
+          <w:cs/>
+        </w:rPr>
+        <w:t>(</w:t>
+      </w:r>
+      <w:r>
+        <w:rPr>
+          <w:rFonts w:ascii="Century" w:hAnsi="Century" w:cs="Khmer OS Battambang"/>
+          <w:sz w:val="24"/>
+          <w:szCs w:val="24"/>
+          <w:lang w:val="en-GB"/>
+        </w:rPr>
+        <w:t>Observation</w:t>
+      </w:r>
+      <w:r>
+        <w:rPr>
+          <w:rFonts w:ascii="Century" w:hAnsi="Century" w:cs="Khmer OS Battambang"/>
+          <w:sz w:val="24"/>
+          <w:szCs w:val="24"/>
+          <w:cs/>
+        </w:rPr>
+        <w:t>)</w:t>
+      </w:r>
+      <w:r>
+        <w:rPr>
+          <w:rFonts w:ascii="Khmer OS Battambang" w:hAnsi="Khmer OS Battambang" w:cs="Khmer OS Battambang"/>
+          <w:sz w:val="24"/>
+          <w:szCs w:val="24"/>
+        </w:rPr>
+        <w:tab/>
+      </w:r>
+    </w:p>
+    <w:p>
+      <w:pPr>
+        <w:tabs>
+          <w:tab w:val="left" w:pos="540"/>
+          <w:tab w:val="left" w:pos="720"/>
+          <w:tab w:val="left" w:leader="dot" w:pos="8640"/>
+        </w:tabs>
+        <w:spacing w:line="240" w:lineRule="auto"/>
+        <w:rPr>
+          <w:rFonts w:ascii="Khmer OS Battambang" w:hAnsi="Khmer OS Battambang" w:cs="Khmer OS Battambang"/>
+          <w:sz w:val="24"/>
+          <w:szCs w:val="24"/>
+        </w:rPr>
+      </w:pPr>
+      <w:r>
+        <w:rPr>
+          <w:rFonts w:ascii="Khmer OS Battambang" w:hAnsi="Khmer OS Battambang" w:cs="Khmer OS Battambang" w:hint="cs"/>
+          <w:sz w:val="24"/>
+          <w:szCs w:val="24"/>
+          <w:cs/>
+        </w:rPr>
+        <w:t>៣.៤ ការធ្វើបញ្ជីសំណួរសម្រាប់សម្ភាសន៍</w:t>
+      </w:r>
+      <w:r>
+        <w:rPr>
+          <w:rFonts w:ascii="Khmer OS Battambang" w:hAnsi="Khmer OS Battambang" w:cs="Khmer OS Battambang"/>
+          <w:sz w:val="24"/>
+          <w:szCs w:val="24"/>
+          <w:cs/>
+        </w:rPr>
+        <w:tab/>
+      </w:r>
+    </w:p>
+    <w:p>
+      <w:pPr>
+        <w:tabs>
+          <w:tab w:val="left" w:pos="540"/>
+          <w:tab w:val="left" w:pos="720"/>
+          <w:tab w:val="left" w:leader="dot" w:pos="8640"/>
+        </w:tabs>
+        <w:spacing w:line="240" w:lineRule="auto"/>
+        <w:rPr>
+          <w:rFonts w:ascii="Khmer OS Battambang" w:hAnsi="Khmer OS Battambang" w:cs="Khmer OS Battambang"/>
+          <w:sz w:val="24"/>
+          <w:szCs w:val="24"/>
+        </w:rPr>
+      </w:pPr>
+      <w:r>
+        <w:rPr>
+          <w:rFonts w:ascii="Khmer OS Battambang" w:hAnsi="Khmer OS Battambang" w:cs="Khmer OS Battambang" w:hint="cs"/>
+          <w:sz w:val="24"/>
+          <w:szCs w:val="24"/>
+          <w:cs/>
+        </w:rPr>
+        <w:lastRenderedPageBreak/>
+        <w:t>៣.៥ វិធីសាស្រ្តប្រមូលទិន្ន័យ</w:t>
+      </w:r>
+      <w:r>
+        <w:rPr>
+          <w:rFonts w:ascii="Khmer OS Battambang" w:hAnsi="Khmer OS Battambang" w:cs="Khmer OS Battambang"/>
+          <w:sz w:val="24"/>
+          <w:szCs w:val="24"/>
+          <w:cs/>
+        </w:rPr>
+        <w:tab/>
+      </w:r>
+    </w:p>
+    <w:p>
+      <w:pPr>
+        <w:tabs>
+          <w:tab w:val="left" w:pos="540"/>
+          <w:tab w:val="left" w:pos="720"/>
+          <w:tab w:val="left" w:leader="dot" w:pos="8640"/>
+        </w:tabs>
+        <w:spacing w:line="240" w:lineRule="auto"/>
+        <w:rPr>
+          <w:rFonts w:ascii="Khmer OS Battambang" w:hAnsi="Khmer OS Battambang" w:cs="Khmer OS Battambang"/>
+          <w:sz w:val="24"/>
+          <w:szCs w:val="24"/>
+        </w:rPr>
+      </w:pPr>
+      <w:r>
+        <w:rPr>
+          <w:rFonts w:ascii="Khmer OS Battambang" w:hAnsi="Khmer OS Battambang" w:cs="Khmer OS Battambang"/>
+          <w:sz w:val="24"/>
+          <w:szCs w:val="24"/>
+          <w:cs/>
+        </w:rPr>
+        <w:tab/>
+      </w:r>
+      <w:r>
+        <w:rPr>
+          <w:rFonts w:ascii="Khmer OS Battambang" w:hAnsi="Khmer OS Battambang" w:cs="Khmer OS Battambang" w:hint="cs"/>
+          <w:sz w:val="24"/>
+          <w:szCs w:val="24"/>
+          <w:cs/>
+        </w:rPr>
+        <w:t>៣.៥.១</w:t>
+      </w:r>
+      <w:r>
+        <w:rPr>
+          <w:rFonts w:ascii="Khmer OS Battambang" w:hAnsi="Khmer OS Battambang" w:cs="Khmer OS Battambang" w:hint="cs"/>
+          <w:sz w:val="24"/>
+          <w:szCs w:val="24"/>
+          <w:cs/>
+        </w:rPr>
+        <w:t xml:space="preserve"> ការរៀបចំបញ្ជីសំណួរ</w:t>
+      </w:r>
+      <w:r>
+        <w:rPr>
+          <w:rFonts w:ascii="Khmer OS Battambang" w:hAnsi="Khmer OS Battambang" w:cs="Khmer OS Battambang"/>
+          <w:sz w:val="24"/>
+          <w:szCs w:val="24"/>
+          <w:cs/>
+        </w:rPr>
+        <w:tab/>
+      </w:r>
+    </w:p>
+    <w:p>
+      <w:pPr>
+        <w:tabs>
+          <w:tab w:val="left" w:pos="540"/>
+          <w:tab w:val="left" w:pos="720"/>
+          <w:tab w:val="left" w:leader="dot" w:pos="8640"/>
+        </w:tabs>
+        <w:spacing w:line="240" w:lineRule="auto"/>
+        <w:rPr>
+          <w:rFonts w:ascii="Khmer OS Battambang" w:hAnsi="Khmer OS Battambang" w:cs="Khmer OS Battambang"/>
+          <w:sz w:val="24"/>
+          <w:szCs w:val="24"/>
+        </w:rPr>
+      </w:pPr>
+      <w:r>
+        <w:rPr>
+          <w:rFonts w:ascii="Khmer OS Battambang" w:hAnsi="Khmer OS Battambang" w:cs="Khmer OS Battambang"/>
+          <w:sz w:val="24"/>
+          <w:szCs w:val="24"/>
+          <w:cs/>
+        </w:rPr>
+        <w:tab/>
+      </w:r>
+      <w:r>
+        <w:rPr>
+          <w:rFonts w:ascii="Khmer OS Battambang" w:hAnsi="Khmer OS Battambang" w:cs="Khmer OS Battambang" w:hint="cs"/>
+          <w:sz w:val="24"/>
+          <w:szCs w:val="24"/>
+          <w:cs/>
+        </w:rPr>
+        <w:t>៣.៥.២</w:t>
+      </w:r>
+      <w:r>
+        <w:rPr>
+          <w:rFonts w:ascii="Khmer OS Battambang" w:hAnsi="Khmer OS Battambang" w:cs="Khmer OS Battambang" w:hint="cs"/>
+          <w:sz w:val="24"/>
+          <w:szCs w:val="24"/>
+          <w:cs/>
+        </w:rPr>
+        <w:t xml:space="preserve"> ការជ្រើសរើសអ្នកឆ្លើយ</w:t>
+      </w:r>
+      <w:r>
+        <w:rPr>
+          <w:rFonts w:ascii="Khmer OS Battambang" w:hAnsi="Khmer OS Battambang" w:cs="Khmer OS Battambang"/>
+          <w:sz w:val="24"/>
+          <w:szCs w:val="24"/>
+          <w:cs/>
+        </w:rPr>
+        <w:tab/>
+      </w:r>
+    </w:p>
+    <w:p>
+      <w:pPr>
+        <w:tabs>
+          <w:tab w:val="left" w:pos="540"/>
+          <w:tab w:val="left" w:pos="720"/>
+          <w:tab w:val="left" w:leader="dot" w:pos="8640"/>
+        </w:tabs>
+        <w:spacing w:line="240" w:lineRule="auto"/>
+        <w:rPr>
+          <w:rFonts w:ascii="Khmer OS Battambang" w:hAnsi="Khmer OS Battambang" w:cs="Khmer OS Battambang"/>
+          <w:sz w:val="24"/>
+          <w:szCs w:val="24"/>
+        </w:rPr>
+      </w:pPr>
+      <w:r>
+        <w:rPr>
+          <w:rFonts w:ascii="Khmer OS Battambang" w:hAnsi="Khmer OS Battambang" w:cs="Khmer OS Battambang"/>
+          <w:sz w:val="24"/>
+          <w:szCs w:val="24"/>
+          <w:cs/>
+        </w:rPr>
+        <w:tab/>
+      </w:r>
+      <w:r>
+        <w:rPr>
+          <w:rFonts w:ascii="Khmer OS Battambang" w:hAnsi="Khmer OS Battambang" w:cs="Khmer OS Battambang" w:hint="cs"/>
+          <w:sz w:val="24"/>
+          <w:szCs w:val="24"/>
+          <w:cs/>
+        </w:rPr>
+        <w:t>៣.៥.៣</w:t>
+      </w:r>
+      <w:r>
+        <w:rPr>
+          <w:rFonts w:ascii="Khmer OS Battambang" w:hAnsi="Khmer OS Battambang" w:cs="Khmer OS Battambang" w:hint="cs"/>
+          <w:sz w:val="24"/>
+          <w:szCs w:val="24"/>
+          <w:cs/>
+        </w:rPr>
+        <w:t xml:space="preserve"> ការអនុវត្តការសម្ភាសន៍</w:t>
+      </w:r>
+      <w:r>
+        <w:rPr>
+          <w:rFonts w:ascii="Khmer OS Battambang" w:hAnsi="Khmer OS Battambang" w:cs="Khmer OS Battambang"/>
+          <w:sz w:val="24"/>
+          <w:szCs w:val="24"/>
+          <w:cs/>
+        </w:rPr>
+        <w:tab/>
+      </w:r>
+    </w:p>
+    <w:p>
+      <w:pPr>
+        <w:tabs>
+          <w:tab w:val="left" w:pos="540"/>
+          <w:tab w:val="left" w:pos="720"/>
+          <w:tab w:val="left" w:leader="dot" w:pos="8640"/>
+        </w:tabs>
+        <w:spacing w:line="240" w:lineRule="auto"/>
+        <w:rPr>
+          <w:rFonts w:ascii="Khmer OS Battambang" w:hAnsi="Khmer OS Battambang" w:cs="Khmer OS Battambang"/>
+          <w:sz w:val="24"/>
+          <w:szCs w:val="24"/>
+        </w:rPr>
+      </w:pPr>
+      <w:r>
+        <w:rPr>
+          <w:rFonts w:ascii="Khmer OS Battambang" w:hAnsi="Khmer OS Battambang" w:cs="Khmer OS Battambang"/>
+          <w:sz w:val="24"/>
+          <w:szCs w:val="24"/>
+          <w:cs/>
+        </w:rPr>
+        <w:tab/>
+      </w:r>
+      <w:r>
+        <w:rPr>
+          <w:rFonts w:ascii="Khmer OS Battambang" w:hAnsi="Khmer OS Battambang" w:cs="Khmer OS Battambang" w:hint="cs"/>
+          <w:sz w:val="24"/>
+          <w:szCs w:val="24"/>
+          <w:cs/>
+        </w:rPr>
+        <w:t>៣.៥.៤</w:t>
+      </w:r>
+      <w:r>
+        <w:rPr>
+          <w:rFonts w:ascii="Khmer OS Battambang" w:hAnsi="Khmer OS Battambang" w:cs="Khmer OS Battambang" w:hint="cs"/>
+          <w:sz w:val="24"/>
+          <w:szCs w:val="24"/>
+          <w:cs/>
+        </w:rPr>
+        <w:t xml:space="preserve"> ការកត់ត្រាទិន្នន័យ</w:t>
+      </w:r>
+      <w:r>
+        <w:rPr>
+          <w:rFonts w:ascii="Khmer OS Battambang" w:hAnsi="Khmer OS Battambang" w:cs="Khmer OS Battambang"/>
+          <w:sz w:val="24"/>
+          <w:szCs w:val="24"/>
+          <w:cs/>
+        </w:rPr>
+        <w:tab/>
+      </w:r>
+    </w:p>
+    <w:p>
+      <w:pPr>
+        <w:tabs>
+          <w:tab w:val="left" w:pos="540"/>
+          <w:tab w:val="left" w:pos="720"/>
+          <w:tab w:val="left" w:leader="dot" w:pos="8640"/>
+        </w:tabs>
+        <w:spacing w:line="240" w:lineRule="auto"/>
+        <w:rPr>
+          <w:rFonts w:ascii="Khmer OS Battambang" w:hAnsi="Khmer OS Battambang" w:cs="Khmer OS Battambang"/>
+          <w:sz w:val="24"/>
+          <w:szCs w:val="24"/>
+        </w:rPr>
+      </w:pPr>
+      <w:r>
+        <w:rPr>
+          <w:rFonts w:ascii="Khmer OS Battambang" w:hAnsi="Khmer OS Battambang" w:cs="Khmer OS Battambang"/>
+          <w:sz w:val="24"/>
+          <w:szCs w:val="24"/>
+          <w:cs/>
+        </w:rPr>
+        <w:tab/>
+      </w:r>
+      <w:r>
+        <w:rPr>
+          <w:rFonts w:ascii="Khmer OS Battambang" w:hAnsi="Khmer OS Battambang" w:cs="Khmer OS Battambang" w:hint="cs"/>
+          <w:sz w:val="24"/>
+          <w:szCs w:val="24"/>
+          <w:cs/>
+        </w:rPr>
+        <w:t>៣.៥.៥</w:t>
+      </w:r>
+      <w:r>
+        <w:rPr>
+          <w:rFonts w:ascii="Khmer OS Battambang" w:hAnsi="Khmer OS Battambang" w:cs="Khmer OS Battambang" w:hint="cs"/>
+          <w:sz w:val="24"/>
+          <w:szCs w:val="24"/>
+          <w:cs/>
+        </w:rPr>
+        <w:t xml:space="preserve"> ការត្រួតពិនិត្យទិន្នន័យ</w:t>
+      </w:r>
+      <w:r>
+        <w:rPr>
+          <w:rFonts w:ascii="Khmer OS Battambang" w:hAnsi="Khmer OS Battambang" w:cs="Khmer OS Battambang"/>
+          <w:sz w:val="24"/>
+          <w:szCs w:val="24"/>
+          <w:cs/>
+        </w:rPr>
+        <w:tab/>
+      </w:r>
+    </w:p>
+    <w:p>
+      <w:pPr>
+        <w:tabs>
+          <w:tab w:val="left" w:pos="540"/>
+          <w:tab w:val="left" w:pos="720"/>
+          <w:tab w:val="left" w:leader="dot" w:pos="8640"/>
+        </w:tabs>
+        <w:spacing w:line="240" w:lineRule="auto"/>
+        <w:rPr>
+          <w:rFonts w:ascii="Khmer OS Battambang" w:hAnsi="Khmer OS Battambang" w:cs="Khmer OS Battambang"/>
+          <w:sz w:val="24"/>
+          <w:szCs w:val="24"/>
+        </w:rPr>
+      </w:pPr>
+      <w:r>
+        <w:rPr>
+          <w:rFonts w:ascii="Khmer OS Battambang" w:hAnsi="Khmer OS Battambang" w:cs="Khmer OS Battambang"/>
+          <w:sz w:val="24"/>
+          <w:szCs w:val="24"/>
+          <w:cs/>
+        </w:rPr>
+        <w:tab/>
+      </w:r>
+      <w:r>
+        <w:rPr>
+          <w:rFonts w:ascii="Khmer OS Battambang" w:hAnsi="Khmer OS Battambang" w:cs="Khmer OS Battambang" w:hint="cs"/>
+          <w:sz w:val="24"/>
+          <w:szCs w:val="24"/>
+          <w:cs/>
+        </w:rPr>
+        <w:t>៣.៥.៦</w:t>
+      </w:r>
+      <w:r>
+        <w:rPr>
+          <w:rFonts w:ascii="Khmer OS Battambang" w:hAnsi="Khmer OS Battambang" w:cs="Khmer OS Battambang" w:hint="cs"/>
+          <w:sz w:val="24"/>
+          <w:szCs w:val="24"/>
+          <w:cs/>
+        </w:rPr>
+        <w:t xml:space="preserve"> ការប្រើប្រាស់ទិន្នន័យ</w:t>
+      </w:r>
+      <w:r>
+        <w:rPr>
+          <w:rFonts w:ascii="Khmer OS Battambang" w:hAnsi="Khmer OS Battambang" w:cs="Khmer OS Battambang"/>
+          <w:sz w:val="24"/>
+          <w:szCs w:val="24"/>
+          <w:cs/>
+        </w:rPr>
+        <w:tab/>
+      </w:r>
+    </w:p>
+    <w:p>
+      <w:pPr>
+        <w:tabs>
+          <w:tab w:val="left" w:pos="540"/>
+          <w:tab w:val="left" w:pos="720"/>
+          <w:tab w:val="left" w:leader="dot" w:pos="8640"/>
+        </w:tabs>
+        <w:spacing w:line="240" w:lineRule="auto"/>
+        <w:rPr>
+          <w:rFonts w:ascii="Khmer OS Battambang" w:hAnsi="Khmer OS Battambang" w:cs="Khmer OS Battambang"/>
+          <w:sz w:val="24"/>
+          <w:szCs w:val="24"/>
+        </w:rPr>
+      </w:pPr>
+      <w:r>
+        <w:rPr>
+          <w:rFonts w:ascii="Khmer OS Battambang" w:hAnsi="Khmer OS Battambang" w:cs="Khmer OS Battambang" w:hint="cs"/>
+          <w:sz w:val="24"/>
+          <w:szCs w:val="24"/>
+          <w:cs/>
+        </w:rPr>
+        <w:t>៣.៦ វិធីសាស្រ្តវិភាគទិន្នន័យ</w:t>
+      </w:r>
+      <w:r>
+        <w:rPr>
+          <w:rFonts w:ascii="Khmer OS Battambang" w:hAnsi="Khmer OS Battambang" w:cs="Khmer OS Battambang"/>
+          <w:sz w:val="24"/>
+          <w:szCs w:val="24"/>
+          <w:cs/>
+        </w:rPr>
+        <w:tab/>
+      </w:r>
+    </w:p>
+    <w:p>
+      <w:pPr>
+        <w:tabs>
+          <w:tab w:val="left" w:pos="540"/>
+          <w:tab w:val="left" w:pos="720"/>
+          <w:tab w:val="left" w:leader="dot" w:pos="8640"/>
+        </w:tabs>
+        <w:spacing w:line="240" w:lineRule="auto"/>
+        <w:rPr>
+          <w:rFonts w:ascii="Khmer OS Battambang" w:hAnsi="Khmer OS Battambang" w:cs="Khmer OS Battambang"/>
+          <w:sz w:val="24"/>
+          <w:szCs w:val="24"/>
+        </w:rPr>
+      </w:pPr>
+      <w:r>
+        <w:rPr>
+          <w:rFonts w:ascii="Khmer OS Battambang" w:hAnsi="Khmer OS Battambang" w:cs="Khmer OS Battambang"/>
+          <w:sz w:val="24"/>
+          <w:szCs w:val="24"/>
+          <w:cs/>
+        </w:rPr>
+        <w:tab/>
+      </w:r>
+      <w:r>
+        <w:rPr>
+          <w:rFonts w:ascii="Khmer OS Battambang" w:hAnsi="Khmer OS Battambang" w:cs="Khmer OS Battambang" w:hint="cs"/>
+          <w:sz w:val="24"/>
+          <w:szCs w:val="24"/>
+          <w:cs/>
+        </w:rPr>
+        <w:t>៣.៦.១ ការបញ្ចូលទិន្នន័យ</w:t>
+      </w:r>
+      <w:r>
+        <w:rPr>
+          <w:rFonts w:ascii="Khmer OS Battambang" w:hAnsi="Khmer OS Battambang" w:cs="Khmer OS Battambang"/>
+          <w:sz w:val="24"/>
+          <w:szCs w:val="24"/>
+          <w:cs/>
+        </w:rPr>
+        <w:tab/>
+      </w:r>
+    </w:p>
+    <w:p>
+      <w:pPr>
+        <w:tabs>
+          <w:tab w:val="left" w:pos="540"/>
+          <w:tab w:val="left" w:pos="720"/>
+          <w:tab w:val="left" w:leader="dot" w:pos="8640"/>
+        </w:tabs>
+        <w:spacing w:line="240" w:lineRule="auto"/>
+        <w:rPr>
+          <w:rFonts w:ascii="Khmer OS Battambang" w:hAnsi="Khmer OS Battambang" w:cs="Khmer OS Battambang"/>
+          <w:sz w:val="24"/>
+          <w:szCs w:val="24"/>
+        </w:rPr>
+      </w:pPr>
+      <w:r>
+        <w:rPr>
+          <w:rFonts w:ascii="Khmer OS Battambang" w:hAnsi="Khmer OS Battambang" w:cs="Khmer OS Battambang"/>
+          <w:sz w:val="24"/>
+          <w:szCs w:val="24"/>
+          <w:cs/>
+        </w:rPr>
+        <w:tab/>
+      </w:r>
+      <w:r>
+        <w:rPr>
+          <w:rFonts w:ascii="Khmer OS Battambang" w:hAnsi="Khmer OS Battambang" w:cs="Khmer OS Battambang" w:hint="cs"/>
+          <w:sz w:val="24"/>
+          <w:szCs w:val="24"/>
+          <w:cs/>
+        </w:rPr>
+        <w:t>៣.៦.២ ការរៀបចំទិន្នន័យ</w:t>
+      </w:r>
+      <w:r>
+        <w:rPr>
+          <w:rFonts w:ascii="Khmer OS Battambang" w:hAnsi="Khmer OS Battambang" w:cs="Khmer OS Battambang"/>
+          <w:sz w:val="24"/>
+          <w:szCs w:val="24"/>
+          <w:cs/>
+        </w:rPr>
+        <w:tab/>
+      </w:r>
+    </w:p>
+    <w:p>
+      <w:pPr>
+        <w:tabs>
+          <w:tab w:val="left" w:pos="540"/>
+          <w:tab w:val="left" w:pos="720"/>
+          <w:tab w:val="left" w:leader="dot" w:pos="8640"/>
+        </w:tabs>
+        <w:spacing w:line="240" w:lineRule="auto"/>
+        <w:rPr>
+          <w:rFonts w:ascii="Khmer OS Battambang" w:hAnsi="Khmer OS Battambang" w:cs="Khmer OS Battambang"/>
+          <w:sz w:val="24"/>
+          <w:szCs w:val="24"/>
+        </w:rPr>
+      </w:pPr>
+      <w:r>
+        <w:rPr>
+          <w:rFonts w:ascii="Khmer OS Battambang" w:hAnsi="Khmer OS Battambang" w:cs="Khmer OS Battambang"/>
+          <w:sz w:val="24"/>
+          <w:szCs w:val="24"/>
+          <w:cs/>
+        </w:rPr>
+        <w:tab/>
+      </w:r>
+      <w:r>
+        <w:rPr>
+          <w:rFonts w:ascii="Khmer OS Battambang" w:hAnsi="Khmer OS Battambang" w:cs="Khmer OS Battambang" w:hint="cs"/>
+          <w:sz w:val="24"/>
+          <w:szCs w:val="24"/>
+          <w:cs/>
+        </w:rPr>
+        <w:t>៣.៦.៣ ការចាត់ថ្នាក់ទិន្នន័យ</w:t>
+      </w:r>
+      <w:r>
+        <w:rPr>
+          <w:rFonts w:ascii="Khmer OS Battambang" w:hAnsi="Khmer OS Battambang" w:cs="Khmer OS Battambang"/>
+          <w:sz w:val="24"/>
+          <w:szCs w:val="24"/>
+          <w:cs/>
+        </w:rPr>
+        <w:tab/>
+      </w:r>
+    </w:p>
+    <w:p>
+      <w:pPr>
+        <w:tabs>
+          <w:tab w:val="left" w:pos="540"/>
+          <w:tab w:val="left" w:pos="720"/>
+          <w:tab w:val="left" w:leader="dot" w:pos="8640"/>
+        </w:tabs>
+        <w:spacing w:line="240" w:lineRule="auto"/>
+        <w:rPr>
+          <w:rFonts w:ascii="Khmer OS Battambang" w:hAnsi="Khmer OS Battambang" w:cs="Khmer OS Battambang"/>
+          <w:sz w:val="24"/>
+          <w:szCs w:val="24"/>
+        </w:rPr>
+      </w:pPr>
+      <w:r>
+        <w:rPr>
+          <w:rFonts w:ascii="Khmer OS Battambang" w:hAnsi="Khmer OS Battambang" w:cs="Khmer OS Battambang"/>
+          <w:sz w:val="24"/>
+          <w:szCs w:val="24"/>
+          <w:cs/>
+        </w:rPr>
+        <w:tab/>
+      </w:r>
+      <w:r>
+        <w:rPr>
+          <w:rFonts w:ascii="Khmer OS Battambang" w:hAnsi="Khmer OS Battambang" w:cs="Khmer OS Battambang" w:hint="cs"/>
+          <w:sz w:val="24"/>
+          <w:szCs w:val="24"/>
+          <w:cs/>
+        </w:rPr>
+        <w:t>៣.៦.៤ ការសង្ខេប និងបង្ហាញទិន្នន័យ</w:t>
+      </w:r>
+      <w:r>
+        <w:rPr>
+          <w:rFonts w:ascii="Khmer OS Battambang" w:hAnsi="Khmer OS Battambang" w:cs="Khmer OS Battambang"/>
+          <w:sz w:val="24"/>
+          <w:szCs w:val="24"/>
+          <w:cs/>
+        </w:rPr>
+        <w:tab/>
+      </w:r>
+    </w:p>
+    <w:p>
+      <w:pPr>
+        <w:tabs>
+          <w:tab w:val="left" w:pos="540"/>
+          <w:tab w:val="left" w:pos="720"/>
+          <w:tab w:val="left" w:leader="dot" w:pos="8640"/>
+        </w:tabs>
+        <w:spacing w:line="240" w:lineRule="auto"/>
+        <w:rPr>
+          <w:rFonts w:ascii="Khmer OS Battambang" w:hAnsi="Khmer OS Battambang" w:cs="Khmer OS Battambang"/>
+          <w:sz w:val="24"/>
+          <w:szCs w:val="24"/>
+        </w:rPr>
+      </w:pPr>
+      <w:r>
+        <w:rPr>
+          <w:rFonts w:ascii="Khmer OS Battambang" w:hAnsi="Khmer OS Battambang" w:cs="Khmer OS Battambang"/>
+          <w:sz w:val="24"/>
+          <w:szCs w:val="24"/>
+          <w:cs/>
+        </w:rPr>
+        <w:tab/>
+      </w:r>
+      <w:r>
+        <w:rPr>
+          <w:rFonts w:ascii="Khmer OS Battambang" w:hAnsi="Khmer OS Battambang" w:cs="Khmer OS Battambang" w:hint="cs"/>
+          <w:sz w:val="24"/>
+          <w:szCs w:val="24"/>
+          <w:cs/>
+        </w:rPr>
+        <w:t>៣.៦.៥ ការវិភាគទិន្នន័យ</w:t>
+      </w:r>
+      <w:r>
+        <w:rPr>
+          <w:rFonts w:ascii="Khmer OS Battambang" w:hAnsi="Khmer OS Battambang" w:cs="Khmer OS Battambang"/>
+          <w:sz w:val="24"/>
+          <w:szCs w:val="24"/>
+          <w:cs/>
+        </w:rPr>
+        <w:tab/>
+      </w:r>
+    </w:p>
+    <w:p>
+      <w:pPr>
+        <w:tabs>
+          <w:tab w:val="left" w:pos="540"/>
+          <w:tab w:val="left" w:pos="720"/>
+          <w:tab w:val="left" w:leader="dot" w:pos="8640"/>
+        </w:tabs>
+        <w:spacing w:line="240" w:lineRule="auto"/>
+        <w:rPr>
+          <w:rFonts w:ascii="Khmer OS Battambang" w:hAnsi="Khmer OS Battambang" w:cs="Khmer OS Battambang"/>
+          <w:sz w:val="24"/>
+          <w:szCs w:val="24"/>
+        </w:rPr>
+      </w:pPr>
+      <w:r>
+        <w:rPr>
+          <w:rFonts w:ascii="Khmer OS Battambang" w:hAnsi="Khmer OS Battambang" w:cs="Khmer OS Battambang"/>
+          <w:sz w:val="24"/>
+          <w:szCs w:val="24"/>
+          <w:cs/>
+        </w:rPr>
+        <w:tab/>
+      </w:r>
+      <w:r>
+        <w:rPr>
+          <w:rFonts w:ascii="Khmer OS Battambang" w:hAnsi="Khmer OS Battambang" w:cs="Khmer OS Battambang" w:hint="cs"/>
+          <w:sz w:val="24"/>
+          <w:szCs w:val="24"/>
+          <w:cs/>
+        </w:rPr>
+        <w:t>៣.៦.៦ ការប្រើប្រាស់លទ្ធផលវិភាគ</w:t>
+      </w:r>
+      <w:r>
+        <w:rPr>
+          <w:rFonts w:ascii="Khmer OS Battambang" w:hAnsi="Khmer OS Battambang" w:cs="Khmer OS Battambang"/>
+          <w:sz w:val="24"/>
+          <w:szCs w:val="24"/>
+          <w:cs/>
+        </w:rPr>
+        <w:tab/>
+      </w:r>
+    </w:p>
+    <w:p>
+      <w:pPr>
+        <w:tabs>
+          <w:tab w:val="left" w:pos="540"/>
+          <w:tab w:val="left" w:pos="720"/>
+          <w:tab w:val="left" w:leader="dot" w:pos="8640"/>
+        </w:tabs>
+        <w:spacing w:line="240" w:lineRule="auto"/>
+        <w:rPr>
+          <w:rFonts w:ascii="Khmer OS Battambang" w:hAnsi="Khmer OS Battambang" w:cs="Khmer OS Battambang"/>
+          <w:sz w:val="24"/>
+          <w:szCs w:val="24"/>
+        </w:rPr>
+      </w:pPr>
+      <w:r>
+        <w:rPr>
+          <w:rFonts w:ascii="Khmer OS Battambang" w:hAnsi="Khmer OS Battambang" w:cs="Khmer OS Battambang" w:hint="cs"/>
+          <w:sz w:val="24"/>
+          <w:szCs w:val="24"/>
+          <w:cs/>
+        </w:rPr>
+        <w:t>៣.៧ លទ្ធផលរំពឹងទុក</w:t>
+      </w:r>
+      <w:r>
+        <w:rPr>
+          <w:rFonts w:ascii="Khmer OS Battambang" w:hAnsi="Khmer OS Battambang" w:cs="Khmer OS Battambang"/>
+          <w:sz w:val="24"/>
+          <w:szCs w:val="24"/>
+          <w:cs/>
+        </w:rPr>
+        <w:tab/>
+      </w:r>
+    </w:p>
+    <w:p>
+      <w:pPr>
+        <w:tabs>
+          <w:tab w:val="left" w:pos="540"/>
+          <w:tab w:val="left" w:pos="720"/>
+          <w:tab w:val="left" w:leader="dot" w:pos="8640"/>
+        </w:tabs>
+        <w:spacing w:line="240" w:lineRule="auto"/>
+        <w:rPr>
+          <w:rFonts w:ascii="Khmer OS Battambang" w:hAnsi="Khmer OS Battambang" w:cs="Khmer OS Battambang"/>
+          <w:sz w:val="24"/>
+          <w:szCs w:val="24"/>
+          <w:cs/>
+        </w:rPr>
+      </w:pPr>
+      <w:r>
+        <w:rPr>
+          <w:rFonts w:ascii="Khmer OS Battambang" w:hAnsi="Khmer OS Battambang" w:cs="Khmer OS Battambang" w:hint="cs"/>
+          <w:sz w:val="24"/>
+          <w:szCs w:val="24"/>
+          <w:cs/>
+        </w:rPr>
+        <w:t>៣.៨ ផែនការសកម្មភាព</w:t>
+      </w:r>
+      <w:r>
+        <w:rPr>
+          <w:rFonts w:ascii="Khmer OS Battambang" w:hAnsi="Khmer OS Battambang" w:cs="Khmer OS Battambang"/>
+          <w:sz w:val="24"/>
+          <w:szCs w:val="24"/>
+          <w:cs/>
+        </w:rPr>
+        <w:tab/>
+      </w:r>
+    </w:p>
+    <w:p>
+      <w:pPr>
+        <w:tabs>
+          <w:tab w:val="left" w:pos="540"/>
+          <w:tab w:val="left" w:leader="dot" w:pos="8640"/>
+        </w:tabs>
+        <w:spacing w:line="240" w:lineRule="auto"/>
+        <w:rPr>
+          <w:rFonts w:ascii="Khmer OS Battambang" w:hAnsi="Khmer OS Battambang" w:cs="Khmer OS Battambang"/>
+          <w:sz w:val="24"/>
+          <w:szCs w:val="24"/>
+        </w:rPr>
+      </w:pPr>
+      <w:r>
+        <w:rPr>
+          <w:rFonts w:ascii="Khmer OS Battambang" w:hAnsi="Khmer OS Battambang" w:cs="Khmer OS Battambang" w:hint="cs"/>
+          <w:sz w:val="24"/>
+          <w:szCs w:val="24"/>
+          <w:cs/>
+        </w:rPr>
+        <w:t>៣.</w:t>
+      </w:r>
+      <w:r>
+        <w:rPr>
+          <w:rFonts w:ascii="Khmer OS Battambang" w:hAnsi="Khmer OS Battambang" w:cs="Khmer OS Battambang" w:hint="cs"/>
+          <w:sz w:val="24"/>
+          <w:szCs w:val="24"/>
+          <w:cs/>
+        </w:rPr>
+        <w:t>១០</w:t>
+      </w:r>
+      <w:r>
+        <w:rPr>
+          <w:rFonts w:ascii="Khmer OS Battambang" w:hAnsi="Khmer OS Battambang" w:cs="Khmer OS Battambang" w:hint="cs"/>
+          <w:sz w:val="24"/>
+          <w:szCs w:val="24"/>
+          <w:cs/>
+        </w:rPr>
+        <w:t xml:space="preserve"> ផែនការ</w:t>
+      </w:r>
+      <w:r>
+        <w:rPr>
+          <w:rFonts w:ascii="Cambria" w:hAnsi="Cambria" w:cs="Khmer OS Battambang" w:hint="cs"/>
+          <w:sz w:val="24"/>
+          <w:szCs w:val="24"/>
+          <w:cs/>
+        </w:rPr>
+        <w:t>ថវិការ</w:t>
+      </w:r>
+      <w:r>
+        <w:rPr>
+          <w:rFonts w:ascii="Khmer OS Battambang" w:hAnsi="Khmer OS Battambang" w:cs="Khmer OS Battambang"/>
+          <w:sz w:val="24"/>
+          <w:szCs w:val="24"/>
+          <w:cs/>
         </w:rPr>
         <w:tab/>
       </w:r>
@@ -4370,1388 +6127,7 @@
           <w:rFonts w:ascii="Khmer OS Muol" w:hAnsi="Khmer OS Muol" w:cs="Khmer OS Muol"/>
           <w:sz w:val="24"/>
           <w:szCs w:val="24"/>
-        </w:rPr>
-      </w:pPr>
-      <w:r>
-        <w:rPr>
-          <w:rFonts w:ascii="Khmer OS Muol" w:hAnsi="Khmer OS Muol" w:cs="Khmer OS Muol" w:hint="cs"/>
-          <w:sz w:val="24"/>
-          <w:szCs w:val="24"/>
-          <w:cs/>
-        </w:rPr>
-        <w:t>ជំពូក ៣</w:t>
-      </w:r>
-    </w:p>
-    <w:p>
-      <w:pPr>
-        <w:tabs>
-          <w:tab w:val="left" w:pos="540"/>
-          <w:tab w:val="left" w:leader="dot" w:pos="8640"/>
-        </w:tabs>
-        <w:spacing w:line="240" w:lineRule="auto"/>
-        <w:jc w:val="center"/>
-        <w:rPr>
-          <w:rFonts w:ascii="Khmer OS Muol" w:hAnsi="Khmer OS Muol" w:cs="Khmer OS Muol"/>
-          <w:sz w:val="24"/>
-          <w:szCs w:val="24"/>
-        </w:rPr>
-      </w:pPr>
-      <w:r>
-        <w:rPr>
-          <w:rFonts w:ascii="Khmer OS Muol" w:hAnsi="Khmer OS Muol" w:cs="Khmer OS Muol" w:hint="cs"/>
-          <w:sz w:val="24"/>
-          <w:szCs w:val="24"/>
-          <w:cs/>
-        </w:rPr>
-        <w:t>វិធីសាស្ត្រសិក្សាស្រាវជ្រាវ</w:t>
-      </w:r>
-    </w:p>
-    <w:p>
-      <w:pPr>
-        <w:tabs>
-          <w:tab w:val="left" w:pos="540"/>
-          <w:tab w:val="left" w:leader="dot" w:pos="8640"/>
-        </w:tabs>
-        <w:spacing w:line="240" w:lineRule="auto"/>
-        <w:rPr>
-          <w:rFonts w:ascii="Khmer OS Battambang" w:hAnsi="Khmer OS Battambang" w:cs="Khmer OS Battambang"/>
-          <w:sz w:val="24"/>
-          <w:szCs w:val="24"/>
-          <w:lang w:val="en-GB"/>
-        </w:rPr>
-      </w:pPr>
-      <w:r>
-        <w:rPr>
-          <w:rFonts w:ascii="Khmer OS Battambang" w:hAnsi="Khmer OS Battambang" w:cs="Khmer OS Battambang" w:hint="cs"/>
-          <w:sz w:val="24"/>
-          <w:szCs w:val="24"/>
-          <w:cs/>
-        </w:rPr>
-        <w:t>៣.១ ទីតាំងស្រាវជ្រាវ</w:t>
-      </w:r>
-      <w:r>
-        <w:rPr>
-          <w:rFonts w:ascii="Khmer OS Battambang" w:hAnsi="Khmer OS Battambang" w:cs="Khmer OS Battambang"/>
-          <w:sz w:val="24"/>
-          <w:szCs w:val="24"/>
-          <w:cs/>
-        </w:rPr>
-        <w:tab/>
-      </w:r>
-    </w:p>
-    <w:p>
-      <w:pPr>
-        <w:tabs>
-          <w:tab w:val="left" w:pos="540"/>
-          <w:tab w:val="left" w:leader="dot" w:pos="8640"/>
-        </w:tabs>
-        <w:spacing w:line="240" w:lineRule="auto"/>
-        <w:rPr>
-          <w:rFonts w:ascii="Century" w:hAnsi="Century" w:cs="Khmer OS Battambang"/>
-          <w:sz w:val="24"/>
-          <w:szCs w:val="24"/>
-        </w:rPr>
-      </w:pPr>
-      <w:r>
-        <w:rPr>
-          <w:rFonts w:ascii="Khmer OS Battambang" w:hAnsi="Khmer OS Battambang" w:cs="Khmer OS Battambang" w:hint="cs"/>
-          <w:sz w:val="24"/>
-          <w:szCs w:val="24"/>
-          <w:cs/>
-        </w:rPr>
-        <w:t xml:space="preserve">៣.២ </w:t>
-      </w:r>
-      <w:r>
-        <w:rPr>
-          <w:rFonts w:ascii="Cambria" w:hAnsi="Cambria" w:cs="Khmer OS Battambang" w:hint="cs"/>
-          <w:sz w:val="24"/>
-          <w:szCs w:val="24"/>
-          <w:cs/>
-        </w:rPr>
-        <w:t>ប្លង់ស្រាវជ្រា</w:t>
-      </w:r>
-      <w:r>
-        <w:rPr>
-          <w:rFonts w:ascii="Khmer OS Battambang" w:hAnsi="Khmer OS Battambang" w:cs="Khmer OS Battambang"/>
-          <w:sz w:val="24"/>
-          <w:szCs w:val="24"/>
-          <w:cs/>
-        </w:rPr>
-        <w:tab/>
-      </w:r>
-    </w:p>
-    <w:p>
-      <w:pPr>
-        <w:tabs>
-          <w:tab w:val="left" w:pos="540"/>
-          <w:tab w:val="left" w:leader="dot" w:pos="8640"/>
-        </w:tabs>
-        <w:spacing w:line="240" w:lineRule="auto"/>
-        <w:rPr>
-          <w:rFonts w:ascii="Century" w:hAnsi="Century" w:cs="Khmer OS Battambang"/>
-          <w:sz w:val="24"/>
-          <w:szCs w:val="24"/>
-        </w:rPr>
-      </w:pPr>
-      <w:r>
-        <w:rPr>
-          <w:rFonts w:ascii="Khmer OS Battambang" w:hAnsi="Khmer OS Battambang" w:cs="Khmer OS Battambang" w:hint="cs"/>
-          <w:sz w:val="24"/>
-          <w:szCs w:val="24"/>
-          <w:cs/>
-        </w:rPr>
-        <w:t xml:space="preserve">៣.៣ </w:t>
-      </w:r>
-      <w:r>
-        <w:rPr>
-          <w:rFonts w:ascii="Khmer OS Battambang" w:hAnsi="Khmer OS Battambang" w:cs="Khmer OS Battambang" w:hint="cs"/>
-          <w:sz w:val="24"/>
-          <w:szCs w:val="24"/>
-          <w:cs/>
-        </w:rPr>
-        <w:t>ទំហំ និងវិធីសាស្រ្តជ្រើសរើសប៉ាន់គំរូ ឬវិធីសាស្រ្តពិសោធន៍</w:t>
-      </w:r>
-      <w:r>
-        <w:rPr>
-          <w:rFonts w:ascii="Khmer OS Battambang" w:hAnsi="Khmer OS Battambang" w:cs="Khmer OS Battambang"/>
-          <w:sz w:val="24"/>
-          <w:szCs w:val="24"/>
-          <w:cs/>
-        </w:rPr>
-        <w:tab/>
-      </w:r>
-    </w:p>
-    <w:p>
-      <w:pPr>
-        <w:tabs>
-          <w:tab w:val="left" w:pos="540"/>
-          <w:tab w:val="left" w:leader="dot" w:pos="8640"/>
-        </w:tabs>
-        <w:spacing w:line="240" w:lineRule="auto"/>
-        <w:rPr>
-          <w:rFonts w:ascii="Century" w:hAnsi="Century" w:cs="Khmer OS Battambang"/>
-          <w:sz w:val="24"/>
-          <w:szCs w:val="24"/>
-        </w:rPr>
-      </w:pPr>
-      <w:r>
-        <w:rPr>
-          <w:rFonts w:ascii="Khmer OS Battambang" w:hAnsi="Khmer OS Battambang" w:cs="Khmer OS Battambang"/>
-          <w:sz w:val="24"/>
-          <w:szCs w:val="24"/>
-          <w:cs/>
-        </w:rPr>
-        <w:tab/>
-      </w:r>
-      <w:r>
-        <w:rPr>
-          <w:rFonts w:ascii="Khmer OS Battambang" w:hAnsi="Khmer OS Battambang" w:cs="Khmer OS Battambang" w:hint="cs"/>
-          <w:sz w:val="24"/>
-          <w:szCs w:val="24"/>
-          <w:cs/>
-        </w:rPr>
-        <w:t>៣.</w:t>
-      </w:r>
-      <w:r>
-        <w:rPr>
-          <w:rFonts w:ascii="Khmer OS Battambang" w:hAnsi="Khmer OS Battambang" w:cs="Khmer OS Battambang" w:hint="cs"/>
-          <w:sz w:val="24"/>
-          <w:szCs w:val="24"/>
-          <w:cs/>
-        </w:rPr>
-        <w:t>៣.១</w:t>
-      </w:r>
-      <w:r>
-        <w:rPr>
-          <w:rFonts w:ascii="Khmer OS Battambang" w:hAnsi="Khmer OS Battambang" w:cs="Khmer OS Battambang" w:hint="cs"/>
-          <w:sz w:val="24"/>
-          <w:szCs w:val="24"/>
-          <w:cs/>
-        </w:rPr>
-        <w:t xml:space="preserve"> </w:t>
-      </w:r>
-      <w:r>
-        <w:rPr>
-          <w:rFonts w:ascii="Khmer OS Battambang" w:hAnsi="Khmer OS Battambang" w:cs="Khmer OS Battambang" w:hint="cs"/>
-          <w:sz w:val="24"/>
-          <w:szCs w:val="24"/>
-          <w:cs/>
-        </w:rPr>
-        <w:t>ឧបករណ៍ប្រមូលទិន្នន័យ</w:t>
-      </w:r>
-      <w:r>
-        <w:rPr>
-          <w:rFonts w:ascii="Khmer OS Battambang" w:hAnsi="Khmer OS Battambang" w:cs="Times New Roman" w:hint="cs"/>
-          <w:sz w:val="24"/>
-          <w:szCs w:val="39"/>
-          <w:cs/>
-        </w:rPr>
-        <w:t>​</w:t>
-      </w:r>
-      <w:r>
-        <w:rPr>
-          <w:rFonts w:ascii="Khmer OS Battambang" w:hAnsi="Khmer OS Battambang" w:cs="Times New Roman"/>
-          <w:sz w:val="24"/>
-          <w:szCs w:val="39"/>
-          <w:lang w:val="en-GB"/>
-        </w:rPr>
-        <w:t xml:space="preserve"> </w:t>
-      </w:r>
-      <w:r>
-        <w:rPr>
-          <w:rFonts w:ascii="Century" w:hAnsi="Century" w:cs="Times New Roman"/>
-          <w:sz w:val="24"/>
-          <w:szCs w:val="39"/>
-          <w:lang w:val="en-GB"/>
-        </w:rPr>
-        <w:t>(Research Instruments)</w:t>
-      </w:r>
-      <w:r>
-        <w:rPr>
-          <w:rFonts w:ascii="Century" w:hAnsi="Century" w:cs="Khmer OS Battambang"/>
-          <w:sz w:val="24"/>
-          <w:szCs w:val="24"/>
-          <w:cs/>
-        </w:rPr>
-        <w:tab/>
-      </w:r>
-    </w:p>
-    <w:p>
-      <w:pPr>
-        <w:tabs>
-          <w:tab w:val="left" w:pos="540"/>
-          <w:tab w:val="left" w:pos="720"/>
-          <w:tab w:val="left" w:leader="dot" w:pos="8640"/>
-        </w:tabs>
-        <w:spacing w:line="240" w:lineRule="auto"/>
-        <w:rPr>
-          <w:rFonts w:ascii="Century" w:hAnsi="Century" w:cs="Khmer OS Battambang"/>
-          <w:sz w:val="24"/>
-          <w:szCs w:val="24"/>
-        </w:rPr>
-      </w:pPr>
-      <w:r>
-        <w:rPr>
-          <w:rFonts w:ascii="Khmer OS Battambang" w:hAnsi="Khmer OS Battambang" w:cs="Khmer OS Battambang"/>
-          <w:sz w:val="24"/>
-          <w:szCs w:val="24"/>
-        </w:rPr>
-        <w:tab/>
-      </w:r>
-      <w:r>
-        <w:rPr>
-          <w:rFonts w:ascii="Khmer OS Battambang" w:hAnsi="Khmer OS Battambang" w:cs="Khmer OS Battambang"/>
-          <w:sz w:val="24"/>
-          <w:szCs w:val="24"/>
-        </w:rPr>
-        <w:tab/>
-      </w:r>
-      <w:r>
-        <w:rPr>
-          <w:rFonts w:ascii="Khmer OS Battambang" w:hAnsi="Khmer OS Battambang" w:cs="Khmer OS Battambang" w:hint="cs"/>
-          <w:sz w:val="24"/>
-          <w:szCs w:val="24"/>
-          <w:cs/>
-        </w:rPr>
-        <w:t>ក.</w:t>
-      </w:r>
-      <w:r>
-        <w:rPr>
-          <w:rFonts w:ascii="Khmer OS Battambang" w:hAnsi="Khmer OS Battambang" w:cs="Khmer OS Battambang" w:hint="cs"/>
-          <w:sz w:val="24"/>
-          <w:szCs w:val="24"/>
-          <w:cs/>
-        </w:rPr>
-        <w:t xml:space="preserve"> </w:t>
-      </w:r>
-      <w:r>
-        <w:rPr>
-          <w:rFonts w:ascii="Khmer OS Battambang" w:hAnsi="Khmer OS Battambang" w:cs="Khmer OS Battambang" w:hint="cs"/>
-          <w:sz w:val="24"/>
-          <w:szCs w:val="24"/>
-          <w:cs/>
-        </w:rPr>
-        <w:t xml:space="preserve">សំណួរសម្ភាសន៍ </w:t>
-      </w:r>
-      <w:r>
-        <w:rPr>
-          <w:rFonts w:ascii="Century" w:hAnsi="Century" w:cs="Khmer OS Battambang"/>
-          <w:sz w:val="24"/>
-          <w:szCs w:val="24"/>
-          <w:cs/>
-        </w:rPr>
-        <w:t>(</w:t>
-      </w:r>
-      <w:r>
-        <w:rPr>
-          <w:rFonts w:ascii="Century" w:hAnsi="Century" w:cs="Khmer OS Battambang"/>
-          <w:sz w:val="24"/>
-          <w:szCs w:val="24"/>
-          <w:lang w:val="en-GB"/>
-        </w:rPr>
-        <w:t>Interview Questions</w:t>
-      </w:r>
-      <w:r>
-        <w:rPr>
-          <w:rFonts w:ascii="Century" w:hAnsi="Century" w:cs="Khmer OS Battambang"/>
-          <w:sz w:val="24"/>
-          <w:szCs w:val="24"/>
-          <w:cs/>
-        </w:rPr>
-        <w:t>)</w:t>
-      </w:r>
-      <w:r>
-        <w:rPr>
-          <w:rFonts w:ascii="Century" w:hAnsi="Century" w:cs="Khmer OS Battambang"/>
-          <w:sz w:val="24"/>
-          <w:szCs w:val="24"/>
-          <w:cs/>
-        </w:rPr>
-        <w:tab/>
-      </w:r>
-    </w:p>
-    <w:p>
-      <w:pPr>
-        <w:tabs>
-          <w:tab w:val="left" w:pos="540"/>
-          <w:tab w:val="left" w:pos="720"/>
-          <w:tab w:val="left" w:leader="dot" w:pos="8640"/>
-        </w:tabs>
-        <w:spacing w:line="240" w:lineRule="auto"/>
-        <w:rPr>
-          <w:rFonts w:ascii="Khmer OS Battambang" w:hAnsi="Khmer OS Battambang" w:cs="Khmer OS Battambang"/>
-          <w:sz w:val="24"/>
-          <w:szCs w:val="24"/>
-        </w:rPr>
-      </w:pPr>
-      <w:r>
-        <w:rPr>
-          <w:rFonts w:ascii="Century" w:hAnsi="Century" w:cs="Khmer OS Battambang"/>
-          <w:sz w:val="24"/>
-          <w:szCs w:val="24"/>
-        </w:rPr>
-        <w:tab/>
-      </w:r>
-      <w:r>
-        <w:rPr>
-          <w:rFonts w:ascii="Century" w:hAnsi="Century" w:cs="Khmer OS Battambang"/>
-          <w:sz w:val="24"/>
-          <w:szCs w:val="24"/>
-        </w:rPr>
-        <w:tab/>
-      </w:r>
-      <w:r>
-        <w:rPr>
-          <w:rFonts w:ascii="Century" w:hAnsi="Century" w:cs="Khmer OS Battambang" w:hint="cs"/>
-          <w:sz w:val="24"/>
-          <w:szCs w:val="24"/>
-          <w:cs/>
-        </w:rPr>
-        <w:t>ខ.</w:t>
-      </w:r>
-      <w:r>
-        <w:rPr>
-          <w:rFonts w:ascii="Century" w:hAnsi="Century" w:cs="Times New Roman" w:hint="cs"/>
-          <w:sz w:val="24"/>
-          <w:szCs w:val="39"/>
-          <w:cs/>
-        </w:rPr>
-        <w:t xml:space="preserve">​ </w:t>
-      </w:r>
-      <w:r>
-        <w:rPr>
-          <w:rFonts w:ascii="Khmer OS Battambang" w:hAnsi="Khmer OS Battambang" w:cs="Khmer OS Battambang" w:hint="cs"/>
-          <w:sz w:val="24"/>
-          <w:szCs w:val="24"/>
-          <w:cs/>
-        </w:rPr>
-        <w:t xml:space="preserve">ការសិក្សាឯកសារ </w:t>
-      </w:r>
-      <w:r>
-        <w:rPr>
-          <w:rFonts w:ascii="Century" w:hAnsi="Century" w:cs="Khmer OS Battambang"/>
-          <w:sz w:val="24"/>
-          <w:szCs w:val="24"/>
-          <w:cs/>
-        </w:rPr>
-        <w:t>(</w:t>
-      </w:r>
-      <w:r>
-        <w:rPr>
-          <w:rFonts w:ascii="Century" w:hAnsi="Century" w:cs="Khmer OS Battambang"/>
-          <w:sz w:val="24"/>
-          <w:szCs w:val="24"/>
-          <w:lang w:val="en-GB"/>
-        </w:rPr>
-        <w:t>Document Review</w:t>
-      </w:r>
-      <w:r>
-        <w:rPr>
-          <w:rFonts w:ascii="Century" w:hAnsi="Century" w:cs="Khmer OS Battambang"/>
-          <w:sz w:val="24"/>
-          <w:szCs w:val="24"/>
-          <w:cs/>
-        </w:rPr>
-        <w:t>)</w:t>
-      </w:r>
-      <w:r>
-        <w:rPr>
-          <w:rFonts w:ascii="Khmer OS Battambang" w:hAnsi="Khmer OS Battambang" w:cs="Khmer OS Battambang"/>
-          <w:sz w:val="24"/>
-          <w:szCs w:val="24"/>
-        </w:rPr>
-        <w:tab/>
-      </w:r>
-    </w:p>
-    <w:p>
-      <w:pPr>
-        <w:tabs>
-          <w:tab w:val="left" w:pos="540"/>
-          <w:tab w:val="left" w:pos="720"/>
-          <w:tab w:val="left" w:leader="dot" w:pos="8640"/>
-        </w:tabs>
-        <w:spacing w:line="240" w:lineRule="auto"/>
-        <w:rPr>
-          <w:rFonts w:ascii="Khmer OS Battambang" w:hAnsi="Khmer OS Battambang" w:cs="Khmer OS Battambang"/>
-          <w:sz w:val="24"/>
-          <w:szCs w:val="24"/>
-        </w:rPr>
-      </w:pPr>
-      <w:r>
-        <w:rPr>
-          <w:rFonts w:ascii="Khmer OS Battambang" w:hAnsi="Khmer OS Battambang" w:cs="Khmer OS Battambang"/>
-          <w:sz w:val="24"/>
-          <w:szCs w:val="24"/>
-        </w:rPr>
-        <w:tab/>
-      </w:r>
-      <w:r>
-        <w:rPr>
-          <w:rFonts w:ascii="Khmer OS Battambang" w:hAnsi="Khmer OS Battambang" w:cs="Khmer OS Battambang"/>
-          <w:sz w:val="24"/>
-          <w:szCs w:val="24"/>
-        </w:rPr>
-        <w:tab/>
-      </w:r>
-      <w:r>
-        <w:rPr>
-          <w:rFonts w:ascii="Khmer OS Battambang" w:hAnsi="Khmer OS Battambang" w:cs="Khmer OS Battambang"/>
-          <w:sz w:val="24"/>
-          <w:szCs w:val="24"/>
-          <w:cs/>
-        </w:rPr>
-        <w:t>គ.</w:t>
-      </w:r>
-      <w:r>
-        <w:rPr>
-          <w:rFonts w:ascii="Times New Roman" w:hAnsi="Times New Roman" w:cs="Times New Roman" w:hint="cs"/>
-          <w:sz w:val="24"/>
-          <w:szCs w:val="24"/>
-          <w:cs/>
-        </w:rPr>
-        <w:t>​</w:t>
-      </w:r>
-      <w:r>
-        <w:rPr>
-          <w:rFonts w:ascii="Khmer OS Battambang" w:hAnsi="Khmer OS Battambang" w:cs="Khmer OS Battambang"/>
-          <w:sz w:val="24"/>
-          <w:szCs w:val="24"/>
-          <w:cs/>
-        </w:rPr>
-        <w:t xml:space="preserve"> ការសង្កេត </w:t>
-      </w:r>
-      <w:r>
-        <w:rPr>
-          <w:rFonts w:ascii="Century" w:hAnsi="Century" w:cs="Khmer OS Battambang"/>
-          <w:sz w:val="24"/>
-          <w:szCs w:val="24"/>
-          <w:cs/>
-        </w:rPr>
-        <w:t>(</w:t>
-      </w:r>
-      <w:r>
-        <w:rPr>
-          <w:rFonts w:ascii="Century" w:hAnsi="Century" w:cs="Khmer OS Battambang"/>
-          <w:sz w:val="24"/>
-          <w:szCs w:val="24"/>
-          <w:lang w:val="en-GB"/>
-        </w:rPr>
-        <w:t>Observation</w:t>
-      </w:r>
-      <w:r>
-        <w:rPr>
-          <w:rFonts w:ascii="Century" w:hAnsi="Century" w:cs="Khmer OS Battambang"/>
-          <w:sz w:val="24"/>
-          <w:szCs w:val="24"/>
-          <w:cs/>
-        </w:rPr>
-        <w:t>)</w:t>
-      </w:r>
-      <w:r>
-        <w:rPr>
-          <w:rFonts w:ascii="Khmer OS Battambang" w:hAnsi="Khmer OS Battambang" w:cs="Khmer OS Battambang"/>
-          <w:sz w:val="24"/>
-          <w:szCs w:val="24"/>
-        </w:rPr>
-        <w:tab/>
-      </w:r>
-    </w:p>
-    <w:p>
-      <w:pPr>
-        <w:tabs>
-          <w:tab w:val="left" w:pos="540"/>
-          <w:tab w:val="left" w:pos="720"/>
-          <w:tab w:val="left" w:leader="dot" w:pos="8640"/>
-        </w:tabs>
-        <w:spacing w:line="240" w:lineRule="auto"/>
-        <w:rPr>
-          <w:rFonts w:ascii="Khmer OS Battambang" w:hAnsi="Khmer OS Battambang" w:cs="Khmer OS Battambang"/>
-          <w:sz w:val="24"/>
-          <w:szCs w:val="24"/>
-        </w:rPr>
-      </w:pPr>
-      <w:r>
-        <w:rPr>
-          <w:rFonts w:ascii="Khmer OS Battambang" w:hAnsi="Khmer OS Battambang" w:cs="Khmer OS Battambang" w:hint="cs"/>
-          <w:sz w:val="24"/>
-          <w:szCs w:val="24"/>
-          <w:cs/>
-        </w:rPr>
-        <w:t>៣.៤ ការធ្វើបញ្ជីសំណួរសម្រាប់សម្ភាសន៍</w:t>
-      </w:r>
-      <w:r>
-        <w:rPr>
-          <w:rFonts w:ascii="Khmer OS Battambang" w:hAnsi="Khmer OS Battambang" w:cs="Khmer OS Battambang"/>
-          <w:sz w:val="24"/>
-          <w:szCs w:val="24"/>
-          <w:cs/>
-        </w:rPr>
-        <w:tab/>
-      </w:r>
-    </w:p>
-    <w:p>
-      <w:pPr>
-        <w:tabs>
-          <w:tab w:val="left" w:pos="540"/>
-          <w:tab w:val="left" w:pos="720"/>
-          <w:tab w:val="left" w:leader="dot" w:pos="8640"/>
-        </w:tabs>
-        <w:spacing w:line="240" w:lineRule="auto"/>
-        <w:rPr>
-          <w:rFonts w:ascii="Khmer OS Battambang" w:hAnsi="Khmer OS Battambang" w:cs="Khmer OS Battambang"/>
-          <w:sz w:val="24"/>
-          <w:szCs w:val="24"/>
-        </w:rPr>
-      </w:pPr>
-      <w:r>
-        <w:rPr>
-          <w:rFonts w:ascii="Khmer OS Battambang" w:hAnsi="Khmer OS Battambang" w:cs="Khmer OS Battambang" w:hint="cs"/>
-          <w:sz w:val="24"/>
-          <w:szCs w:val="24"/>
-          <w:cs/>
-        </w:rPr>
-        <w:t>៣.៥ វិធីសាស្រ្តប្រមូលទិន្ន័យ</w:t>
-      </w:r>
-      <w:r>
-        <w:rPr>
-          <w:rFonts w:ascii="Khmer OS Battambang" w:hAnsi="Khmer OS Battambang" w:cs="Khmer OS Battambang"/>
-          <w:sz w:val="24"/>
-          <w:szCs w:val="24"/>
-          <w:cs/>
-        </w:rPr>
-        <w:tab/>
-      </w:r>
-    </w:p>
-    <w:p>
-      <w:pPr>
-        <w:tabs>
-          <w:tab w:val="left" w:pos="540"/>
-          <w:tab w:val="left" w:pos="720"/>
-          <w:tab w:val="left" w:leader="dot" w:pos="8640"/>
-        </w:tabs>
-        <w:spacing w:line="240" w:lineRule="auto"/>
-        <w:rPr>
-          <w:rFonts w:ascii="Khmer OS Battambang" w:hAnsi="Khmer OS Battambang" w:cs="Khmer OS Battambang"/>
-          <w:sz w:val="24"/>
-          <w:szCs w:val="24"/>
-        </w:rPr>
-      </w:pPr>
-      <w:r>
-        <w:rPr>
-          <w:rFonts w:ascii="Khmer OS Battambang" w:hAnsi="Khmer OS Battambang" w:cs="Khmer OS Battambang"/>
-          <w:sz w:val="24"/>
-          <w:szCs w:val="24"/>
-          <w:cs/>
-        </w:rPr>
-        <w:tab/>
-      </w:r>
-      <w:r>
-        <w:rPr>
-          <w:rFonts w:ascii="Khmer OS Battambang" w:hAnsi="Khmer OS Battambang" w:cs="Khmer OS Battambang" w:hint="cs"/>
-          <w:sz w:val="24"/>
-          <w:szCs w:val="24"/>
-          <w:cs/>
-        </w:rPr>
-        <w:t>៣.៥.១</w:t>
-      </w:r>
-      <w:r>
-        <w:rPr>
-          <w:rFonts w:ascii="Khmer OS Battambang" w:hAnsi="Khmer OS Battambang" w:cs="Khmer OS Battambang" w:hint="cs"/>
-          <w:sz w:val="24"/>
-          <w:szCs w:val="24"/>
-          <w:cs/>
-        </w:rPr>
-        <w:t xml:space="preserve"> ការរៀបចំបញ្ជីសំណួរ</w:t>
-      </w:r>
-      <w:r>
-        <w:rPr>
-          <w:rFonts w:ascii="Khmer OS Battambang" w:hAnsi="Khmer OS Battambang" w:cs="Khmer OS Battambang"/>
-          <w:sz w:val="24"/>
-          <w:szCs w:val="24"/>
-          <w:cs/>
-        </w:rPr>
-        <w:tab/>
-      </w:r>
-    </w:p>
-    <w:p>
-      <w:pPr>
-        <w:tabs>
-          <w:tab w:val="left" w:pos="540"/>
-          <w:tab w:val="left" w:pos="720"/>
-          <w:tab w:val="left" w:leader="dot" w:pos="8640"/>
-        </w:tabs>
-        <w:spacing w:line="240" w:lineRule="auto"/>
-        <w:rPr>
-          <w:rFonts w:ascii="Khmer OS Battambang" w:hAnsi="Khmer OS Battambang" w:cs="Khmer OS Battambang"/>
-          <w:sz w:val="24"/>
-          <w:szCs w:val="24"/>
-        </w:rPr>
-      </w:pPr>
-      <w:r>
-        <w:rPr>
-          <w:rFonts w:ascii="Khmer OS Battambang" w:hAnsi="Khmer OS Battambang" w:cs="Khmer OS Battambang"/>
-          <w:sz w:val="24"/>
-          <w:szCs w:val="24"/>
-          <w:cs/>
-        </w:rPr>
-        <w:tab/>
-      </w:r>
-      <w:r>
-        <w:rPr>
-          <w:rFonts w:ascii="Khmer OS Battambang" w:hAnsi="Khmer OS Battambang" w:cs="Khmer OS Battambang" w:hint="cs"/>
-          <w:sz w:val="24"/>
-          <w:szCs w:val="24"/>
-          <w:cs/>
-        </w:rPr>
-        <w:t>៣.៥.២</w:t>
-      </w:r>
-      <w:r>
-        <w:rPr>
-          <w:rFonts w:ascii="Khmer OS Battambang" w:hAnsi="Khmer OS Battambang" w:cs="Khmer OS Battambang" w:hint="cs"/>
-          <w:sz w:val="24"/>
-          <w:szCs w:val="24"/>
-          <w:cs/>
-        </w:rPr>
-        <w:t xml:space="preserve"> ការជ្រើសរើសអ្នកឆ្លើយ</w:t>
-      </w:r>
-      <w:r>
-        <w:rPr>
-          <w:rFonts w:ascii="Khmer OS Battambang" w:hAnsi="Khmer OS Battambang" w:cs="Khmer OS Battambang"/>
-          <w:sz w:val="24"/>
-          <w:szCs w:val="24"/>
-          <w:cs/>
-        </w:rPr>
-        <w:tab/>
-      </w:r>
-    </w:p>
-    <w:p>
-      <w:pPr>
-        <w:tabs>
-          <w:tab w:val="left" w:pos="540"/>
-          <w:tab w:val="left" w:pos="720"/>
-          <w:tab w:val="left" w:leader="dot" w:pos="8640"/>
-        </w:tabs>
-        <w:spacing w:line="240" w:lineRule="auto"/>
-        <w:rPr>
-          <w:rFonts w:ascii="Khmer OS Battambang" w:hAnsi="Khmer OS Battambang" w:cs="Khmer OS Battambang"/>
-          <w:sz w:val="24"/>
-          <w:szCs w:val="24"/>
-        </w:rPr>
-      </w:pPr>
-      <w:r>
-        <w:rPr>
-          <w:rFonts w:ascii="Khmer OS Battambang" w:hAnsi="Khmer OS Battambang" w:cs="Khmer OS Battambang"/>
-          <w:sz w:val="24"/>
-          <w:szCs w:val="24"/>
-          <w:cs/>
-        </w:rPr>
-        <w:tab/>
-      </w:r>
-      <w:r>
-        <w:rPr>
-          <w:rFonts w:ascii="Khmer OS Battambang" w:hAnsi="Khmer OS Battambang" w:cs="Khmer OS Battambang" w:hint="cs"/>
-          <w:sz w:val="24"/>
-          <w:szCs w:val="24"/>
-          <w:cs/>
-        </w:rPr>
-        <w:t>៣.៥.៣</w:t>
-      </w:r>
-      <w:r>
-        <w:rPr>
-          <w:rFonts w:ascii="Khmer OS Battambang" w:hAnsi="Khmer OS Battambang" w:cs="Khmer OS Battambang" w:hint="cs"/>
-          <w:sz w:val="24"/>
-          <w:szCs w:val="24"/>
-          <w:cs/>
-        </w:rPr>
-        <w:t xml:space="preserve"> ការអនុវត្តការសម្ភាសន៍</w:t>
-      </w:r>
-      <w:r>
-        <w:rPr>
-          <w:rFonts w:ascii="Khmer OS Battambang" w:hAnsi="Khmer OS Battambang" w:cs="Khmer OS Battambang"/>
-          <w:sz w:val="24"/>
-          <w:szCs w:val="24"/>
-          <w:cs/>
-        </w:rPr>
-        <w:tab/>
-      </w:r>
-    </w:p>
-    <w:p>
-      <w:pPr>
-        <w:tabs>
-          <w:tab w:val="left" w:pos="540"/>
-          <w:tab w:val="left" w:pos="720"/>
-          <w:tab w:val="left" w:leader="dot" w:pos="8640"/>
-        </w:tabs>
-        <w:spacing w:line="240" w:lineRule="auto"/>
-        <w:rPr>
-          <w:rFonts w:ascii="Khmer OS Battambang" w:hAnsi="Khmer OS Battambang" w:cs="Khmer OS Battambang"/>
-          <w:sz w:val="24"/>
-          <w:szCs w:val="24"/>
-        </w:rPr>
-      </w:pPr>
-      <w:r>
-        <w:rPr>
-          <w:rFonts w:ascii="Khmer OS Battambang" w:hAnsi="Khmer OS Battambang" w:cs="Khmer OS Battambang"/>
-          <w:sz w:val="24"/>
-          <w:szCs w:val="24"/>
-          <w:cs/>
-        </w:rPr>
-        <w:tab/>
-      </w:r>
-      <w:r>
-        <w:rPr>
-          <w:rFonts w:ascii="Khmer OS Battambang" w:hAnsi="Khmer OS Battambang" w:cs="Khmer OS Battambang" w:hint="cs"/>
-          <w:sz w:val="24"/>
-          <w:szCs w:val="24"/>
-          <w:cs/>
-        </w:rPr>
-        <w:t>៣.៥.៤</w:t>
-      </w:r>
-      <w:r>
-        <w:rPr>
-          <w:rFonts w:ascii="Khmer OS Battambang" w:hAnsi="Khmer OS Battambang" w:cs="Khmer OS Battambang" w:hint="cs"/>
-          <w:sz w:val="24"/>
-          <w:szCs w:val="24"/>
-          <w:cs/>
-        </w:rPr>
-        <w:t xml:space="preserve"> ការកត់ត្រាទិន្នន័យ</w:t>
-      </w:r>
-      <w:r>
-        <w:rPr>
-          <w:rFonts w:ascii="Khmer OS Battambang" w:hAnsi="Khmer OS Battambang" w:cs="Khmer OS Battambang"/>
-          <w:sz w:val="24"/>
-          <w:szCs w:val="24"/>
-          <w:cs/>
-        </w:rPr>
-        <w:tab/>
-      </w:r>
-    </w:p>
-    <w:p>
-      <w:pPr>
-        <w:tabs>
-          <w:tab w:val="left" w:pos="540"/>
-          <w:tab w:val="left" w:pos="720"/>
-          <w:tab w:val="left" w:leader="dot" w:pos="8640"/>
-        </w:tabs>
-        <w:spacing w:line="240" w:lineRule="auto"/>
-        <w:rPr>
-          <w:rFonts w:ascii="Khmer OS Battambang" w:hAnsi="Khmer OS Battambang" w:cs="Khmer OS Battambang"/>
-          <w:sz w:val="24"/>
-          <w:szCs w:val="24"/>
-        </w:rPr>
-      </w:pPr>
-      <w:r>
-        <w:rPr>
-          <w:rFonts w:ascii="Khmer OS Battambang" w:hAnsi="Khmer OS Battambang" w:cs="Khmer OS Battambang"/>
-          <w:sz w:val="24"/>
-          <w:szCs w:val="24"/>
-          <w:cs/>
-        </w:rPr>
-        <w:tab/>
-      </w:r>
-      <w:r>
-        <w:rPr>
-          <w:rFonts w:ascii="Khmer OS Battambang" w:hAnsi="Khmer OS Battambang" w:cs="Khmer OS Battambang" w:hint="cs"/>
-          <w:sz w:val="24"/>
-          <w:szCs w:val="24"/>
-          <w:cs/>
-        </w:rPr>
-        <w:t>៣.៥.៥</w:t>
-      </w:r>
-      <w:r>
-        <w:rPr>
-          <w:rFonts w:ascii="Khmer OS Battambang" w:hAnsi="Khmer OS Battambang" w:cs="Khmer OS Battambang" w:hint="cs"/>
-          <w:sz w:val="24"/>
-          <w:szCs w:val="24"/>
-          <w:cs/>
-        </w:rPr>
-        <w:t xml:space="preserve"> ការត្រួតពិនិត្យទិន្នន័យ</w:t>
-      </w:r>
-      <w:r>
-        <w:rPr>
-          <w:rFonts w:ascii="Khmer OS Battambang" w:hAnsi="Khmer OS Battambang" w:cs="Khmer OS Battambang"/>
-          <w:sz w:val="24"/>
-          <w:szCs w:val="24"/>
-          <w:cs/>
-        </w:rPr>
-        <w:tab/>
-      </w:r>
-    </w:p>
-    <w:p>
-      <w:pPr>
-        <w:tabs>
-          <w:tab w:val="left" w:pos="540"/>
-          <w:tab w:val="left" w:pos="720"/>
-          <w:tab w:val="left" w:leader="dot" w:pos="8640"/>
-        </w:tabs>
-        <w:spacing w:line="240" w:lineRule="auto"/>
-        <w:rPr>
-          <w:rFonts w:ascii="Khmer OS Battambang" w:hAnsi="Khmer OS Battambang" w:cs="Khmer OS Battambang"/>
-          <w:sz w:val="24"/>
-          <w:szCs w:val="24"/>
-        </w:rPr>
-      </w:pPr>
-      <w:r>
-        <w:rPr>
-          <w:rFonts w:ascii="Khmer OS Battambang" w:hAnsi="Khmer OS Battambang" w:cs="Khmer OS Battambang"/>
-          <w:sz w:val="24"/>
-          <w:szCs w:val="24"/>
-          <w:cs/>
-        </w:rPr>
-        <w:lastRenderedPageBreak/>
-        <w:tab/>
-      </w:r>
-      <w:r>
-        <w:rPr>
-          <w:rFonts w:ascii="Khmer OS Battambang" w:hAnsi="Khmer OS Battambang" w:cs="Khmer OS Battambang" w:hint="cs"/>
-          <w:sz w:val="24"/>
-          <w:szCs w:val="24"/>
-          <w:cs/>
-        </w:rPr>
-        <w:t>៣.៥.៦</w:t>
-      </w:r>
-      <w:r>
-        <w:rPr>
-          <w:rFonts w:ascii="Khmer OS Battambang" w:hAnsi="Khmer OS Battambang" w:cs="Khmer OS Battambang" w:hint="cs"/>
-          <w:sz w:val="24"/>
-          <w:szCs w:val="24"/>
-          <w:cs/>
-        </w:rPr>
-        <w:t xml:space="preserve"> ការប្រើប្រាស់ទិន្នន័យ</w:t>
-      </w:r>
-      <w:r>
-        <w:rPr>
-          <w:rFonts w:ascii="Khmer OS Battambang" w:hAnsi="Khmer OS Battambang" w:cs="Khmer OS Battambang"/>
-          <w:sz w:val="24"/>
-          <w:szCs w:val="24"/>
-          <w:cs/>
-        </w:rPr>
-        <w:tab/>
-      </w:r>
-    </w:p>
-    <w:p>
-      <w:pPr>
-        <w:tabs>
-          <w:tab w:val="left" w:pos="540"/>
-          <w:tab w:val="left" w:pos="720"/>
-          <w:tab w:val="left" w:leader="dot" w:pos="8640"/>
-        </w:tabs>
-        <w:spacing w:line="240" w:lineRule="auto"/>
-        <w:rPr>
-          <w:rFonts w:ascii="Khmer OS Battambang" w:hAnsi="Khmer OS Battambang" w:cs="Khmer OS Battambang"/>
-          <w:sz w:val="24"/>
-          <w:szCs w:val="24"/>
-        </w:rPr>
-      </w:pPr>
-      <w:r>
-        <w:rPr>
-          <w:rFonts w:ascii="Khmer OS Battambang" w:hAnsi="Khmer OS Battambang" w:cs="Khmer OS Battambang" w:hint="cs"/>
-          <w:sz w:val="24"/>
-          <w:szCs w:val="24"/>
-          <w:cs/>
-        </w:rPr>
-        <w:t>៣.៦ វិធីសាស្រ្តវិភាគទិន្នន័យ</w:t>
-      </w:r>
-      <w:r>
-        <w:rPr>
-          <w:rFonts w:ascii="Khmer OS Battambang" w:hAnsi="Khmer OS Battambang" w:cs="Khmer OS Battambang"/>
-          <w:sz w:val="24"/>
-          <w:szCs w:val="24"/>
-          <w:cs/>
-        </w:rPr>
-        <w:tab/>
-      </w:r>
-    </w:p>
-    <w:p>
-      <w:pPr>
-        <w:tabs>
-          <w:tab w:val="left" w:pos="540"/>
-          <w:tab w:val="left" w:pos="720"/>
-          <w:tab w:val="left" w:leader="dot" w:pos="8640"/>
-        </w:tabs>
-        <w:spacing w:line="240" w:lineRule="auto"/>
-        <w:rPr>
-          <w:rFonts w:ascii="Khmer OS Battambang" w:hAnsi="Khmer OS Battambang" w:cs="Khmer OS Battambang"/>
-          <w:sz w:val="24"/>
-          <w:szCs w:val="24"/>
-        </w:rPr>
-      </w:pPr>
-      <w:r>
-        <w:rPr>
-          <w:rFonts w:ascii="Khmer OS Battambang" w:hAnsi="Khmer OS Battambang" w:cs="Khmer OS Battambang"/>
-          <w:sz w:val="24"/>
-          <w:szCs w:val="24"/>
-          <w:cs/>
-        </w:rPr>
-        <w:tab/>
-      </w:r>
-      <w:r>
-        <w:rPr>
-          <w:rFonts w:ascii="Khmer OS Battambang" w:hAnsi="Khmer OS Battambang" w:cs="Khmer OS Battambang" w:hint="cs"/>
-          <w:sz w:val="24"/>
-          <w:szCs w:val="24"/>
-          <w:cs/>
-        </w:rPr>
-        <w:t>៣.៦.១ ការបញ្ចូលទិន្នន័យ</w:t>
-      </w:r>
-      <w:r>
-        <w:rPr>
-          <w:rFonts w:ascii="Khmer OS Battambang" w:hAnsi="Khmer OS Battambang" w:cs="Khmer OS Battambang"/>
-          <w:sz w:val="24"/>
-          <w:szCs w:val="24"/>
-          <w:cs/>
-        </w:rPr>
-        <w:tab/>
-      </w:r>
-    </w:p>
-    <w:p>
-      <w:pPr>
-        <w:tabs>
-          <w:tab w:val="left" w:pos="540"/>
-          <w:tab w:val="left" w:pos="720"/>
-          <w:tab w:val="left" w:leader="dot" w:pos="8640"/>
-        </w:tabs>
-        <w:spacing w:line="240" w:lineRule="auto"/>
-        <w:rPr>
-          <w:rFonts w:ascii="Khmer OS Battambang" w:hAnsi="Khmer OS Battambang" w:cs="Khmer OS Battambang"/>
-          <w:sz w:val="24"/>
-          <w:szCs w:val="24"/>
-        </w:rPr>
-      </w:pPr>
-      <w:r>
-        <w:rPr>
-          <w:rFonts w:ascii="Khmer OS Battambang" w:hAnsi="Khmer OS Battambang" w:cs="Khmer OS Battambang"/>
-          <w:sz w:val="24"/>
-          <w:szCs w:val="24"/>
-          <w:cs/>
-        </w:rPr>
-        <w:tab/>
-      </w:r>
-      <w:r>
-        <w:rPr>
-          <w:rFonts w:ascii="Khmer OS Battambang" w:hAnsi="Khmer OS Battambang" w:cs="Khmer OS Battambang" w:hint="cs"/>
-          <w:sz w:val="24"/>
-          <w:szCs w:val="24"/>
-          <w:cs/>
-        </w:rPr>
-        <w:t>៣.៦.២ ការរៀបចំទិន្នន័យ</w:t>
-      </w:r>
-      <w:r>
-        <w:rPr>
-          <w:rFonts w:ascii="Khmer OS Battambang" w:hAnsi="Khmer OS Battambang" w:cs="Khmer OS Battambang"/>
-          <w:sz w:val="24"/>
-          <w:szCs w:val="24"/>
-          <w:cs/>
-        </w:rPr>
-        <w:tab/>
-      </w:r>
-    </w:p>
-    <w:p>
-      <w:pPr>
-        <w:tabs>
-          <w:tab w:val="left" w:pos="540"/>
-          <w:tab w:val="left" w:pos="720"/>
-          <w:tab w:val="left" w:leader="dot" w:pos="8640"/>
-        </w:tabs>
-        <w:spacing w:line="240" w:lineRule="auto"/>
-        <w:rPr>
-          <w:rFonts w:ascii="Khmer OS Battambang" w:hAnsi="Khmer OS Battambang" w:cs="Khmer OS Battambang"/>
-          <w:sz w:val="24"/>
-          <w:szCs w:val="24"/>
-        </w:rPr>
-      </w:pPr>
-      <w:r>
-        <w:rPr>
-          <w:rFonts w:ascii="Khmer OS Battambang" w:hAnsi="Khmer OS Battambang" w:cs="Khmer OS Battambang"/>
-          <w:sz w:val="24"/>
-          <w:szCs w:val="24"/>
-          <w:cs/>
-        </w:rPr>
-        <w:tab/>
-      </w:r>
-      <w:r>
-        <w:rPr>
-          <w:rFonts w:ascii="Khmer OS Battambang" w:hAnsi="Khmer OS Battambang" w:cs="Khmer OS Battambang" w:hint="cs"/>
-          <w:sz w:val="24"/>
-          <w:szCs w:val="24"/>
-          <w:cs/>
-        </w:rPr>
-        <w:t>៣.៦.៣ ការចាត់ថ្នាក់ទិន្នន័យ</w:t>
-      </w:r>
-      <w:r>
-        <w:rPr>
-          <w:rFonts w:ascii="Khmer OS Battambang" w:hAnsi="Khmer OS Battambang" w:cs="Khmer OS Battambang"/>
-          <w:sz w:val="24"/>
-          <w:szCs w:val="24"/>
-          <w:cs/>
-        </w:rPr>
-        <w:tab/>
-      </w:r>
-    </w:p>
-    <w:p>
-      <w:pPr>
-        <w:tabs>
-          <w:tab w:val="left" w:pos="540"/>
-          <w:tab w:val="left" w:pos="720"/>
-          <w:tab w:val="left" w:leader="dot" w:pos="8640"/>
-        </w:tabs>
-        <w:spacing w:line="240" w:lineRule="auto"/>
-        <w:rPr>
-          <w:rFonts w:ascii="Khmer OS Battambang" w:hAnsi="Khmer OS Battambang" w:cs="Khmer OS Battambang"/>
-          <w:sz w:val="24"/>
-          <w:szCs w:val="24"/>
-        </w:rPr>
-      </w:pPr>
-      <w:r>
-        <w:rPr>
-          <w:rFonts w:ascii="Khmer OS Battambang" w:hAnsi="Khmer OS Battambang" w:cs="Khmer OS Battambang"/>
-          <w:sz w:val="24"/>
-          <w:szCs w:val="24"/>
-          <w:cs/>
-        </w:rPr>
-        <w:tab/>
-      </w:r>
-      <w:r>
-        <w:rPr>
-          <w:rFonts w:ascii="Khmer OS Battambang" w:hAnsi="Khmer OS Battambang" w:cs="Khmer OS Battambang" w:hint="cs"/>
-          <w:sz w:val="24"/>
-          <w:szCs w:val="24"/>
-          <w:cs/>
-        </w:rPr>
-        <w:t>៣.៦.៤ ការសង្ខេប និងបង្ហាញទិន្នន័យ</w:t>
-      </w:r>
-      <w:r>
-        <w:rPr>
-          <w:rFonts w:ascii="Khmer OS Battambang" w:hAnsi="Khmer OS Battambang" w:cs="Khmer OS Battambang"/>
-          <w:sz w:val="24"/>
-          <w:szCs w:val="24"/>
-          <w:cs/>
-        </w:rPr>
-        <w:tab/>
-      </w:r>
-    </w:p>
-    <w:p>
-      <w:pPr>
-        <w:tabs>
-          <w:tab w:val="left" w:pos="540"/>
-          <w:tab w:val="left" w:pos="720"/>
-          <w:tab w:val="left" w:leader="dot" w:pos="8640"/>
-        </w:tabs>
-        <w:spacing w:line="240" w:lineRule="auto"/>
-        <w:rPr>
-          <w:rFonts w:ascii="Khmer OS Battambang" w:hAnsi="Khmer OS Battambang" w:cs="Khmer OS Battambang"/>
-          <w:sz w:val="24"/>
-          <w:szCs w:val="24"/>
-        </w:rPr>
-      </w:pPr>
-      <w:r>
-        <w:rPr>
-          <w:rFonts w:ascii="Khmer OS Battambang" w:hAnsi="Khmer OS Battambang" w:cs="Khmer OS Battambang"/>
-          <w:sz w:val="24"/>
-          <w:szCs w:val="24"/>
-          <w:cs/>
-        </w:rPr>
-        <w:tab/>
-      </w:r>
-      <w:r>
-        <w:rPr>
-          <w:rFonts w:ascii="Khmer OS Battambang" w:hAnsi="Khmer OS Battambang" w:cs="Khmer OS Battambang" w:hint="cs"/>
-          <w:sz w:val="24"/>
-          <w:szCs w:val="24"/>
-          <w:cs/>
-        </w:rPr>
-        <w:t>៣.៦.៥ ការវិភាគទិន្នន័យ</w:t>
-      </w:r>
-      <w:r>
-        <w:rPr>
-          <w:rFonts w:ascii="Khmer OS Battambang" w:hAnsi="Khmer OS Battambang" w:cs="Khmer OS Battambang"/>
-          <w:sz w:val="24"/>
-          <w:szCs w:val="24"/>
-          <w:cs/>
-        </w:rPr>
-        <w:tab/>
-      </w:r>
-    </w:p>
-    <w:p>
-      <w:pPr>
-        <w:tabs>
-          <w:tab w:val="left" w:pos="540"/>
-          <w:tab w:val="left" w:pos="720"/>
-          <w:tab w:val="left" w:leader="dot" w:pos="8640"/>
-        </w:tabs>
-        <w:spacing w:line="240" w:lineRule="auto"/>
-        <w:rPr>
-          <w:rFonts w:ascii="Khmer OS Battambang" w:hAnsi="Khmer OS Battambang" w:cs="Khmer OS Battambang"/>
-          <w:sz w:val="24"/>
-          <w:szCs w:val="24"/>
-        </w:rPr>
-      </w:pPr>
-      <w:r>
-        <w:rPr>
-          <w:rFonts w:ascii="Khmer OS Battambang" w:hAnsi="Khmer OS Battambang" w:cs="Khmer OS Battambang"/>
-          <w:sz w:val="24"/>
-          <w:szCs w:val="24"/>
-          <w:cs/>
-        </w:rPr>
-        <w:tab/>
-      </w:r>
-      <w:r>
-        <w:rPr>
-          <w:rFonts w:ascii="Khmer OS Battambang" w:hAnsi="Khmer OS Battambang" w:cs="Khmer OS Battambang" w:hint="cs"/>
-          <w:sz w:val="24"/>
-          <w:szCs w:val="24"/>
-          <w:cs/>
-        </w:rPr>
-        <w:t>៣.៦.៦ ការប្រើប្រាស់លទ្ធផលវិភាគ</w:t>
-      </w:r>
-      <w:r>
-        <w:rPr>
-          <w:rFonts w:ascii="Khmer OS Battambang" w:hAnsi="Khmer OS Battambang" w:cs="Khmer OS Battambang"/>
-          <w:sz w:val="24"/>
-          <w:szCs w:val="24"/>
-          <w:cs/>
-        </w:rPr>
-        <w:tab/>
-      </w:r>
-    </w:p>
-    <w:p>
-      <w:pPr>
-        <w:tabs>
-          <w:tab w:val="left" w:pos="540"/>
-          <w:tab w:val="left" w:pos="720"/>
-          <w:tab w:val="left" w:leader="dot" w:pos="8640"/>
-        </w:tabs>
-        <w:spacing w:line="240" w:lineRule="auto"/>
-        <w:rPr>
-          <w:rFonts w:ascii="Khmer OS Battambang" w:hAnsi="Khmer OS Battambang" w:cs="Khmer OS Battambang"/>
-          <w:sz w:val="24"/>
-          <w:szCs w:val="24"/>
-        </w:rPr>
-      </w:pPr>
-      <w:r>
-        <w:rPr>
-          <w:rFonts w:ascii="Khmer OS Battambang" w:hAnsi="Khmer OS Battambang" w:cs="Khmer OS Battambang" w:hint="cs"/>
-          <w:sz w:val="24"/>
-          <w:szCs w:val="24"/>
-          <w:cs/>
-        </w:rPr>
-        <w:t>៣.៧ លទ្ធផលរំពឹងទុក</w:t>
-      </w:r>
-      <w:r>
-        <w:rPr>
-          <w:rFonts w:ascii="Khmer OS Battambang" w:hAnsi="Khmer OS Battambang" w:cs="Khmer OS Battambang"/>
-          <w:sz w:val="24"/>
-          <w:szCs w:val="24"/>
-          <w:cs/>
-        </w:rPr>
-        <w:tab/>
-      </w:r>
-    </w:p>
-    <w:p>
-      <w:pPr>
-        <w:tabs>
-          <w:tab w:val="left" w:pos="540"/>
-          <w:tab w:val="left" w:pos="720"/>
-          <w:tab w:val="left" w:leader="dot" w:pos="8640"/>
-        </w:tabs>
-        <w:spacing w:line="240" w:lineRule="auto"/>
-        <w:rPr>
-          <w:rFonts w:ascii="Khmer OS Battambang" w:hAnsi="Khmer OS Battambang" w:cs="Khmer OS Battambang"/>
-          <w:sz w:val="24"/>
-          <w:szCs w:val="24"/>
-          <w:cs/>
-        </w:rPr>
-      </w:pPr>
-      <w:r>
-        <w:rPr>
-          <w:rFonts w:ascii="Khmer OS Battambang" w:hAnsi="Khmer OS Battambang" w:cs="Khmer OS Battambang" w:hint="cs"/>
-          <w:sz w:val="24"/>
-          <w:szCs w:val="24"/>
-          <w:cs/>
-        </w:rPr>
-        <w:t>៣.៨ ផែនការសកម្មភាព</w:t>
-      </w:r>
-      <w:r>
-        <w:rPr>
-          <w:rFonts w:ascii="Khmer OS Battambang" w:hAnsi="Khmer OS Battambang" w:cs="Khmer OS Battambang"/>
-          <w:sz w:val="24"/>
-          <w:szCs w:val="24"/>
-          <w:cs/>
-        </w:rPr>
-        <w:tab/>
-      </w:r>
-    </w:p>
-    <w:p>
-      <w:pPr>
-        <w:tabs>
-          <w:tab w:val="left" w:pos="540"/>
-          <w:tab w:val="left" w:leader="dot" w:pos="8640"/>
-        </w:tabs>
-        <w:spacing w:line="240" w:lineRule="auto"/>
-        <w:rPr>
-          <w:rFonts w:ascii="Khmer OS Battambang" w:hAnsi="Khmer OS Battambang" w:cs="Khmer OS Battambang"/>
-          <w:sz w:val="24"/>
-          <w:szCs w:val="24"/>
-        </w:rPr>
-      </w:pPr>
-      <w:r>
-        <w:rPr>
-          <w:rFonts w:ascii="Khmer OS Battambang" w:hAnsi="Khmer OS Battambang" w:cs="Khmer OS Battambang" w:hint="cs"/>
-          <w:sz w:val="24"/>
-          <w:szCs w:val="24"/>
-          <w:cs/>
-        </w:rPr>
-        <w:t>៣.</w:t>
-      </w:r>
-      <w:r>
-        <w:rPr>
-          <w:rFonts w:ascii="Khmer OS Battambang" w:hAnsi="Khmer OS Battambang" w:cs="Khmer OS Battambang" w:hint="cs"/>
-          <w:sz w:val="24"/>
-          <w:szCs w:val="24"/>
-          <w:cs/>
-        </w:rPr>
-        <w:t>១០</w:t>
-      </w:r>
-      <w:r>
-        <w:rPr>
-          <w:rFonts w:ascii="Khmer OS Battambang" w:hAnsi="Khmer OS Battambang" w:cs="Khmer OS Battambang" w:hint="cs"/>
-          <w:sz w:val="24"/>
-          <w:szCs w:val="24"/>
-          <w:cs/>
-        </w:rPr>
-        <w:t xml:space="preserve"> ផែនការ</w:t>
-      </w:r>
-      <w:r>
-        <w:rPr>
-          <w:rFonts w:ascii="Cambria" w:hAnsi="Cambria" w:cs="Khmer OS Battambang" w:hint="cs"/>
-          <w:sz w:val="24"/>
-          <w:szCs w:val="24"/>
-          <w:cs/>
-        </w:rPr>
-        <w:t>ថវិការ</w:t>
-      </w:r>
-      <w:r>
-        <w:rPr>
-          <w:rFonts w:ascii="Khmer OS Battambang" w:hAnsi="Khmer OS Battambang" w:cs="Khmer OS Battambang"/>
-          <w:sz w:val="24"/>
-          <w:szCs w:val="24"/>
-          <w:cs/>
-        </w:rPr>
-        <w:tab/>
-      </w:r>
-    </w:p>
-    <w:p>
-      <w:pPr>
-        <w:tabs>
-          <w:tab w:val="left" w:pos="540"/>
-          <w:tab w:val="left" w:leader="dot" w:pos="8640"/>
-        </w:tabs>
-        <w:spacing w:line="240" w:lineRule="auto"/>
-        <w:rPr>
-          <w:rFonts w:ascii="Khmer OS Battambang" w:hAnsi="Khmer OS Battambang" w:cs="Khmer OS Battambang"/>
-          <w:sz w:val="24"/>
-          <w:szCs w:val="24"/>
-        </w:rPr>
-      </w:pPr>
-    </w:p>
-    <w:p>
-      <w:pPr>
-        <w:tabs>
-          <w:tab w:val="left" w:pos="540"/>
-          <w:tab w:val="left" w:leader="dot" w:pos="8640"/>
-        </w:tabs>
-        <w:spacing w:line="240" w:lineRule="auto"/>
-        <w:jc w:val="center"/>
-        <w:rPr>
-          <w:rFonts w:ascii="Khmer OS Muol" w:hAnsi="Khmer OS Muol" w:cs="Khmer OS Muol"/>
-          <w:sz w:val="24"/>
-          <w:szCs w:val="24"/>
-          <w:cs/>
-        </w:rPr>
-      </w:pPr>
-    </w:p>
-    <w:p>
-      <w:pPr>
-        <w:rPr>
-          <w:rFonts w:ascii="Khmer OS Muol" w:hAnsi="Khmer OS Muol" w:cs="Khmer OS Muol"/>
-          <w:sz w:val="24"/>
-          <w:szCs w:val="24"/>
-        </w:rPr>
-      </w:pPr>
-    </w:p>
-    <w:p>
-      <w:pPr>
-        <w:rPr>
-          <w:rFonts w:ascii="Khmer OS Muol" w:hAnsi="Khmer OS Muol" w:cs="Khmer OS Muol"/>
-          <w:sz w:val="24"/>
-          <w:szCs w:val="24"/>
-        </w:rPr>
-      </w:pPr>
-    </w:p>
-    <w:p>
-      <w:pPr>
-        <w:rPr>
-          <w:rFonts w:ascii="Khmer OS Muol" w:hAnsi="Khmer OS Muol" w:cs="Khmer OS Muol"/>
-          <w:sz w:val="24"/>
-          <w:szCs w:val="24"/>
-        </w:rPr>
-      </w:pPr>
-    </w:p>
-    <w:p>
-      <w:pPr>
-        <w:rPr>
-          <w:rFonts w:ascii="Khmer OS Muol" w:hAnsi="Khmer OS Muol" w:cs="Khmer OS Muol"/>
-          <w:sz w:val="24"/>
-          <w:szCs w:val="24"/>
-        </w:rPr>
-      </w:pPr>
-    </w:p>
-    <w:p>
-      <w:pPr>
-        <w:rPr>
-          <w:rFonts w:ascii="Khmer OS Muol" w:hAnsi="Khmer OS Muol" w:cs="Khmer OS Muol"/>
-          <w:sz w:val="24"/>
-          <w:szCs w:val="24"/>
+          <w:cs/>
         </w:rPr>
       </w:pPr>
     </w:p>
@@ -15446,9 +15822,9 @@
           <w:noProof/>
         </w:rPr>
         <w:drawing>
-          <wp:inline distT="0" distB="0" distL="0" distR="0" wp14:anchorId="4192E8CD" wp14:editId="3BF9E434">
-            <wp:extent cx="2573866" cy="1387303"/>
-            <wp:effectExtent l="0" t="0" r="0" b="3810"/>
+          <wp:inline distT="0" distB="0" distL="0" distR="0" wp14:anchorId="4192E8CD" wp14:editId="11446FFA">
+            <wp:extent cx="1947334" cy="1049604"/>
+            <wp:effectExtent l="0" t="0" r="0" b="0"/>
             <wp:docPr id="563083538" name="Picture 1"/>
             <wp:cNvGraphicFramePr>
               <a:graphicFrameLocks xmlns:a="http://schemas.openxmlformats.org/drawingml/2006/main" noChangeAspect="1"/>
@@ -15469,7 +15845,7 @@
                   <pic:spPr>
                     <a:xfrm>
                       <a:off x="0" y="0"/>
-                      <a:ext cx="2587362" cy="1394577"/>
+                      <a:ext cx="1971227" cy="1062482"/>
                     </a:xfrm>
                     <a:prstGeom prst="rect">
                       <a:avLst/>
@@ -15836,10 +16212,10 @@
           <w:szCs w:val="24"/>
         </w:rPr>
         <w:drawing>
-          <wp:inline distT="0" distB="0" distL="0" distR="0" wp14:anchorId="7CB46FA9" wp14:editId="312C9F41">
-            <wp:extent cx="1600200" cy="1064860"/>
-            <wp:effectExtent l="0" t="0" r="0" b="2540"/>
-            <wp:docPr id="1863353730" name="Picture 4"/>
+          <wp:inline distT="0" distB="0" distL="0" distR="0" wp14:anchorId="522C8ECB" wp14:editId="5AFCC6F8">
+            <wp:extent cx="1193800" cy="1193800"/>
+            <wp:effectExtent l="0" t="0" r="6350" b="6350"/>
+            <wp:docPr id="1868805479" name="Picture 4"/>
             <wp:cNvGraphicFramePr>
               <a:graphicFrameLocks xmlns:a="http://schemas.openxmlformats.org/drawingml/2006/main" noChangeAspect="1"/>
             </wp:cNvGraphicFramePr>
@@ -15847,7 +16223,7 @@
               <a:graphicData uri="http://schemas.openxmlformats.org/drawingml/2006/picture">
                 <pic:pic xmlns:pic="http://schemas.openxmlformats.org/drawingml/2006/picture">
                   <pic:nvPicPr>
-                    <pic:cNvPr id="1863353730" name="Picture 1863353730"/>
+                    <pic:cNvPr id="1868805479" name="Picture 1868805479"/>
                     <pic:cNvPicPr/>
                   </pic:nvPicPr>
                   <pic:blipFill>
@@ -15865,7 +16241,7 @@
                   <pic:spPr>
                     <a:xfrm>
                       <a:off x="0" y="0"/>
-                      <a:ext cx="1611397" cy="1072311"/>
+                      <a:ext cx="1202285" cy="1202285"/>
                     </a:xfrm>
                     <a:prstGeom prst="rect">
                       <a:avLst/>
@@ -15899,7 +16275,7 @@
           <w:szCs w:val="24"/>
           <w:cs/>
         </w:rPr>
-        <w:t>រូបភាពទី៦៖ ំ</w:t>
+        <w:t xml:space="preserve">រូបភាពទី៦៖ </w:t>
       </w:r>
       <w:r>
         <w:rPr>
@@ -15908,7 +16284,7 @@
           <w:szCs w:val="24"/>
           <w:lang w:val="en-GB"/>
         </w:rPr>
-        <w:t>MySQL</w:t>
+        <w:t>SQL</w:t>
       </w:r>
     </w:p>
     <w:p>
@@ -15948,7 +16324,7 @@
           <w:sz w:val="24"/>
           <w:szCs w:val="24"/>
         </w:rPr>
-        <w:t>Frontend Framework</w:t>
+        <w:t>Frontend</w:t>
       </w:r>
     </w:p>
     <w:p>
@@ -16118,6 +16494,20 @@
         </w:rPr>
         <w:t>អនុញ្ញាតឱ្យគ្រប់គ្រងទិន្នន័យ និងអន្តរកម្មរបស់អ្នកប្រើប្រាស់បានយ៉ាងងាយស្រួល។</w:t>
       </w:r>
+    </w:p>
+    <w:p>
+      <w:pPr>
+        <w:tabs>
+          <w:tab w:val="left" w:pos="540"/>
+          <w:tab w:val="left" w:pos="720"/>
+        </w:tabs>
+        <w:jc w:val="both"/>
+        <w:rPr>
+          <w:rFonts w:ascii="Khmer OS Battambang" w:hAnsi="Khmer OS Battambang" w:cs="Khmer OS Battambang"/>
+          <w:sz w:val="24"/>
+          <w:szCs w:val="24"/>
+        </w:rPr>
+      </w:pPr>
     </w:p>
     <w:p>
       <w:pPr>
@@ -17054,7 +17444,7 @@
           <w:sz w:val="24"/>
           <w:szCs w:val="24"/>
         </w:rPr>
-        <w:t>Backend Framework</w:t>
+        <w:t>Backend</w:t>
       </w:r>
     </w:p>
     <w:p>
@@ -17065,233 +17455,242 @@
         </w:tabs>
         <w:jc w:val="both"/>
         <w:rPr>
-          <w:rFonts w:ascii="Khmer OS Battambang" w:hAnsi="Khmer OS Battambang" w:cs="Khmer OS Battambang"/>
-          <w:sz w:val="24"/>
-          <w:szCs w:val="24"/>
-        </w:rPr>
-      </w:pPr>
-      <w:r>
-        <w:rPr>
-          <w:rFonts w:ascii="Century" w:hAnsi="Century" w:cs="Khmer OS Bokor"/>
-          <w:sz w:val="24"/>
-          <w:szCs w:val="24"/>
-          <w:cs/>
-        </w:rPr>
-        <w:tab/>
-      </w:r>
-      <w:r>
-        <w:rPr>
-          <w:rFonts w:ascii="Century" w:hAnsi="Century" w:cs="Khmer OS Bokor"/>
-          <w:sz w:val="24"/>
-          <w:szCs w:val="24"/>
-          <w:cs/>
-        </w:rPr>
-        <w:tab/>
-      </w:r>
-      <w:r>
-        <w:rPr>
-          <w:rFonts w:ascii="Century" w:hAnsi="Century" w:cs="Khmer OS Battambang"/>
-          <w:sz w:val="24"/>
-          <w:szCs w:val="24"/>
-        </w:rPr>
-        <w:t>Laravel</w:t>
-      </w:r>
-      <w:r>
-        <w:rPr>
-          <w:rFonts w:ascii="Khmer OS Battambang" w:hAnsi="Khmer OS Battambang" w:cs="Khmer OS Battambang"/>
-          <w:sz w:val="24"/>
-          <w:szCs w:val="24"/>
-        </w:rPr>
-        <w:t xml:space="preserve"> </w:t>
-      </w:r>
-      <w:r>
-        <w:rPr>
-          <w:rFonts w:ascii="Khmer OS Battambang" w:hAnsi="Khmer OS Battambang" w:cs="Khmer OS Battambang"/>
-          <w:sz w:val="24"/>
-          <w:szCs w:val="24"/>
-          <w:cs/>
-        </w:rPr>
-        <w:t>ត្រូវបានបង្កើតឡើងនៅឆ្នាំ</w:t>
-      </w:r>
-      <w:r>
-        <w:rPr>
-          <w:rFonts w:ascii="Khmer OS Battambang" w:hAnsi="Khmer OS Battambang" w:cs="Khmer OS Battambang"/>
-          <w:sz w:val="24"/>
-          <w:szCs w:val="24"/>
-        </w:rPr>
-        <w:t xml:space="preserve"> </w:t>
-      </w:r>
-      <w:r>
-        <w:rPr>
-          <w:rFonts w:ascii="Khmer OS Battambang" w:hAnsi="Khmer OS Battambang" w:cs="Khmer OS Battambang"/>
+          <w:rFonts w:ascii="Century" w:hAnsi="Century" w:cs="Khmer OS Battambang"/>
           <w:b/>
           <w:bCs/>
           <w:sz w:val="24"/>
           <w:szCs w:val="24"/>
-          <w:cs/>
-        </w:rPr>
-        <w:t>២០១១</w:t>
-      </w:r>
-      <w:r>
-        <w:rPr>
-          <w:rFonts w:ascii="Khmer OS Battambang" w:hAnsi="Khmer OS Battambang" w:cs="Khmer OS Battambang"/>
-          <w:sz w:val="24"/>
-          <w:szCs w:val="24"/>
-        </w:rPr>
-        <w:t xml:space="preserve"> </w:t>
-      </w:r>
-      <w:r>
-        <w:rPr>
-          <w:rFonts w:ascii="Khmer OS Battambang" w:hAnsi="Khmer OS Battambang" w:cs="Khmer OS Battambang"/>
-          <w:sz w:val="24"/>
-          <w:szCs w:val="24"/>
-          <w:cs/>
-        </w:rPr>
-        <w:t>ដោយ</w:t>
-      </w:r>
-      <w:r>
-        <w:rPr>
-          <w:rFonts w:ascii="Khmer OS Battambang" w:hAnsi="Khmer OS Battambang" w:cs="Khmer OS Battambang"/>
-          <w:sz w:val="24"/>
-          <w:szCs w:val="24"/>
-        </w:rPr>
-        <w:t xml:space="preserve"> </w:t>
-      </w:r>
-      <w:r>
-        <w:rPr>
-          <w:rFonts w:ascii="Century" w:hAnsi="Century" w:cs="Khmer OS Battambang"/>
+          <w:lang w:val="en-GB"/>
+        </w:rPr>
+      </w:pPr>
+      <w:r>
+        <w:rPr>
+          <w:rFonts w:ascii="Century" w:hAnsi="Century" w:cs="Khmer OS Bokor"/>
+          <w:sz w:val="24"/>
+          <w:szCs w:val="24"/>
+          <w:cs/>
+        </w:rPr>
+        <w:tab/>
+      </w:r>
+      <w:r>
+        <w:rPr>
+          <w:rFonts w:ascii="Khmer OS" w:hAnsi="Khmer OS" w:cs="Khmer OS" w:hint="cs"/>
           <w:b/>
           <w:bCs/>
           <w:sz w:val="24"/>
           <w:szCs w:val="24"/>
-        </w:rPr>
-        <w:t>Taylor Otwell</w:t>
-      </w:r>
-      <w:r>
-        <w:rPr>
-          <w:rFonts w:ascii="Khmer OS Battambang" w:hAnsi="Khmer OS Battambang" w:cs="Khmer OS Battambang"/>
-          <w:sz w:val="24"/>
-          <w:szCs w:val="24"/>
-          <w:cs/>
-        </w:rPr>
-        <w:t xml:space="preserve">។ </w:t>
-      </w:r>
-      <w:r>
-        <w:rPr>
-          <w:rFonts w:ascii="Century" w:hAnsi="Century" w:cs="Khmer OS Battambang"/>
-          <w:sz w:val="24"/>
-          <w:szCs w:val="24"/>
-        </w:rPr>
-        <w:t>Laravel</w:t>
-      </w:r>
-      <w:r>
-        <w:rPr>
-          <w:rFonts w:ascii="Khmer OS Battambang" w:hAnsi="Khmer OS Battambang" w:cs="Khmer OS Battambang"/>
-          <w:sz w:val="24"/>
-          <w:szCs w:val="24"/>
+          <w:cs/>
+        </w:rPr>
+        <w:t>ក</w:t>
+      </w:r>
+      <w:r>
+        <w:rPr>
+          <w:rFonts w:ascii="Khmer OS" w:hAnsi="Khmer OS" w:cs="Khmer OS"/>
+          <w:b/>
+          <w:bCs/>
+          <w:sz w:val="24"/>
+          <w:szCs w:val="24"/>
+          <w:cs/>
+        </w:rPr>
+        <w:t>.</w:t>
+      </w:r>
+      <w:r>
+        <w:rPr>
+          <w:rFonts w:ascii="Khmer OS Battambang" w:hAnsi="Khmer OS Battambang" w:cs="Khmer OS Battambang" w:hint="cs"/>
+          <w:b/>
+          <w:bCs/>
+          <w:sz w:val="24"/>
+          <w:szCs w:val="24"/>
+          <w:cs/>
         </w:rPr>
         <w:t xml:space="preserve"> </w:t>
       </w:r>
       <w:r>
         <w:rPr>
-          <w:rFonts w:ascii="Khmer OS Battambang" w:hAnsi="Khmer OS Battambang" w:cs="Khmer OS Battambang"/>
-          <w:sz w:val="24"/>
-          <w:szCs w:val="24"/>
-          <w:cs/>
-        </w:rPr>
-        <w:t xml:space="preserve">គឺជា </w:t>
-      </w:r>
-      <w:r>
-        <w:rPr>
-          <w:rFonts w:ascii="Century" w:hAnsi="Century" w:cs="Khmer OS Battambang"/>
-          <w:sz w:val="24"/>
-          <w:szCs w:val="24"/>
-        </w:rPr>
-        <w:t>PHP Framework</w:t>
-      </w:r>
-      <w:r>
-        <w:rPr>
-          <w:rFonts w:ascii="Khmer OS Battambang" w:hAnsi="Khmer OS Battambang" w:cs="Khmer OS Battambang"/>
-          <w:sz w:val="24"/>
-          <w:szCs w:val="24"/>
-        </w:rPr>
-        <w:t xml:space="preserve"> </w:t>
-      </w:r>
-      <w:r>
-        <w:rPr>
-          <w:rFonts w:ascii="Khmer OS Battambang" w:hAnsi="Khmer OS Battambang" w:cs="Khmer OS Battambang"/>
-          <w:sz w:val="24"/>
-          <w:szCs w:val="24"/>
-          <w:cs/>
-        </w:rPr>
-        <w:t xml:space="preserve">ដែលរចនាឡើងតាមគោលការណ៍ </w:t>
-      </w:r>
-      <w:r>
-        <w:rPr>
-          <w:rFonts w:ascii="Century" w:hAnsi="Century" w:cs="Khmer OS Battambang"/>
-          <w:sz w:val="24"/>
-          <w:szCs w:val="24"/>
-        </w:rPr>
-        <w:t>MVC (Model</w:t>
-      </w:r>
-      <w:r>
-        <w:rPr>
-          <w:rFonts w:ascii="Century" w:hAnsi="Century" w:cs="Times New Roman"/>
-          <w:sz w:val="24"/>
-          <w:szCs w:val="24"/>
-        </w:rPr>
-        <w:t>–</w:t>
-      </w:r>
-      <w:r>
-        <w:rPr>
-          <w:rFonts w:ascii="Century" w:hAnsi="Century" w:cs="Khmer OS Battambang"/>
-          <w:sz w:val="24"/>
-          <w:szCs w:val="24"/>
-        </w:rPr>
-        <w:t>View</w:t>
-      </w:r>
-      <w:r>
-        <w:rPr>
-          <w:rFonts w:ascii="Century" w:hAnsi="Century" w:cs="Times New Roman"/>
-          <w:sz w:val="24"/>
-          <w:szCs w:val="24"/>
-        </w:rPr>
-        <w:t>–</w:t>
-      </w:r>
-      <w:r>
-        <w:rPr>
-          <w:rFonts w:ascii="Century" w:hAnsi="Century" w:cs="Khmer OS Battambang"/>
-          <w:sz w:val="24"/>
-          <w:szCs w:val="24"/>
-        </w:rPr>
-        <w:t>Controller)</w:t>
-      </w:r>
-      <w:r>
-        <w:rPr>
-          <w:rFonts w:ascii="Khmer OS Battambang" w:hAnsi="Khmer OS Battambang" w:cs="Khmer OS Battambang"/>
-          <w:sz w:val="24"/>
-          <w:szCs w:val="24"/>
-        </w:rPr>
-        <w:t xml:space="preserve"> </w:t>
-      </w:r>
-      <w:r>
-        <w:rPr>
-          <w:rFonts w:ascii="Khmer OS Battambang" w:hAnsi="Khmer OS Battambang" w:cs="Khmer OS Battambang"/>
-          <w:sz w:val="24"/>
-          <w:szCs w:val="24"/>
-          <w:cs/>
-        </w:rPr>
-        <w:t>ដើម្បីធ្វើឱ្យការ</w:t>
-      </w:r>
-      <w:r>
-        <w:rPr>
-          <w:rFonts w:ascii="Khmer OS Battambang" w:hAnsi="Khmer OS Battambang" w:cs="Khmer OS Battambang"/>
-          <w:sz w:val="24"/>
-          <w:szCs w:val="24"/>
-          <w:cs/>
+          <w:rFonts w:ascii="Century" w:hAnsi="Century" w:cs="Khmer OS Battambang"/>
+          <w:b/>
+          <w:bCs/>
+          <w:sz w:val="24"/>
+          <w:szCs w:val="24"/>
+          <w:lang w:val="en-GB"/>
+        </w:rPr>
+        <w:t>MySQL</w:t>
+      </w:r>
+    </w:p>
+    <w:p>
+      <w:pPr>
+        <w:tabs>
+          <w:tab w:val="left" w:pos="540"/>
+          <w:tab w:val="left" w:pos="720"/>
+        </w:tabs>
+        <w:jc w:val="both"/>
+        <w:rPr>
+          <w:rFonts w:ascii="Century" w:hAnsi="Century" w:cs="Khmer OS Battambang"/>
+          <w:sz w:val="24"/>
+          <w:szCs w:val="24"/>
+        </w:rPr>
+      </w:pPr>
+      <w:r>
+        <w:rPr>
+          <w:rFonts w:ascii="Century" w:hAnsi="Century" w:cs="Khmer OS Battambang"/>
+          <w:sz w:val="24"/>
+          <w:szCs w:val="24"/>
+          <w:cs/>
+          <w:lang w:val="en-GB"/>
         </w:rPr>
         <w:lastRenderedPageBreak/>
-        <w:t xml:space="preserve">អភិវឌ្ឍ </w:t>
+        <w:tab/>
+      </w:r>
+      <w:r>
+        <w:rPr>
+          <w:rFonts w:ascii="Century" w:hAnsi="Century" w:cs="Khmer OS Battambang"/>
+          <w:sz w:val="24"/>
+          <w:szCs w:val="24"/>
+          <w:cs/>
+          <w:lang w:val="en-GB"/>
+        </w:rPr>
+        <w:tab/>
+      </w:r>
+      <w:r>
+        <w:rPr>
+          <w:rFonts w:ascii="Century" w:hAnsi="Century" w:cs="Khmer OS Battambang"/>
+          <w:sz w:val="24"/>
+          <w:szCs w:val="24"/>
+        </w:rPr>
+        <w:t xml:space="preserve">MySQL </w:t>
+      </w:r>
+      <w:r>
+        <w:rPr>
+          <w:rFonts w:ascii="Century" w:hAnsi="Century" w:cs="Khmer OS Battambang"/>
+          <w:sz w:val="24"/>
+          <w:szCs w:val="24"/>
+          <w:cs/>
+          <w:lang w:val="en-GB"/>
+        </w:rPr>
+        <w:t>គឺជាកម្មវិធីគ្រប់គ្រងមូលដ្ឋានទិន្នន័យ (</w:t>
+      </w:r>
+      <w:r>
+        <w:rPr>
+          <w:rFonts w:ascii="Century" w:hAnsi="Century" w:cs="Khmer OS Battambang"/>
+          <w:sz w:val="24"/>
+          <w:szCs w:val="24"/>
+        </w:rPr>
+        <w:t xml:space="preserve">DBMS) </w:t>
+      </w:r>
+      <w:r>
+        <w:rPr>
+          <w:rFonts w:ascii="Century" w:hAnsi="Century" w:cs="Khmer OS Battambang"/>
+          <w:sz w:val="24"/>
+          <w:szCs w:val="24"/>
+          <w:cs/>
+          <w:lang w:val="en-GB"/>
+        </w:rPr>
+        <w:t>ដែលត្រូវបានបង្កើតឡើងនៅឆ្នាំ</w:t>
+      </w:r>
+      <w:r>
+        <w:rPr>
+          <w:rFonts w:ascii="Century" w:hAnsi="Century" w:cs="Khmer OS Battambang"/>
+          <w:sz w:val="24"/>
+          <w:szCs w:val="24"/>
+        </w:rPr>
+        <w:t xml:space="preserve"> 1995 </w:t>
+      </w:r>
+      <w:r>
+        <w:rPr>
+          <w:rFonts w:ascii="Century" w:hAnsi="Century" w:cs="Khmer OS Battambang"/>
+          <w:sz w:val="24"/>
+          <w:szCs w:val="24"/>
+          <w:cs/>
+          <w:lang w:val="en-GB"/>
+        </w:rPr>
+        <w:t>ដោយក្រុមហ៊ុន</w:t>
+      </w:r>
+      <w:r>
+        <w:rPr>
+          <w:rFonts w:ascii="Century" w:hAnsi="Century" w:cs="Khmer OS Battambang"/>
+          <w:sz w:val="24"/>
+          <w:szCs w:val="24"/>
+        </w:rPr>
+        <w:t xml:space="preserve"> MySQL AB (</w:t>
+      </w:r>
+      <w:r>
+        <w:rPr>
+          <w:rFonts w:ascii="Century" w:hAnsi="Century" w:cs="Khmer OS Battambang"/>
+          <w:sz w:val="24"/>
+          <w:szCs w:val="24"/>
+          <w:cs/>
+          <w:lang w:val="en-GB"/>
+        </w:rPr>
+        <w:t>ប្រទេសស៊ុយអែត) ដោយអ្នកអភិវឌ្ឍន៍សំខាន់ៗគឺ</w:t>
+      </w:r>
+      <w:r>
+        <w:rPr>
+          <w:rFonts w:ascii="Century" w:hAnsi="Century" w:cs="Khmer OS Battambang"/>
+          <w:sz w:val="24"/>
+          <w:szCs w:val="24"/>
+        </w:rPr>
+        <w:t xml:space="preserve"> Michael Widenius, David Axmark </w:t>
+      </w:r>
+      <w:r>
+        <w:rPr>
+          <w:rFonts w:ascii="Century" w:hAnsi="Century" w:cs="Khmer OS Battambang"/>
+          <w:sz w:val="24"/>
+          <w:szCs w:val="24"/>
+          <w:cs/>
+          <w:lang w:val="en-GB"/>
+        </w:rPr>
+        <w:t>និង</w:t>
+      </w:r>
+      <w:r>
+        <w:rPr>
+          <w:rFonts w:ascii="Century" w:hAnsi="Century" w:cs="Khmer OS Battambang"/>
+          <w:sz w:val="24"/>
+          <w:szCs w:val="24"/>
+        </w:rPr>
+        <w:t xml:space="preserve"> Allan Larsson</w:t>
+      </w:r>
+      <w:r>
+        <w:rPr>
+          <w:rFonts w:ascii="Century" w:hAnsi="Century" w:cs="Khmer OS Battambang"/>
+          <w:sz w:val="24"/>
+          <w:szCs w:val="24"/>
+          <w:cs/>
+          <w:lang w:val="en-GB"/>
+        </w:rPr>
+        <w:t>។</w:t>
+      </w:r>
+    </w:p>
+    <w:p>
+      <w:pPr>
+        <w:tabs>
+          <w:tab w:val="left" w:pos="540"/>
+          <w:tab w:val="left" w:pos="720"/>
+        </w:tabs>
+        <w:jc w:val="both"/>
+        <w:rPr>
+          <w:rFonts w:ascii="Century" w:hAnsi="Century" w:cs="Khmer OS Battambang"/>
+          <w:sz w:val="24"/>
+          <w:szCs w:val="24"/>
+          <w:lang w:val="en-GB"/>
+        </w:rPr>
+      </w:pPr>
+      <w:r>
+        <w:rPr>
+          <w:rFonts w:ascii="Century" w:hAnsi="Century" w:cs="Khmer OS Battambang"/>
+          <w:sz w:val="24"/>
+          <w:szCs w:val="24"/>
+        </w:rPr>
+        <w:t xml:space="preserve">MySQL </w:t>
+      </w:r>
+      <w:r>
+        <w:rPr>
+          <w:rFonts w:ascii="Century" w:hAnsi="Century" w:cs="Khmer OS Battambang"/>
+          <w:sz w:val="24"/>
+          <w:szCs w:val="24"/>
+          <w:cs/>
+          <w:lang w:val="en-GB"/>
+        </w:rPr>
+        <w:t xml:space="preserve">ត្រូវបានរចនាឡើងឱ្យមានភាពលឿន ងាយស្រួលប្រើ និងសមស្របសម្រាប់ </w:t>
       </w:r>
       <w:r>
         <w:rPr>
@@ -17303,95 +17702,103 @@
       </w:r>
       <w:r>
         <w:rPr>
-          <w:rFonts w:ascii="Khmer OS Battambang" w:hAnsi="Khmer OS Battambang" w:cs="Khmer OS Battambang"/>
-          <w:sz w:val="24"/>
-          <w:szCs w:val="24"/>
-        </w:rPr>
-        <w:t xml:space="preserve"> </w:t>
-      </w:r>
-      <w:r>
-        <w:rPr>
-          <w:rFonts w:ascii="Khmer OS Battambang" w:hAnsi="Khmer OS Battambang" w:cs="Khmer OS Battambang"/>
-          <w:sz w:val="24"/>
-          <w:szCs w:val="24"/>
-          <w:cs/>
-        </w:rPr>
-        <w:t xml:space="preserve">មានរចនាសម្ព័ន្ធច្បាស់លាស់ និងងាយស្រួលថែទាំ។ </w:t>
-      </w:r>
-      <w:r>
-        <w:rPr>
-          <w:rFonts w:ascii="Century" w:hAnsi="Century" w:cs="Khmer OS Battambang"/>
-          <w:sz w:val="24"/>
-          <w:szCs w:val="24"/>
-        </w:rPr>
-        <w:t>Laravel</w:t>
-      </w:r>
-      <w:r>
-        <w:rPr>
-          <w:rFonts w:ascii="Khmer OS Battambang" w:hAnsi="Khmer OS Battambang" w:cs="Khmer OS Battambang"/>
-          <w:sz w:val="24"/>
-          <w:szCs w:val="24"/>
-        </w:rPr>
-        <w:t xml:space="preserve"> </w:t>
-      </w:r>
-      <w:r>
-        <w:rPr>
-          <w:rFonts w:ascii="Khmer OS Battambang" w:hAnsi="Khmer OS Battambang" w:cs="Khmer OS Battambang"/>
-          <w:sz w:val="24"/>
-          <w:szCs w:val="24"/>
-          <w:cs/>
-        </w:rPr>
-        <w:t xml:space="preserve">ផ្តល់នូវមុខងារស្រាប់ជាច្រើន ដូចជា </w:t>
-      </w:r>
-      <w:r>
-        <w:rPr>
-          <w:rFonts w:ascii="Century" w:hAnsi="Century" w:cs="Khmer OS Battambang"/>
-          <w:sz w:val="24"/>
-          <w:szCs w:val="24"/>
-        </w:rPr>
-        <w:t>Authentication, Routing, ORM (Eloquent)</w:t>
-      </w:r>
-      <w:r>
-        <w:rPr>
-          <w:rFonts w:ascii="Khmer OS Battambang" w:hAnsi="Khmer OS Battambang" w:cs="Khmer OS Battambang"/>
-          <w:sz w:val="24"/>
-          <w:szCs w:val="24"/>
-        </w:rPr>
-        <w:t xml:space="preserve"> </w:t>
-      </w:r>
-      <w:r>
-        <w:rPr>
-          <w:rFonts w:ascii="Khmer OS Battambang" w:hAnsi="Khmer OS Battambang" w:cs="Khmer OS Battambang"/>
-          <w:sz w:val="24"/>
-          <w:szCs w:val="24"/>
-          <w:cs/>
-        </w:rPr>
-        <w:t xml:space="preserve">និង </w:t>
-      </w:r>
-      <w:r>
-        <w:rPr>
-          <w:rFonts w:ascii="Century" w:hAnsi="Century" w:cs="Khmer OS Battambang"/>
-          <w:sz w:val="24"/>
-          <w:szCs w:val="24"/>
-        </w:rPr>
-        <w:t>Security</w:t>
-      </w:r>
-      <w:r>
-        <w:rPr>
-          <w:rFonts w:ascii="Khmer OS Battambang" w:hAnsi="Khmer OS Battambang" w:cs="Khmer OS Battambang"/>
-          <w:sz w:val="24"/>
-          <w:szCs w:val="24"/>
-        </w:rPr>
-        <w:t xml:space="preserve"> </w:t>
-      </w:r>
-      <w:r>
-        <w:rPr>
-          <w:rFonts w:ascii="Khmer OS Battambang" w:hAnsi="Khmer OS Battambang" w:cs="Khmer OS Battambang"/>
-          <w:sz w:val="24"/>
-          <w:szCs w:val="24"/>
-          <w:cs/>
-        </w:rPr>
-        <w:t>ដែលជួយបង្កើនប្រសិទ្ធភាព និងសុវត្ថិភាពក្នុងការអភិវឌ្ឍប្រព័ន្ធ។</w:t>
+          <w:rFonts w:ascii="Century" w:hAnsi="Century" w:cs="Khmer OS Battambang"/>
+          <w:sz w:val="24"/>
+          <w:szCs w:val="24"/>
+          <w:cs/>
+          <w:lang w:val="en-GB"/>
+        </w:rPr>
+        <w:t xml:space="preserve">។ បន្ទាប់មក </w:t>
+      </w:r>
+      <w:r>
+        <w:rPr>
+          <w:rFonts w:ascii="Century" w:hAnsi="Century" w:cs="Khmer OS Battambang"/>
+          <w:sz w:val="24"/>
+          <w:szCs w:val="24"/>
+        </w:rPr>
+        <w:t xml:space="preserve">MySQL </w:t>
+      </w:r>
+      <w:r>
+        <w:rPr>
+          <w:rFonts w:ascii="Century" w:hAnsi="Century" w:cs="Khmer OS Battambang"/>
+          <w:sz w:val="24"/>
+          <w:szCs w:val="24"/>
+          <w:cs/>
+          <w:lang w:val="en-GB"/>
+        </w:rPr>
+        <w:t>ត្រូវបានក្រុមហ៊ុន</w:t>
+      </w:r>
+      <w:r>
+        <w:rPr>
+          <w:rFonts w:ascii="Century" w:hAnsi="Century" w:cs="Khmer OS Battambang"/>
+          <w:sz w:val="24"/>
+          <w:szCs w:val="24"/>
+        </w:rPr>
+        <w:t xml:space="preserve"> Sun Microsystems </w:t>
+      </w:r>
+      <w:r>
+        <w:rPr>
+          <w:rFonts w:ascii="Century" w:hAnsi="Century" w:cs="Khmer OS Battambang"/>
+          <w:sz w:val="24"/>
+          <w:szCs w:val="24"/>
+          <w:cs/>
+          <w:lang w:val="en-GB"/>
+        </w:rPr>
+        <w:t xml:space="preserve">ទិញនៅឆ្នាំ </w:t>
+      </w:r>
+      <w:r>
+        <w:rPr>
+          <w:rFonts w:ascii="Century" w:hAnsi="Century" w:cs="Khmer OS Battambang"/>
+          <w:sz w:val="24"/>
+          <w:szCs w:val="24"/>
+        </w:rPr>
+        <w:t xml:space="preserve">2008 </w:t>
+      </w:r>
+      <w:r>
+        <w:rPr>
+          <w:rFonts w:ascii="Century" w:hAnsi="Century" w:cs="Khmer OS Battambang"/>
+          <w:sz w:val="24"/>
+          <w:szCs w:val="24"/>
+          <w:cs/>
+          <w:lang w:val="en-GB"/>
+        </w:rPr>
+        <w:t>ហើយបន្ទាប់មកត្រូវបានក្រុមហ៊ុន</w:t>
+      </w:r>
+      <w:r>
+        <w:rPr>
+          <w:rFonts w:ascii="Century" w:hAnsi="Century" w:cs="Khmer OS Battambang"/>
+          <w:sz w:val="24"/>
+          <w:szCs w:val="24"/>
+        </w:rPr>
+        <w:t xml:space="preserve"> Oracle Corporation </w:t>
+      </w:r>
+      <w:r>
+        <w:rPr>
+          <w:rFonts w:ascii="Century" w:hAnsi="Century" w:cs="Khmer OS Battambang"/>
+          <w:sz w:val="24"/>
+          <w:szCs w:val="24"/>
+          <w:cs/>
+          <w:lang w:val="en-GB"/>
+        </w:rPr>
+        <w:t xml:space="preserve">គ្រប់គ្រងនៅឆ្នាំ </w:t>
+      </w:r>
+      <w:r>
+        <w:rPr>
+          <w:rFonts w:ascii="Century" w:hAnsi="Century" w:cs="Khmer OS Battambang"/>
+          <w:sz w:val="24"/>
+          <w:szCs w:val="24"/>
+        </w:rPr>
+        <w:t>2010</w:t>
+      </w:r>
+      <w:r>
+        <w:rPr>
+          <w:rFonts w:ascii="Century" w:hAnsi="Century" w:cs="Khmer OS Battambang"/>
+          <w:sz w:val="24"/>
+          <w:szCs w:val="24"/>
+          <w:cs/>
+          <w:lang w:val="en-GB"/>
+        </w:rPr>
+        <w:t>។</w:t>
       </w:r>
     </w:p>
     <w:p>
@@ -17402,20 +17809,23 @@
         </w:tabs>
         <w:jc w:val="center"/>
         <w:rPr>
-          <w:rFonts w:ascii="Khmer OS Battambang" w:hAnsi="Khmer OS Battambang" w:cs="Khmer OS Battambang"/>
-          <w:sz w:val="24"/>
-          <w:szCs w:val="24"/>
-        </w:rPr>
-      </w:pPr>
-      <w:r>
-        <w:rPr>
+          <w:rFonts w:ascii="Century" w:hAnsi="Century" w:cs="Khmer OS Battambang"/>
+          <w:sz w:val="24"/>
+          <w:szCs w:val="24"/>
+        </w:rPr>
+      </w:pPr>
+      <w:r>
+        <w:rPr>
+          <w:rFonts w:ascii="Khmer OS Battambang" w:hAnsi="Khmer OS Battambang" w:cs="Khmer OS Battambang"/>
           <w:noProof/>
+          <w:sz w:val="24"/>
+          <w:szCs w:val="24"/>
         </w:rPr>
         <w:drawing>
-          <wp:inline distT="0" distB="0" distL="0" distR="0" wp14:anchorId="39E3ECDA" wp14:editId="78022EC0">
-            <wp:extent cx="1380067" cy="1380067"/>
-            <wp:effectExtent l="0" t="0" r="0" b="0"/>
-            <wp:docPr id="1047813363" name="Picture 1"/>
+          <wp:inline distT="0" distB="0" distL="0" distR="0" wp14:anchorId="457CD1A6" wp14:editId="608398C1">
+            <wp:extent cx="1600200" cy="1064860"/>
+            <wp:effectExtent l="0" t="0" r="0" b="2540"/>
+            <wp:docPr id="1373657683" name="Picture 4"/>
             <wp:cNvGraphicFramePr>
               <a:graphicFrameLocks xmlns:a="http://schemas.openxmlformats.org/drawingml/2006/main" noChangeAspect="1"/>
             </wp:cNvGraphicFramePr>
@@ -17423,11 +17833,17 @@
               <a:graphicData uri="http://schemas.openxmlformats.org/drawingml/2006/picture">
                 <pic:pic xmlns:pic="http://schemas.openxmlformats.org/drawingml/2006/picture">
                   <pic:nvPicPr>
-                    <pic:cNvPr id="1047813363" name=""/>
+                    <pic:cNvPr id="1863353730" name="Picture 1863353730"/>
                     <pic:cNvPicPr/>
                   </pic:nvPicPr>
                   <pic:blipFill>
-                    <a:blip r:embed="rId22"/>
+                    <a:blip r:embed="rId22">
+                      <a:extLst>
+                        <a:ext uri="{28A0092B-C50C-407E-A947-70E740481C1C}">
+                          <a14:useLocalDpi xmlns:a14="http://schemas.microsoft.com/office/drawing/2010/main" val="0"/>
+                        </a:ext>
+                      </a:extLst>
+                    </a:blip>
                     <a:stretch>
                       <a:fillRect/>
                     </a:stretch>
@@ -17435,7 +17851,7 @@
                   <pic:spPr>
                     <a:xfrm>
                       <a:off x="0" y="0"/>
-                      <a:ext cx="1381849" cy="1381849"/>
+                      <a:ext cx="1611397" cy="1072311"/>
                     </a:xfrm>
                     <a:prstGeom prst="rect">
                       <a:avLst/>
@@ -17469,7 +17885,25 @@
           <w:szCs w:val="24"/>
           <w:cs/>
         </w:rPr>
-        <w:t xml:space="preserve">រូបភាពទី១០៖ </w:t>
+        <w:t>រូបភាពទី</w:t>
+      </w:r>
+      <w:r>
+        <w:rPr>
+          <w:rFonts w:ascii="Cambria" w:hAnsi="Cambria" w:cs="Khmer OS Battambang" w:hint="cs"/>
+          <w:sz w:val="24"/>
+          <w:szCs w:val="24"/>
+          <w:cs/>
+        </w:rPr>
+        <w:t>១០</w:t>
+      </w:r>
+      <w:r>
+        <w:rPr>
+          <w:rFonts w:ascii="Cambria" w:hAnsi="Cambria" w:cs="Khmer OS Battambang" w:hint="cs"/>
+          <w:sz w:val="24"/>
+          <w:szCs w:val="24"/>
+          <w:cs/>
+        </w:rPr>
+        <w:t xml:space="preserve">៖ </w:t>
       </w:r>
       <w:r>
         <w:rPr>
@@ -17478,7 +17912,7 @@
           <w:szCs w:val="24"/>
           <w:lang w:val="en-GB"/>
         </w:rPr>
-        <w:t>Laravel</w:t>
+        <w:t>MySQL</w:t>
       </w:r>
     </w:p>
     <w:p>
@@ -17489,118 +17923,20 @@
         </w:tabs>
         <w:jc w:val="both"/>
         <w:rPr>
-          <w:rFonts w:ascii="Khmer OS Bokor" w:hAnsi="Khmer OS Bokor" w:cs="Khmer OS Bokor"/>
-          <w:sz w:val="24"/>
-          <w:szCs w:val="24"/>
-        </w:rPr>
-      </w:pPr>
-      <w:r>
-        <w:rPr>
-          <w:rFonts w:ascii="Khmer OS Battambang" w:hAnsi="Khmer OS Battambang" w:cs="Khmer OS Battambang"/>
-          <w:sz w:val="24"/>
-          <w:szCs w:val="24"/>
-          <w:cs/>
-        </w:rPr>
-        <w:tab/>
-      </w:r>
-      <w:r>
-        <w:rPr>
-          <w:rFonts w:ascii="Khmer OS Bokor" w:hAnsi="Khmer OS Bokor" w:cs="Khmer OS Bokor" w:hint="cs"/>
-          <w:sz w:val="24"/>
-          <w:szCs w:val="24"/>
-          <w:cs/>
-        </w:rPr>
-        <w:t>២</w:t>
-      </w:r>
-      <w:r>
-        <w:rPr>
-          <w:rFonts w:ascii="Khmer OS Bokor" w:hAnsi="Khmer OS Bokor" w:cs="Khmer OS Bokor"/>
-          <w:sz w:val="24"/>
-          <w:szCs w:val="24"/>
-          <w:cs/>
-        </w:rPr>
-        <w:t>.</w:t>
-      </w:r>
-      <w:r>
-        <w:rPr>
-          <w:rFonts w:ascii="Khmer OS Bokor" w:hAnsi="Khmer OS Bokor" w:cs="Khmer OS Bokor" w:hint="cs"/>
-          <w:sz w:val="24"/>
-          <w:szCs w:val="24"/>
-          <w:cs/>
-        </w:rPr>
-        <w:t>៨</w:t>
-      </w:r>
-      <w:r>
-        <w:rPr>
-          <w:rFonts w:ascii="Khmer OS Bokor" w:hAnsi="Khmer OS Bokor" w:cs="Khmer OS Bokor"/>
-          <w:sz w:val="24"/>
-          <w:szCs w:val="24"/>
-          <w:cs/>
-        </w:rPr>
-        <w:t>.៤ កម្មវិធីដែលប្រើប្រាស់</w:t>
-      </w:r>
-    </w:p>
-    <w:p>
-      <w:pPr>
-        <w:tabs>
-          <w:tab w:val="left" w:pos="540"/>
-          <w:tab w:val="left" w:pos="720"/>
-        </w:tabs>
-        <w:jc w:val="both"/>
-        <w:rPr>
-          <w:rFonts w:ascii="Khmer OS Battambang" w:hAnsi="Khmer OS Battambang" w:cs="Khmer OS Battambang"/>
-          <w:sz w:val="24"/>
-          <w:szCs w:val="24"/>
-        </w:rPr>
-      </w:pPr>
-      <w:r>
-        <w:rPr>
-          <w:rFonts w:ascii="Khmer OS Bokor" w:hAnsi="Khmer OS Bokor" w:cs="Khmer OS Bokor"/>
-          <w:sz w:val="24"/>
-          <w:szCs w:val="24"/>
-          <w:cs/>
-        </w:rPr>
-        <w:tab/>
-      </w:r>
-      <w:r>
-        <w:rPr>
-          <w:rFonts w:ascii="Khmer OS Bokor" w:hAnsi="Khmer OS Bokor" w:cs="Khmer OS Bokor"/>
-          <w:sz w:val="24"/>
-          <w:szCs w:val="24"/>
-          <w:cs/>
-        </w:rPr>
-        <w:tab/>
-      </w:r>
-      <w:r>
-        <w:rPr>
-          <w:rFonts w:ascii="Khmer OS Battambang" w:hAnsi="Khmer OS Battambang" w:cs="Khmer OS Battambang"/>
-          <w:sz w:val="24"/>
-          <w:szCs w:val="24"/>
-          <w:cs/>
-        </w:rPr>
-        <w:t>ក្នុងការអភិវឌ្ឍ និងអនុវត្តប្រព័ន្ធគ្រប់គ្រងផ្នែកកីឡាបាល់ទាត់ គម្រោងនេះបានប្រើប្រាស់កម្មវិធី និងឧបករណ៍ជាចម្បង ដើម្បីគាំទ្រដល់ការសរសេរកូដ ការសាកល្បងប្រព័ន្ធ ការសហការជាក្រុម និងការគ្រប់គ្រងឯកសារ ដូចខាងក្រោម៖</w:t>
-      </w:r>
-    </w:p>
-    <w:p>
-      <w:pPr>
-        <w:tabs>
-          <w:tab w:val="left" w:pos="540"/>
-          <w:tab w:val="left" w:pos="720"/>
-        </w:tabs>
-        <w:jc w:val="both"/>
-        <w:rPr>
-          <w:rFonts w:ascii="Century" w:hAnsi="Century" w:cs="Khmer OS"/>
+          <w:rFonts w:ascii="Khmer OS Battambang" w:hAnsi="Khmer OS Battambang" w:cs="Khmer OS Battambang"/>
           <w:b/>
           <w:bCs/>
           <w:sz w:val="24"/>
           <w:szCs w:val="24"/>
-        </w:rPr>
-      </w:pPr>
-      <w:r>
-        <w:rPr>
-          <w:rFonts w:ascii="Khmer OS Bokor" w:hAnsi="Khmer OS Bokor" w:cs="Khmer OS Bokor"/>
-          <w:sz w:val="24"/>
-          <w:szCs w:val="24"/>
+          <w:lang w:val="en-GB"/>
+        </w:rPr>
+      </w:pPr>
+      <w:r>
+        <w:rPr>
+          <w:rFonts w:ascii="Khmer OS Battambang" w:hAnsi="Khmer OS Battambang" w:cs="Khmer OS Battambang"/>
+          <w:sz w:val="24"/>
+          <w:szCs w:val="24"/>
+          <w:cs/>
         </w:rPr>
         <w:tab/>
       </w:r>
@@ -17613,591 +17949,18 @@
           <w:szCs w:val="24"/>
           <w:cs/>
         </w:rPr>
-        <w:t>ក.</w:t>
-      </w:r>
-      <w:r>
-        <w:rPr>
-          <w:rFonts w:ascii="Khmer OS" w:hAnsi="Khmer OS" w:cs="Khmer OS" w:hint="cs"/>
-          <w:b/>
-          <w:bCs/>
-          <w:sz w:val="24"/>
-          <w:szCs w:val="24"/>
-          <w:cs/>
-        </w:rPr>
-        <w:t xml:space="preserve"> </w:t>
-      </w:r>
-      <w:r>
-        <w:rPr>
-          <w:rFonts w:ascii="Century" w:hAnsi="Century" w:cs="Khmer OS"/>
-          <w:b/>
-          <w:bCs/>
-          <w:sz w:val="24"/>
-          <w:szCs w:val="24"/>
-        </w:rPr>
-        <w:t>GitHub</w:t>
-      </w:r>
-    </w:p>
-    <w:p>
-      <w:pPr>
-        <w:tabs>
-          <w:tab w:val="left" w:pos="540"/>
-          <w:tab w:val="left" w:pos="720"/>
-        </w:tabs>
-        <w:jc w:val="both"/>
-        <w:rPr>
-          <w:rFonts w:ascii="Century" w:hAnsi="Century" w:cs="Khmer OS"/>
-          <w:b/>
-          <w:bCs/>
-          <w:sz w:val="24"/>
-          <w:szCs w:val="24"/>
-        </w:rPr>
-      </w:pPr>
-    </w:p>
-    <w:p>
-      <w:pPr>
-        <w:tabs>
-          <w:tab w:val="left" w:pos="540"/>
-          <w:tab w:val="left" w:pos="720"/>
-        </w:tabs>
-        <w:jc w:val="both"/>
-        <w:rPr>
-          <w:rFonts w:ascii="Century" w:hAnsi="Century" w:cs="Khmer OS"/>
-          <w:b/>
-          <w:bCs/>
-          <w:sz w:val="24"/>
-          <w:szCs w:val="24"/>
-        </w:rPr>
-      </w:pPr>
-    </w:p>
-    <w:p>
-      <w:pPr>
-        <w:tabs>
-          <w:tab w:val="left" w:pos="540"/>
-          <w:tab w:val="left" w:pos="720"/>
-        </w:tabs>
-        <w:jc w:val="center"/>
-        <w:rPr>
-          <w:rFonts w:ascii="Century" w:hAnsi="Century" w:cs="Khmer OS"/>
-          <w:b/>
-          <w:bCs/>
-          <w:sz w:val="24"/>
-          <w:szCs w:val="24"/>
-        </w:rPr>
-      </w:pPr>
-      <w:r>
-        <w:rPr>
-          <w:noProof/>
-        </w:rPr>
-        <w:drawing>
-          <wp:inline distT="0" distB="0" distL="0" distR="0" wp14:anchorId="06C86780" wp14:editId="513754C4">
-            <wp:extent cx="1862455" cy="1047631"/>
-            <wp:effectExtent l="0" t="0" r="4445" b="635"/>
-            <wp:docPr id="1114302220" name="Picture 1"/>
-            <wp:cNvGraphicFramePr>
-              <a:graphicFrameLocks xmlns:a="http://schemas.openxmlformats.org/drawingml/2006/main" noChangeAspect="1"/>
-            </wp:cNvGraphicFramePr>
-            <a:graphic xmlns:a="http://schemas.openxmlformats.org/drawingml/2006/main">
-              <a:graphicData uri="http://schemas.openxmlformats.org/drawingml/2006/picture">
-                <pic:pic xmlns:pic="http://schemas.openxmlformats.org/drawingml/2006/picture">
-                  <pic:nvPicPr>
-                    <pic:cNvPr id="1114302220" name=""/>
-                    <pic:cNvPicPr/>
-                  </pic:nvPicPr>
-                  <pic:blipFill>
-                    <a:blip r:embed="rId23"/>
-                    <a:stretch>
-                      <a:fillRect/>
-                    </a:stretch>
-                  </pic:blipFill>
-                  <pic:spPr>
-                    <a:xfrm>
-                      <a:off x="0" y="0"/>
-                      <a:ext cx="1899280" cy="1068345"/>
-                    </a:xfrm>
-                    <a:prstGeom prst="rect">
-                      <a:avLst/>
-                    </a:prstGeom>
-                  </pic:spPr>
-                </pic:pic>
-              </a:graphicData>
-            </a:graphic>
-          </wp:inline>
-        </w:drawing>
-      </w:r>
-    </w:p>
-    <w:p>
-      <w:pPr>
-        <w:tabs>
-          <w:tab w:val="left" w:pos="540"/>
-          <w:tab w:val="left" w:pos="720"/>
-        </w:tabs>
-        <w:jc w:val="center"/>
-        <w:rPr>
-          <w:rFonts w:ascii="Cambria" w:hAnsi="Cambria" w:cs="Khmer OS Battambang"/>
-          <w:sz w:val="24"/>
-          <w:szCs w:val="24"/>
-          <w:lang w:val="en-GB"/>
-        </w:rPr>
-      </w:pPr>
-      <w:r>
-        <w:rPr>
-          <w:rFonts w:ascii="Cambria" w:hAnsi="Cambria" w:cs="Khmer OS Battambang" w:hint="cs"/>
-          <w:sz w:val="24"/>
-          <w:szCs w:val="24"/>
-          <w:cs/>
-        </w:rPr>
-        <w:t xml:space="preserve">រូបភាពទី១១៖ </w:t>
-      </w:r>
-      <w:proofErr w:type="spellStart"/>
-      <w:r>
-        <w:rPr>
-          <w:rFonts w:ascii="Cambria" w:hAnsi="Cambria" w:cs="Khmer OS Battambang"/>
-          <w:sz w:val="24"/>
-          <w:szCs w:val="24"/>
-          <w:lang w:val="en-GB"/>
-        </w:rPr>
-        <w:t>Github</w:t>
-      </w:r>
-      <w:proofErr w:type="spellEnd"/>
-    </w:p>
-    <w:p>
-      <w:pPr>
-        <w:tabs>
-          <w:tab w:val="left" w:pos="540"/>
-          <w:tab w:val="left" w:pos="720"/>
-        </w:tabs>
-        <w:jc w:val="both"/>
-        <w:rPr>
-          <w:rFonts w:ascii="Khmer OS Battambang" w:hAnsi="Khmer OS Battambang" w:cs="Khmer OS Battambang"/>
-          <w:sz w:val="24"/>
-          <w:szCs w:val="24"/>
-        </w:rPr>
-      </w:pPr>
-      <w:r>
-        <w:rPr>
-          <w:rFonts w:ascii="Century" w:hAnsi="Century" w:cs="Khmer OS"/>
-          <w:b/>
-          <w:bCs/>
-          <w:sz w:val="24"/>
-          <w:szCs w:val="24"/>
-          <w:cs/>
-        </w:rPr>
-        <w:tab/>
-      </w:r>
-      <w:r>
-        <w:rPr>
-          <w:rFonts w:ascii="Century" w:hAnsi="Century" w:cs="Khmer OS"/>
-          <w:b/>
-          <w:bCs/>
-          <w:sz w:val="24"/>
-          <w:szCs w:val="24"/>
-          <w:cs/>
-        </w:rPr>
-        <w:tab/>
-      </w:r>
-      <w:r>
-        <w:rPr>
-          <w:rFonts w:ascii="Century" w:hAnsi="Century" w:cs="Khmer OS Battambang"/>
-          <w:sz w:val="24"/>
-          <w:szCs w:val="24"/>
-        </w:rPr>
-        <w:t>GitHub</w:t>
-      </w:r>
-      <w:r>
-        <w:rPr>
-          <w:rFonts w:ascii="Khmer OS Battambang" w:hAnsi="Khmer OS Battambang" w:cs="Khmer OS Battambang"/>
-          <w:sz w:val="24"/>
-          <w:szCs w:val="24"/>
-        </w:rPr>
-        <w:t xml:space="preserve"> </w:t>
-      </w:r>
-      <w:r>
-        <w:rPr>
-          <w:rFonts w:ascii="Khmer OS Battambang" w:hAnsi="Khmer OS Battambang" w:cs="Khmer OS Battambang"/>
-          <w:sz w:val="24"/>
-          <w:szCs w:val="24"/>
-          <w:cs/>
-        </w:rPr>
-        <w:t xml:space="preserve">ត្រូវបានប្រើប្រាស់សម្រាប់រក្សាទុក និងគ្រប់គ្រង </w:t>
-      </w:r>
-      <w:r>
-        <w:rPr>
-          <w:rFonts w:ascii="Century" w:hAnsi="Century" w:cs="Khmer OS Battambang"/>
-          <w:sz w:val="24"/>
-          <w:szCs w:val="24"/>
-        </w:rPr>
-        <w:t>Source Code</w:t>
-      </w:r>
-      <w:r>
-        <w:rPr>
-          <w:rFonts w:ascii="Khmer OS Battambang" w:hAnsi="Khmer OS Battambang" w:cs="Khmer OS Battambang"/>
-          <w:sz w:val="24"/>
-          <w:szCs w:val="24"/>
-        </w:rPr>
-        <w:t xml:space="preserve"> </w:t>
-      </w:r>
-      <w:r>
-        <w:rPr>
-          <w:rFonts w:ascii="Khmer OS Battambang" w:hAnsi="Khmer OS Battambang" w:cs="Khmer OS Battambang"/>
-          <w:sz w:val="24"/>
-          <w:szCs w:val="24"/>
-          <w:cs/>
-        </w:rPr>
-        <w:t xml:space="preserve">នៃគម្រោង។ វាជួយសម្រួលដល់ការសហការជាក្រុម ការតាមដានការផ្លាស់ប្តូរកូដ និងការគ្រប់គ្រងកំណែ </w:t>
-      </w:r>
-      <w:r>
-        <w:rPr>
-          <w:rFonts w:ascii="Century" w:hAnsi="Century" w:cs="Khmer OS Battambang"/>
-          <w:sz w:val="24"/>
-          <w:szCs w:val="24"/>
-          <w:cs/>
-        </w:rPr>
-        <w:t>(</w:t>
-      </w:r>
-      <w:r>
-        <w:rPr>
-          <w:rFonts w:ascii="Century" w:hAnsi="Century" w:cs="Khmer OS Battambang"/>
-          <w:sz w:val="24"/>
-          <w:szCs w:val="24"/>
-        </w:rPr>
-        <w:t>Version Control)</w:t>
-      </w:r>
-      <w:r>
-        <w:rPr>
-          <w:rFonts w:ascii="Khmer OS Battambang" w:hAnsi="Khmer OS Battambang" w:cs="Khmer OS Battambang"/>
-          <w:sz w:val="24"/>
-          <w:szCs w:val="24"/>
-        </w:rPr>
-        <w:t xml:space="preserve"> </w:t>
-      </w:r>
-      <w:r>
-        <w:rPr>
-          <w:rFonts w:ascii="Khmer OS Battambang" w:hAnsi="Khmer OS Battambang" w:cs="Khmer OS Battambang"/>
-          <w:sz w:val="24"/>
-          <w:szCs w:val="24"/>
-          <w:cs/>
-        </w:rPr>
-        <w:t>ឱ្យមានប្រសិទ្ធភាព។</w:t>
-      </w:r>
-    </w:p>
-    <w:p>
-      <w:pPr>
-        <w:tabs>
-          <w:tab w:val="left" w:pos="540"/>
-          <w:tab w:val="left" w:pos="720"/>
-        </w:tabs>
-        <w:jc w:val="both"/>
+        <w:t>ខ</w:t>
+      </w:r>
+      <w:r>
         <w:rPr>
           <w:rFonts w:ascii="Khmer OS" w:hAnsi="Khmer OS" w:cs="Khmer OS"/>
           <w:b/>
           <w:bCs/>
           <w:sz w:val="24"/>
           <w:szCs w:val="24"/>
-        </w:rPr>
-      </w:pPr>
-      <w:r>
-        <w:rPr>
-          <w:rFonts w:ascii="Khmer OS Battambang" w:hAnsi="Khmer OS Battambang" w:cs="Khmer OS Battambang"/>
-          <w:sz w:val="24"/>
-          <w:szCs w:val="24"/>
-          <w:cs/>
-        </w:rPr>
-        <w:tab/>
-      </w:r>
-      <w:r>
-        <w:rPr>
-          <w:rFonts w:ascii="Khmer OS" w:hAnsi="Khmer OS" w:cs="Khmer OS"/>
-          <w:b/>
-          <w:bCs/>
-          <w:sz w:val="24"/>
-          <w:szCs w:val="24"/>
-          <w:cs/>
-        </w:rPr>
-        <w:t xml:space="preserve">ខ. </w:t>
-      </w:r>
-      <w:r>
-        <w:rPr>
-          <w:rFonts w:ascii="Century" w:hAnsi="Century" w:cs="Khmer OS"/>
-          <w:b/>
-          <w:bCs/>
-          <w:sz w:val="24"/>
-          <w:szCs w:val="24"/>
-        </w:rPr>
-        <w:t>Visual Studio Code</w:t>
-      </w:r>
-    </w:p>
-    <w:p>
-      <w:pPr>
-        <w:tabs>
-          <w:tab w:val="left" w:pos="540"/>
-          <w:tab w:val="left" w:pos="720"/>
-        </w:tabs>
-        <w:jc w:val="both"/>
-        <w:rPr>
-          <w:rFonts w:ascii="Khmer OS Battambang" w:hAnsi="Khmer OS Battambang" w:cs="Khmer OS Battambang"/>
-          <w:sz w:val="24"/>
-          <w:szCs w:val="24"/>
-        </w:rPr>
-      </w:pPr>
-      <w:r>
-        <w:rPr>
-          <w:rFonts w:ascii="Khmer OS Battambang" w:hAnsi="Khmer OS Battambang" w:cs="Khmer OS Battambang"/>
-          <w:sz w:val="24"/>
-          <w:szCs w:val="24"/>
-          <w:cs/>
-        </w:rPr>
-        <w:lastRenderedPageBreak/>
-        <w:tab/>
-      </w:r>
-      <w:r>
-        <w:rPr>
-          <w:rFonts w:ascii="Khmer OS Battambang" w:hAnsi="Khmer OS Battambang" w:cs="Khmer OS Battambang"/>
-          <w:sz w:val="24"/>
-          <w:szCs w:val="24"/>
-          <w:cs/>
-        </w:rPr>
-        <w:tab/>
-      </w:r>
-      <w:r>
-        <w:rPr>
-          <w:rFonts w:ascii="Century" w:hAnsi="Century" w:cs="Khmer OS Battambang"/>
-          <w:sz w:val="24"/>
-          <w:szCs w:val="24"/>
-        </w:rPr>
-        <w:t>Visual Studio Code</w:t>
-      </w:r>
-      <w:r>
-        <w:rPr>
-          <w:rFonts w:ascii="Khmer OS Battambang" w:hAnsi="Khmer OS Battambang" w:cs="Khmer OS Battambang"/>
-          <w:sz w:val="24"/>
-          <w:szCs w:val="24"/>
-        </w:rPr>
-        <w:t xml:space="preserve"> </w:t>
-      </w:r>
-      <w:r>
-        <w:rPr>
-          <w:rFonts w:ascii="Khmer OS Battambang" w:hAnsi="Khmer OS Battambang" w:cs="Khmer OS Battambang"/>
-          <w:sz w:val="24"/>
-          <w:szCs w:val="24"/>
-          <w:cs/>
-        </w:rPr>
-        <w:t xml:space="preserve">ត្រូវបានប្រើជាកម្មវិធីសរសេរ និងកែសម្រួលកូដសម្រាប់ </w:t>
-      </w:r>
-      <w:r>
-        <w:rPr>
-          <w:rFonts w:ascii="Century" w:hAnsi="Century" w:cs="Khmer OS Battambang"/>
-          <w:sz w:val="24"/>
-          <w:szCs w:val="24"/>
-        </w:rPr>
-        <w:t>Frontend</w:t>
-      </w:r>
-      <w:r>
-        <w:rPr>
-          <w:rFonts w:ascii="Khmer OS Battambang" w:hAnsi="Khmer OS Battambang" w:cs="Khmer OS Battambang"/>
-          <w:sz w:val="24"/>
-          <w:szCs w:val="24"/>
-        </w:rPr>
-        <w:t xml:space="preserve"> </w:t>
-      </w:r>
-      <w:r>
-        <w:rPr>
-          <w:rFonts w:ascii="Khmer OS Battambang" w:hAnsi="Khmer OS Battambang" w:cs="Khmer OS Battambang"/>
-          <w:sz w:val="24"/>
-          <w:szCs w:val="24"/>
-          <w:cs/>
-        </w:rPr>
-        <w:t xml:space="preserve">និង </w:t>
-      </w:r>
-      <w:r>
-        <w:rPr>
-          <w:rFonts w:ascii="Century" w:hAnsi="Century" w:cs="Khmer OS Battambang"/>
-          <w:sz w:val="24"/>
-          <w:szCs w:val="24"/>
-        </w:rPr>
-        <w:t>Backend</w:t>
-      </w:r>
-      <w:r>
-        <w:rPr>
-          <w:rFonts w:ascii="Khmer OS Battambang" w:hAnsi="Khmer OS Battambang" w:cs="Khmer OS Battambang"/>
-          <w:sz w:val="24"/>
-          <w:szCs w:val="24"/>
-          <w:cs/>
-        </w:rPr>
-        <w:t xml:space="preserve">។ វាគាំទ្រភាសាកម្មវិធីជាច្រើន មាន </w:t>
-      </w:r>
-      <w:r>
-        <w:rPr>
-          <w:rFonts w:ascii="Century" w:hAnsi="Century" w:cs="Khmer OS Battambang"/>
-          <w:sz w:val="24"/>
-          <w:szCs w:val="24"/>
-        </w:rPr>
-        <w:t>Extension</w:t>
-      </w:r>
-      <w:r>
-        <w:rPr>
-          <w:rFonts w:ascii="Khmer OS Battambang" w:hAnsi="Khmer OS Battambang" w:cs="Khmer OS Battambang"/>
-          <w:sz w:val="24"/>
-          <w:szCs w:val="24"/>
-        </w:rPr>
-        <w:t xml:space="preserve"> </w:t>
-      </w:r>
-      <w:r>
-        <w:rPr>
-          <w:rFonts w:ascii="Khmer OS Battambang" w:hAnsi="Khmer OS Battambang" w:cs="Khmer OS Battambang"/>
-          <w:sz w:val="24"/>
-          <w:szCs w:val="24"/>
-          <w:cs/>
-        </w:rPr>
-        <w:t xml:space="preserve">ជួយ </w:t>
-      </w:r>
-      <w:r>
-        <w:rPr>
-          <w:rFonts w:ascii="Century" w:hAnsi="Century" w:cs="Khmer OS Battambang"/>
-          <w:sz w:val="24"/>
-          <w:szCs w:val="24"/>
-        </w:rPr>
-        <w:t>Debug</w:t>
-      </w:r>
-      <w:r>
-        <w:rPr>
-          <w:rFonts w:ascii="Khmer OS Battambang" w:hAnsi="Khmer OS Battambang" w:cs="Khmer OS Battambang"/>
-          <w:sz w:val="24"/>
-          <w:szCs w:val="24"/>
-        </w:rPr>
-        <w:t xml:space="preserve"> </w:t>
-      </w:r>
-      <w:r>
-        <w:rPr>
-          <w:rFonts w:ascii="Khmer OS Battambang" w:hAnsi="Khmer OS Battambang" w:cs="Khmer OS Battambang"/>
-          <w:sz w:val="24"/>
-          <w:szCs w:val="24"/>
-          <w:cs/>
-        </w:rPr>
-        <w:t>និងបង្កើនល្បឿនការអភិវឌ្ឍប្រព័ន្ធ។</w:t>
-      </w:r>
-    </w:p>
-    <w:p>
-      <w:pPr>
-        <w:tabs>
-          <w:tab w:val="left" w:pos="540"/>
-          <w:tab w:val="left" w:pos="720"/>
-        </w:tabs>
-        <w:jc w:val="center"/>
-        <w:rPr>
-          <w:rFonts w:ascii="Khmer OS Battambang" w:hAnsi="Khmer OS Battambang" w:cs="Khmer OS Battambang"/>
-          <w:sz w:val="24"/>
-          <w:szCs w:val="24"/>
-        </w:rPr>
-      </w:pPr>
-      <w:r>
-        <w:rPr>
-          <w:noProof/>
-        </w:rPr>
-        <w:drawing>
-          <wp:inline distT="0" distB="0" distL="0" distR="0" wp14:anchorId="52BBD70B" wp14:editId="0B3593CC">
-            <wp:extent cx="948266" cy="948266"/>
-            <wp:effectExtent l="0" t="0" r="4445" b="4445"/>
-            <wp:docPr id="1190961392" name="Picture 1"/>
-            <wp:cNvGraphicFramePr>
-              <a:graphicFrameLocks xmlns:a="http://schemas.openxmlformats.org/drawingml/2006/main" noChangeAspect="1"/>
-            </wp:cNvGraphicFramePr>
-            <a:graphic xmlns:a="http://schemas.openxmlformats.org/drawingml/2006/main">
-              <a:graphicData uri="http://schemas.openxmlformats.org/drawingml/2006/picture">
-                <pic:pic xmlns:pic="http://schemas.openxmlformats.org/drawingml/2006/picture">
-                  <pic:nvPicPr>
-                    <pic:cNvPr id="1190961392" name=""/>
-                    <pic:cNvPicPr/>
-                  </pic:nvPicPr>
-                  <pic:blipFill>
-                    <a:blip r:embed="rId24"/>
-                    <a:stretch>
-                      <a:fillRect/>
-                    </a:stretch>
-                  </pic:blipFill>
-                  <pic:spPr>
-                    <a:xfrm>
-                      <a:off x="0" y="0"/>
-                      <a:ext cx="953963" cy="953963"/>
-                    </a:xfrm>
-                    <a:prstGeom prst="rect">
-                      <a:avLst/>
-                    </a:prstGeom>
-                  </pic:spPr>
-                </pic:pic>
-              </a:graphicData>
-            </a:graphic>
-          </wp:inline>
-        </w:drawing>
-      </w:r>
-    </w:p>
-    <w:p>
-      <w:pPr>
-        <w:tabs>
-          <w:tab w:val="left" w:pos="540"/>
-          <w:tab w:val="left" w:pos="720"/>
-        </w:tabs>
-        <w:jc w:val="center"/>
-        <w:rPr>
-          <w:rFonts w:ascii="Cambria" w:hAnsi="Cambria" w:cs="Khmer OS Battambang"/>
-          <w:sz w:val="24"/>
-          <w:szCs w:val="24"/>
-          <w:lang w:val="en-GB"/>
-        </w:rPr>
-      </w:pPr>
-      <w:r>
-        <w:rPr>
-          <w:rFonts w:ascii="Cambria" w:hAnsi="Cambria" w:cs="Khmer OS Battambang" w:hint="cs"/>
-          <w:sz w:val="24"/>
-          <w:szCs w:val="24"/>
-          <w:cs/>
-        </w:rPr>
-        <w:t xml:space="preserve">រូបភាពទី១២៖ </w:t>
-      </w:r>
-      <w:r>
-        <w:rPr>
-          <w:rFonts w:ascii="Cambria" w:hAnsi="Cambria" w:cs="Khmer OS Battambang"/>
-          <w:sz w:val="24"/>
-          <w:szCs w:val="24"/>
-          <w:lang w:val="en-GB"/>
-        </w:rPr>
-        <w:t>VS Code</w:t>
-      </w:r>
-    </w:p>
-    <w:p>
-      <w:pPr>
-        <w:tabs>
-          <w:tab w:val="left" w:pos="540"/>
-          <w:tab w:val="left" w:pos="720"/>
-        </w:tabs>
-        <w:jc w:val="both"/>
-        <w:rPr>
-          <w:rFonts w:ascii="Khmer OS Battambang" w:hAnsi="Khmer OS Battambang" w:cs="Khmer OS Battambang"/>
-          <w:b/>
-          <w:bCs/>
-          <w:sz w:val="24"/>
-          <w:szCs w:val="24"/>
-          <w:lang w:val="en-GB"/>
-        </w:rPr>
-      </w:pPr>
-      <w:r>
-        <w:rPr>
-          <w:rFonts w:ascii="Khmer OS Battambang" w:hAnsi="Khmer OS Battambang" w:cs="Khmer OS Battambang"/>
-          <w:sz w:val="24"/>
-          <w:szCs w:val="24"/>
-          <w:cs/>
-        </w:rPr>
-        <w:tab/>
-      </w:r>
-      <w:r>
-        <w:rPr>
-          <w:rFonts w:ascii="Khmer OS" w:hAnsi="Khmer OS" w:cs="Khmer OS"/>
-          <w:b/>
-          <w:bCs/>
-          <w:sz w:val="24"/>
-          <w:szCs w:val="24"/>
-          <w:cs/>
-        </w:rPr>
-        <w:t>គ.</w:t>
+          <w:cs/>
+        </w:rPr>
+        <w:t>.</w:t>
       </w:r>
       <w:r>
         <w:rPr>
@@ -18246,6 +18009,15 @@
         </w:rPr>
         <w:tab/>
       </w:r>
+      <w:r>
+        <w:rPr>
+          <w:rFonts w:ascii="Khmer OS Battambang" w:hAnsi="Khmer OS Battambang" w:cs="Khmer OS Battambang"/>
+          <w:sz w:val="24"/>
+          <w:szCs w:val="24"/>
+          <w:cs/>
+        </w:rPr>
+        <w:tab/>
+      </w:r>
       <w:proofErr w:type="spellStart"/>
       <w:r>
         <w:rPr>
@@ -18493,6 +18265,24 @@
           <w:szCs w:val="24"/>
         </w:rPr>
       </w:pPr>
+      <w:r>
+        <w:rPr>
+          <w:rFonts w:ascii="Century" w:hAnsi="Century" w:cs="Khmer OS Battambang"/>
+          <w:sz w:val="24"/>
+          <w:szCs w:val="24"/>
+          <w:cs/>
+        </w:rPr>
+        <w:tab/>
+      </w:r>
+      <w:r>
+        <w:rPr>
+          <w:rFonts w:ascii="Century" w:hAnsi="Century" w:cs="Khmer OS Battambang"/>
+          <w:sz w:val="24"/>
+          <w:szCs w:val="24"/>
+          <w:cs/>
+        </w:rPr>
+        <w:tab/>
+      </w:r>
       <w:proofErr w:type="spellStart"/>
       <w:r>
         <w:rPr>
@@ -18727,7 +18517,7 @@
           <w:szCs w:val="24"/>
         </w:rPr>
         <w:drawing>
-          <wp:inline distT="0" distB="0" distL="0" distR="0" wp14:anchorId="2173A193" wp14:editId="6C0A3B2C">
+          <wp:inline distT="0" distB="0" distL="0" distR="0" wp14:anchorId="43F66978" wp14:editId="5F38ED8B">
             <wp:extent cx="1962150" cy="1226344"/>
             <wp:effectExtent l="0" t="0" r="0" b="0"/>
             <wp:docPr id="1614586533" name="Picture 4"/>
@@ -18742,7 +18532,7 @@
                     <pic:cNvPicPr/>
                   </pic:nvPicPr>
                   <pic:blipFill>
-                    <a:blip r:embed="rId25" cstate="print">
+                    <a:blip r:embed="rId23" cstate="print">
                       <a:extLst>
                         <a:ext uri="{28A0092B-C50C-407E-A947-70E740481C1C}">
                           <a14:useLocalDpi xmlns:a14="http://schemas.microsoft.com/office/drawing/2010/main" val="0"/>
@@ -18817,16 +18607,29 @@
           <w:bCs/>
           <w:sz w:val="24"/>
           <w:szCs w:val="24"/>
-        </w:rPr>
-      </w:pPr>
-      <w:r>
-        <w:rPr>
-          <w:rFonts w:ascii="Khmer OS Battambang" w:hAnsi="Khmer OS Battambang" w:cs="Khmer OS Battambang"/>
-          <w:sz w:val="24"/>
-          <w:szCs w:val="24"/>
-          <w:cs/>
+          <w:lang w:val="en-GB"/>
+        </w:rPr>
+      </w:pPr>
+      <w:r>
+        <w:rPr>
+          <w:rFonts w:ascii="Cambria" w:hAnsi="Cambria" w:cs="Khmer OS Battambang"/>
+          <w:sz w:val="24"/>
+          <w:szCs w:val="24"/>
+          <w:cs/>
+          <w:lang w:val="en-GB"/>
         </w:rPr>
         <w:tab/>
+      </w:r>
+      <w:r>
+        <w:rPr>
+          <w:rFonts w:ascii="Khmer OS" w:hAnsi="Khmer OS" w:cs="Khmer OS" w:hint="cs"/>
+          <w:b/>
+          <w:bCs/>
+          <w:sz w:val="24"/>
+          <w:szCs w:val="24"/>
+          <w:cs/>
+        </w:rPr>
+        <w:t>គ</w:t>
       </w:r>
       <w:r>
         <w:rPr>
@@ -18837,7 +18640,7 @@
           <w:szCs w:val="24"/>
           <w:cs/>
         </w:rPr>
-        <w:t>ឃ.</w:t>
+        <w:t>.</w:t>
       </w:r>
       <w:r>
         <w:rPr>
@@ -18857,6 +18660,1192 @@
           <w:bCs/>
           <w:sz w:val="24"/>
           <w:szCs w:val="24"/>
+          <w:lang w:val="en-GB"/>
+        </w:rPr>
+        <w:t>L</w:t>
+      </w:r>
+      <w:r>
+        <w:rPr>
+          <w:rFonts w:ascii="Century" w:hAnsi="Century" w:cs="Khmer OS Battambang"/>
+          <w:b/>
+          <w:bCs/>
+          <w:sz w:val="24"/>
+          <w:szCs w:val="24"/>
+          <w:lang w:val="en-GB"/>
+        </w:rPr>
+        <w:t>aravel</w:t>
+      </w:r>
+    </w:p>
+    <w:p>
+      <w:pPr>
+        <w:tabs>
+          <w:tab w:val="left" w:pos="540"/>
+          <w:tab w:val="left" w:pos="720"/>
+        </w:tabs>
+        <w:jc w:val="both"/>
+        <w:rPr>
+          <w:rFonts w:ascii="Khmer OS Battambang" w:hAnsi="Khmer OS Battambang" w:cs="Khmer OS Battambang"/>
+          <w:sz w:val="24"/>
+          <w:szCs w:val="24"/>
+        </w:rPr>
+      </w:pPr>
+      <w:r>
+        <w:rPr>
+          <w:rFonts w:ascii="Century" w:hAnsi="Century" w:cs="Khmer OS Bokor"/>
+          <w:sz w:val="24"/>
+          <w:szCs w:val="24"/>
+          <w:cs/>
+        </w:rPr>
+        <w:tab/>
+      </w:r>
+      <w:r>
+        <w:rPr>
+          <w:rFonts w:ascii="Century" w:hAnsi="Century" w:cs="Khmer OS Bokor"/>
+          <w:sz w:val="24"/>
+          <w:szCs w:val="24"/>
+          <w:cs/>
+        </w:rPr>
+        <w:tab/>
+      </w:r>
+      <w:r>
+        <w:rPr>
+          <w:rFonts w:ascii="Century" w:hAnsi="Century" w:cs="Khmer OS Battambang"/>
+          <w:sz w:val="24"/>
+          <w:szCs w:val="24"/>
+        </w:rPr>
+        <w:t>Laravel</w:t>
+      </w:r>
+      <w:r>
+        <w:rPr>
+          <w:rFonts w:ascii="Khmer OS Battambang" w:hAnsi="Khmer OS Battambang" w:cs="Khmer OS Battambang"/>
+          <w:sz w:val="24"/>
+          <w:szCs w:val="24"/>
+        </w:rPr>
+        <w:t xml:space="preserve"> </w:t>
+      </w:r>
+      <w:r>
+        <w:rPr>
+          <w:rFonts w:ascii="Khmer OS Battambang" w:hAnsi="Khmer OS Battambang" w:cs="Khmer OS Battambang"/>
+          <w:sz w:val="24"/>
+          <w:szCs w:val="24"/>
+          <w:cs/>
+        </w:rPr>
+        <w:t>ត្រូវបានបង្កើតឡើងនៅឆ្នាំ</w:t>
+      </w:r>
+      <w:r>
+        <w:rPr>
+          <w:rFonts w:ascii="Khmer OS Battambang" w:hAnsi="Khmer OS Battambang" w:cs="Khmer OS Battambang"/>
+          <w:sz w:val="24"/>
+          <w:szCs w:val="24"/>
+        </w:rPr>
+        <w:t xml:space="preserve"> </w:t>
+      </w:r>
+      <w:r>
+        <w:rPr>
+          <w:rFonts w:ascii="Khmer OS Battambang" w:hAnsi="Khmer OS Battambang" w:cs="Khmer OS Battambang"/>
+          <w:b/>
+          <w:bCs/>
+          <w:sz w:val="24"/>
+          <w:szCs w:val="24"/>
+          <w:cs/>
+        </w:rPr>
+        <w:t>២០១១</w:t>
+      </w:r>
+      <w:r>
+        <w:rPr>
+          <w:rFonts w:ascii="Khmer OS Battambang" w:hAnsi="Khmer OS Battambang" w:cs="Khmer OS Battambang"/>
+          <w:sz w:val="24"/>
+          <w:szCs w:val="24"/>
+        </w:rPr>
+        <w:t xml:space="preserve"> </w:t>
+      </w:r>
+      <w:r>
+        <w:rPr>
+          <w:rFonts w:ascii="Khmer OS Battambang" w:hAnsi="Khmer OS Battambang" w:cs="Khmer OS Battambang"/>
+          <w:sz w:val="24"/>
+          <w:szCs w:val="24"/>
+          <w:cs/>
+        </w:rPr>
+        <w:t>ដោយ</w:t>
+      </w:r>
+      <w:r>
+        <w:rPr>
+          <w:rFonts w:ascii="Khmer OS Battambang" w:hAnsi="Khmer OS Battambang" w:cs="Khmer OS Battambang"/>
+          <w:sz w:val="24"/>
+          <w:szCs w:val="24"/>
+        </w:rPr>
+        <w:t xml:space="preserve"> </w:t>
+      </w:r>
+      <w:r>
+        <w:rPr>
+          <w:rFonts w:ascii="Century" w:hAnsi="Century" w:cs="Khmer OS Battambang"/>
+          <w:b/>
+          <w:bCs/>
+          <w:sz w:val="24"/>
+          <w:szCs w:val="24"/>
+        </w:rPr>
+        <w:t>Taylor Otwell</w:t>
+      </w:r>
+      <w:r>
+        <w:rPr>
+          <w:rFonts w:ascii="Khmer OS Battambang" w:hAnsi="Khmer OS Battambang" w:cs="Khmer OS Battambang"/>
+          <w:sz w:val="24"/>
+          <w:szCs w:val="24"/>
+          <w:cs/>
+        </w:rPr>
+        <w:t xml:space="preserve">។ </w:t>
+      </w:r>
+      <w:r>
+        <w:rPr>
+          <w:rFonts w:ascii="Century" w:hAnsi="Century" w:cs="Khmer OS Battambang"/>
+          <w:sz w:val="24"/>
+          <w:szCs w:val="24"/>
+        </w:rPr>
+        <w:t>Laravel</w:t>
+      </w:r>
+      <w:r>
+        <w:rPr>
+          <w:rFonts w:ascii="Khmer OS Battambang" w:hAnsi="Khmer OS Battambang" w:cs="Khmer OS Battambang"/>
+          <w:sz w:val="24"/>
+          <w:szCs w:val="24"/>
+        </w:rPr>
+        <w:t xml:space="preserve"> </w:t>
+      </w:r>
+      <w:r>
+        <w:rPr>
+          <w:rFonts w:ascii="Khmer OS Battambang" w:hAnsi="Khmer OS Battambang" w:cs="Khmer OS Battambang"/>
+          <w:sz w:val="24"/>
+          <w:szCs w:val="24"/>
+          <w:cs/>
+        </w:rPr>
+        <w:t xml:space="preserve">គឺជា </w:t>
+      </w:r>
+      <w:r>
+        <w:rPr>
+          <w:rFonts w:ascii="Century" w:hAnsi="Century" w:cs="Khmer OS Battambang"/>
+          <w:sz w:val="24"/>
+          <w:szCs w:val="24"/>
+        </w:rPr>
+        <w:t>PHP Framework</w:t>
+      </w:r>
+      <w:r>
+        <w:rPr>
+          <w:rFonts w:ascii="Khmer OS Battambang" w:hAnsi="Khmer OS Battambang" w:cs="Khmer OS Battambang"/>
+          <w:sz w:val="24"/>
+          <w:szCs w:val="24"/>
+        </w:rPr>
+        <w:t xml:space="preserve"> </w:t>
+      </w:r>
+      <w:r>
+        <w:rPr>
+          <w:rFonts w:ascii="Khmer OS Battambang" w:hAnsi="Khmer OS Battambang" w:cs="Khmer OS Battambang"/>
+          <w:sz w:val="24"/>
+          <w:szCs w:val="24"/>
+          <w:cs/>
+        </w:rPr>
+        <w:t xml:space="preserve">ដែលរចនាឡើងតាមគោលការណ៍ </w:t>
+      </w:r>
+      <w:r>
+        <w:rPr>
+          <w:rFonts w:ascii="Century" w:hAnsi="Century" w:cs="Khmer OS Battambang"/>
+          <w:sz w:val="24"/>
+          <w:szCs w:val="24"/>
+        </w:rPr>
+        <w:t>MVC (Model</w:t>
+      </w:r>
+      <w:r>
+        <w:rPr>
+          <w:rFonts w:ascii="Century" w:hAnsi="Century" w:cs="Times New Roman"/>
+          <w:sz w:val="24"/>
+          <w:szCs w:val="24"/>
+        </w:rPr>
+        <w:t>–</w:t>
+      </w:r>
+      <w:r>
+        <w:rPr>
+          <w:rFonts w:ascii="Century" w:hAnsi="Century" w:cs="Khmer OS Battambang"/>
+          <w:sz w:val="24"/>
+          <w:szCs w:val="24"/>
+        </w:rPr>
+        <w:t>View</w:t>
+      </w:r>
+      <w:r>
+        <w:rPr>
+          <w:rFonts w:ascii="Century" w:hAnsi="Century" w:cs="Times New Roman"/>
+          <w:sz w:val="24"/>
+          <w:szCs w:val="24"/>
+        </w:rPr>
+        <w:t>–</w:t>
+      </w:r>
+      <w:r>
+        <w:rPr>
+          <w:rFonts w:ascii="Century" w:hAnsi="Century" w:cs="Khmer OS Battambang"/>
+          <w:sz w:val="24"/>
+          <w:szCs w:val="24"/>
+        </w:rPr>
+        <w:t>Controller)</w:t>
+      </w:r>
+      <w:r>
+        <w:rPr>
+          <w:rFonts w:ascii="Khmer OS Battambang" w:hAnsi="Khmer OS Battambang" w:cs="Khmer OS Battambang"/>
+          <w:sz w:val="24"/>
+          <w:szCs w:val="24"/>
+        </w:rPr>
+        <w:t xml:space="preserve"> </w:t>
+      </w:r>
+      <w:r>
+        <w:rPr>
+          <w:rFonts w:ascii="Khmer OS Battambang" w:hAnsi="Khmer OS Battambang" w:cs="Khmer OS Battambang"/>
+          <w:sz w:val="24"/>
+          <w:szCs w:val="24"/>
+          <w:cs/>
+        </w:rPr>
+        <w:t>ដើម្បីធ្វើឱ្យការ</w:t>
+      </w:r>
+      <w:r>
+        <w:rPr>
+          <w:rFonts w:ascii="Khmer OS Battambang" w:hAnsi="Khmer OS Battambang" w:cs="Khmer OS Battambang"/>
+          <w:sz w:val="24"/>
+          <w:szCs w:val="24"/>
+          <w:cs/>
+        </w:rPr>
+        <w:lastRenderedPageBreak/>
+        <w:t xml:space="preserve">អភិវឌ្ឍ </w:t>
+      </w:r>
+      <w:r>
+        <w:rPr>
+          <w:rFonts w:ascii="Century" w:hAnsi="Century" w:cs="Khmer OS Battambang"/>
+          <w:sz w:val="24"/>
+          <w:szCs w:val="24"/>
+        </w:rPr>
+        <w:t>Web Application</w:t>
+      </w:r>
+      <w:r>
+        <w:rPr>
+          <w:rFonts w:ascii="Khmer OS Battambang" w:hAnsi="Khmer OS Battambang" w:cs="Khmer OS Battambang"/>
+          <w:sz w:val="24"/>
+          <w:szCs w:val="24"/>
+        </w:rPr>
+        <w:t xml:space="preserve"> </w:t>
+      </w:r>
+      <w:r>
+        <w:rPr>
+          <w:rFonts w:ascii="Khmer OS Battambang" w:hAnsi="Khmer OS Battambang" w:cs="Khmer OS Battambang"/>
+          <w:sz w:val="24"/>
+          <w:szCs w:val="24"/>
+          <w:cs/>
+        </w:rPr>
+        <w:t xml:space="preserve">មានរចនាសម្ព័ន្ធច្បាស់លាស់ និងងាយស្រួលថែទាំ។ </w:t>
+      </w:r>
+      <w:r>
+        <w:rPr>
+          <w:rFonts w:ascii="Century" w:hAnsi="Century" w:cs="Khmer OS Battambang"/>
+          <w:sz w:val="24"/>
+          <w:szCs w:val="24"/>
+        </w:rPr>
+        <w:t>Laravel</w:t>
+      </w:r>
+      <w:r>
+        <w:rPr>
+          <w:rFonts w:ascii="Khmer OS Battambang" w:hAnsi="Khmer OS Battambang" w:cs="Khmer OS Battambang"/>
+          <w:sz w:val="24"/>
+          <w:szCs w:val="24"/>
+        </w:rPr>
+        <w:t xml:space="preserve"> </w:t>
+      </w:r>
+      <w:r>
+        <w:rPr>
+          <w:rFonts w:ascii="Khmer OS Battambang" w:hAnsi="Khmer OS Battambang" w:cs="Khmer OS Battambang"/>
+          <w:sz w:val="24"/>
+          <w:szCs w:val="24"/>
+          <w:cs/>
+        </w:rPr>
+        <w:t xml:space="preserve">ផ្តល់នូវមុខងារស្រាប់ជាច្រើន ដូចជា </w:t>
+      </w:r>
+      <w:r>
+        <w:rPr>
+          <w:rFonts w:ascii="Century" w:hAnsi="Century" w:cs="Khmer OS Battambang"/>
+          <w:sz w:val="24"/>
+          <w:szCs w:val="24"/>
+        </w:rPr>
+        <w:t>Authentication, Routing, ORM (Eloquent)</w:t>
+      </w:r>
+      <w:r>
+        <w:rPr>
+          <w:rFonts w:ascii="Khmer OS Battambang" w:hAnsi="Khmer OS Battambang" w:cs="Khmer OS Battambang"/>
+          <w:sz w:val="24"/>
+          <w:szCs w:val="24"/>
+        </w:rPr>
+        <w:t xml:space="preserve"> </w:t>
+      </w:r>
+      <w:r>
+        <w:rPr>
+          <w:rFonts w:ascii="Khmer OS Battambang" w:hAnsi="Khmer OS Battambang" w:cs="Khmer OS Battambang"/>
+          <w:sz w:val="24"/>
+          <w:szCs w:val="24"/>
+          <w:cs/>
+        </w:rPr>
+        <w:t xml:space="preserve">និង </w:t>
+      </w:r>
+      <w:r>
+        <w:rPr>
+          <w:rFonts w:ascii="Century" w:hAnsi="Century" w:cs="Khmer OS Battambang"/>
+          <w:sz w:val="24"/>
+          <w:szCs w:val="24"/>
+        </w:rPr>
+        <w:t>Security</w:t>
+      </w:r>
+      <w:r>
+        <w:rPr>
+          <w:rFonts w:ascii="Khmer OS Battambang" w:hAnsi="Khmer OS Battambang" w:cs="Khmer OS Battambang"/>
+          <w:sz w:val="24"/>
+          <w:szCs w:val="24"/>
+        </w:rPr>
+        <w:t xml:space="preserve"> </w:t>
+      </w:r>
+      <w:r>
+        <w:rPr>
+          <w:rFonts w:ascii="Khmer OS Battambang" w:hAnsi="Khmer OS Battambang" w:cs="Khmer OS Battambang"/>
+          <w:sz w:val="24"/>
+          <w:szCs w:val="24"/>
+          <w:cs/>
+        </w:rPr>
+        <w:t>ដែលជួយបង្កើនប្រសិទ្ធភាព និងសុវត្ថិភាពក្នុងការអភិវឌ្ឍប្រព័ន្ធ។</w:t>
+      </w:r>
+    </w:p>
+    <w:p>
+      <w:pPr>
+        <w:tabs>
+          <w:tab w:val="left" w:pos="540"/>
+          <w:tab w:val="left" w:pos="720"/>
+        </w:tabs>
+        <w:jc w:val="center"/>
+        <w:rPr>
+          <w:rFonts w:ascii="Khmer OS Battambang" w:hAnsi="Khmer OS Battambang" w:cs="Khmer OS Battambang"/>
+          <w:sz w:val="24"/>
+          <w:szCs w:val="24"/>
+        </w:rPr>
+      </w:pPr>
+      <w:r>
+        <w:rPr>
+          <w:noProof/>
+        </w:rPr>
+        <w:drawing>
+          <wp:inline distT="0" distB="0" distL="0" distR="0" wp14:anchorId="39E3ECDA" wp14:editId="78022EC0">
+            <wp:extent cx="1380067" cy="1380067"/>
+            <wp:effectExtent l="0" t="0" r="0" b="0"/>
+            <wp:docPr id="1047813363" name="Picture 1"/>
+            <wp:cNvGraphicFramePr>
+              <a:graphicFrameLocks xmlns:a="http://schemas.openxmlformats.org/drawingml/2006/main" noChangeAspect="1"/>
+            </wp:cNvGraphicFramePr>
+            <a:graphic xmlns:a="http://schemas.openxmlformats.org/drawingml/2006/main">
+              <a:graphicData uri="http://schemas.openxmlformats.org/drawingml/2006/picture">
+                <pic:pic xmlns:pic="http://schemas.openxmlformats.org/drawingml/2006/picture">
+                  <pic:nvPicPr>
+                    <pic:cNvPr id="1047813363" name=""/>
+                    <pic:cNvPicPr/>
+                  </pic:nvPicPr>
+                  <pic:blipFill>
+                    <a:blip r:embed="rId24"/>
+                    <a:stretch>
+                      <a:fillRect/>
+                    </a:stretch>
+                  </pic:blipFill>
+                  <pic:spPr>
+                    <a:xfrm>
+                      <a:off x="0" y="0"/>
+                      <a:ext cx="1381849" cy="1381849"/>
+                    </a:xfrm>
+                    <a:prstGeom prst="rect">
+                      <a:avLst/>
+                    </a:prstGeom>
+                  </pic:spPr>
+                </pic:pic>
+              </a:graphicData>
+            </a:graphic>
+          </wp:inline>
+        </w:drawing>
+      </w:r>
+    </w:p>
+    <w:p>
+      <w:pPr>
+        <w:tabs>
+          <w:tab w:val="left" w:pos="540"/>
+          <w:tab w:val="left" w:pos="720"/>
+        </w:tabs>
+        <w:jc w:val="center"/>
+        <w:rPr>
+          <w:rFonts w:ascii="Cambria" w:hAnsi="Cambria" w:cs="Khmer OS Battambang"/>
+          <w:sz w:val="24"/>
+          <w:szCs w:val="24"/>
+          <w:lang w:val="en-GB"/>
+        </w:rPr>
+      </w:pPr>
+      <w:r>
+        <w:rPr>
+          <w:rFonts w:ascii="Cambria" w:hAnsi="Cambria" w:cs="Khmer OS Battambang" w:hint="cs"/>
+          <w:sz w:val="24"/>
+          <w:szCs w:val="24"/>
+          <w:cs/>
+        </w:rPr>
+        <w:t xml:space="preserve">រូបភាពទី១០៖ </w:t>
+      </w:r>
+      <w:r>
+        <w:rPr>
+          <w:rFonts w:ascii="Cambria" w:hAnsi="Cambria" w:cs="Khmer OS Battambang"/>
+          <w:sz w:val="24"/>
+          <w:szCs w:val="24"/>
+          <w:lang w:val="en-GB"/>
+        </w:rPr>
+        <w:t>Laravel</w:t>
+      </w:r>
+    </w:p>
+    <w:p>
+      <w:pPr>
+        <w:tabs>
+          <w:tab w:val="left" w:pos="540"/>
+          <w:tab w:val="left" w:pos="720"/>
+        </w:tabs>
+        <w:jc w:val="both"/>
+        <w:rPr>
+          <w:rFonts w:ascii="Khmer OS Bokor" w:hAnsi="Khmer OS Bokor" w:cs="Khmer OS Bokor"/>
+          <w:sz w:val="24"/>
+          <w:szCs w:val="24"/>
+        </w:rPr>
+      </w:pPr>
+      <w:r>
+        <w:rPr>
+          <w:rFonts w:ascii="Khmer OS Battambang" w:hAnsi="Khmer OS Battambang" w:cs="Khmer OS Battambang"/>
+          <w:sz w:val="24"/>
+          <w:szCs w:val="24"/>
+          <w:cs/>
+        </w:rPr>
+        <w:tab/>
+      </w:r>
+      <w:r>
+        <w:rPr>
+          <w:rFonts w:ascii="Khmer OS Bokor" w:hAnsi="Khmer OS Bokor" w:cs="Khmer OS Bokor" w:hint="cs"/>
+          <w:sz w:val="24"/>
+          <w:szCs w:val="24"/>
+          <w:cs/>
+        </w:rPr>
+        <w:t>២</w:t>
+      </w:r>
+      <w:r>
+        <w:rPr>
+          <w:rFonts w:ascii="Khmer OS Bokor" w:hAnsi="Khmer OS Bokor" w:cs="Khmer OS Bokor"/>
+          <w:sz w:val="24"/>
+          <w:szCs w:val="24"/>
+          <w:cs/>
+        </w:rPr>
+        <w:t>.</w:t>
+      </w:r>
+      <w:r>
+        <w:rPr>
+          <w:rFonts w:ascii="Khmer OS Bokor" w:hAnsi="Khmer OS Bokor" w:cs="Khmer OS Bokor" w:hint="cs"/>
+          <w:sz w:val="24"/>
+          <w:szCs w:val="24"/>
+          <w:cs/>
+        </w:rPr>
+        <w:t>៨</w:t>
+      </w:r>
+      <w:r>
+        <w:rPr>
+          <w:rFonts w:ascii="Khmer OS Bokor" w:hAnsi="Khmer OS Bokor" w:cs="Khmer OS Bokor"/>
+          <w:sz w:val="24"/>
+          <w:szCs w:val="24"/>
+          <w:cs/>
+        </w:rPr>
+        <w:t>.៤ កម្មវិធីដែលប្រើប្រាស់</w:t>
+      </w:r>
+    </w:p>
+    <w:p>
+      <w:pPr>
+        <w:tabs>
+          <w:tab w:val="left" w:pos="540"/>
+          <w:tab w:val="left" w:pos="720"/>
+        </w:tabs>
+        <w:jc w:val="both"/>
+        <w:rPr>
+          <w:rFonts w:ascii="Khmer OS Battambang" w:hAnsi="Khmer OS Battambang" w:cs="Khmer OS Battambang"/>
+          <w:sz w:val="24"/>
+          <w:szCs w:val="24"/>
+        </w:rPr>
+      </w:pPr>
+      <w:r>
+        <w:rPr>
+          <w:rFonts w:ascii="Khmer OS Bokor" w:hAnsi="Khmer OS Bokor" w:cs="Khmer OS Bokor"/>
+          <w:sz w:val="24"/>
+          <w:szCs w:val="24"/>
+          <w:cs/>
+        </w:rPr>
+        <w:tab/>
+      </w:r>
+      <w:r>
+        <w:rPr>
+          <w:rFonts w:ascii="Khmer OS Bokor" w:hAnsi="Khmer OS Bokor" w:cs="Khmer OS Bokor"/>
+          <w:sz w:val="24"/>
+          <w:szCs w:val="24"/>
+          <w:cs/>
+        </w:rPr>
+        <w:tab/>
+      </w:r>
+      <w:r>
+        <w:rPr>
+          <w:rFonts w:ascii="Khmer OS Battambang" w:hAnsi="Khmer OS Battambang" w:cs="Khmer OS Battambang"/>
+          <w:sz w:val="24"/>
+          <w:szCs w:val="24"/>
+          <w:cs/>
+        </w:rPr>
+        <w:t>ក្នុងការអភិវឌ្ឍ និងអនុវត្តប្រព័ន្ធគ្រប់គ្រងផ្នែកកីឡាបាល់ទាត់ គម្រោងនេះបានប្រើប្រាស់កម្មវិធី និងឧបករណ៍ជាចម្បង ដើម្បីគាំទ្រដល់ការសរសេរកូដ ការសាកល្បងប្រព័ន្ធ ការសហការជាក្រុម និងការគ្រប់គ្រងឯកសារ ដូចខាងក្រោម៖</w:t>
+      </w:r>
+    </w:p>
+    <w:p>
+      <w:pPr>
+        <w:tabs>
+          <w:tab w:val="left" w:pos="540"/>
+          <w:tab w:val="left" w:pos="720"/>
+        </w:tabs>
+        <w:jc w:val="both"/>
+        <w:rPr>
+          <w:rFonts w:ascii="Century" w:hAnsi="Century" w:cs="Khmer OS"/>
+          <w:b/>
+          <w:bCs/>
+          <w:sz w:val="24"/>
+          <w:szCs w:val="24"/>
+        </w:rPr>
+      </w:pPr>
+      <w:r>
+        <w:rPr>
+          <w:rFonts w:ascii="Khmer OS Bokor" w:hAnsi="Khmer OS Bokor" w:cs="Khmer OS Bokor"/>
+          <w:sz w:val="24"/>
+          <w:szCs w:val="24"/>
+        </w:rPr>
+        <w:tab/>
+      </w:r>
+      <w:r>
+        <w:rPr>
+          <w:rFonts w:ascii="Khmer OS" w:hAnsi="Khmer OS" w:cs="Khmer OS" w:hint="cs"/>
+          <w:b/>
+          <w:bCs/>
+          <w:sz w:val="24"/>
+          <w:szCs w:val="24"/>
+          <w:cs/>
+        </w:rPr>
+        <w:t>ក.</w:t>
+      </w:r>
+      <w:r>
+        <w:rPr>
+          <w:rFonts w:ascii="Khmer OS" w:hAnsi="Khmer OS" w:cs="Khmer OS" w:hint="cs"/>
+          <w:b/>
+          <w:bCs/>
+          <w:sz w:val="24"/>
+          <w:szCs w:val="24"/>
+          <w:cs/>
+        </w:rPr>
+        <w:t xml:space="preserve"> </w:t>
+      </w:r>
+      <w:r>
+        <w:rPr>
+          <w:rFonts w:ascii="Century" w:hAnsi="Century" w:cs="Khmer OS"/>
+          <w:b/>
+          <w:bCs/>
+          <w:sz w:val="24"/>
+          <w:szCs w:val="24"/>
+        </w:rPr>
+        <w:t>GitHub</w:t>
+      </w:r>
+    </w:p>
+    <w:p>
+      <w:pPr>
+        <w:tabs>
+          <w:tab w:val="left" w:pos="540"/>
+          <w:tab w:val="left" w:pos="720"/>
+        </w:tabs>
+        <w:jc w:val="both"/>
+        <w:rPr>
+          <w:rFonts w:ascii="Century" w:hAnsi="Century" w:cs="Khmer OS"/>
+          <w:b/>
+          <w:bCs/>
+          <w:sz w:val="24"/>
+          <w:szCs w:val="24"/>
+        </w:rPr>
+      </w:pPr>
+    </w:p>
+    <w:p>
+      <w:pPr>
+        <w:tabs>
+          <w:tab w:val="left" w:pos="540"/>
+          <w:tab w:val="left" w:pos="720"/>
+        </w:tabs>
+        <w:jc w:val="both"/>
+        <w:rPr>
+          <w:rFonts w:ascii="Century" w:hAnsi="Century" w:cs="Khmer OS"/>
+          <w:b/>
+          <w:bCs/>
+          <w:sz w:val="24"/>
+          <w:szCs w:val="24"/>
+        </w:rPr>
+      </w:pPr>
+    </w:p>
+    <w:p>
+      <w:pPr>
+        <w:tabs>
+          <w:tab w:val="left" w:pos="540"/>
+          <w:tab w:val="left" w:pos="720"/>
+        </w:tabs>
+        <w:jc w:val="center"/>
+        <w:rPr>
+          <w:rFonts w:ascii="Century" w:hAnsi="Century" w:cs="Khmer OS"/>
+          <w:b/>
+          <w:bCs/>
+          <w:sz w:val="24"/>
+          <w:szCs w:val="24"/>
+        </w:rPr>
+      </w:pPr>
+      <w:r>
+        <w:rPr>
+          <w:noProof/>
+        </w:rPr>
+        <w:drawing>
+          <wp:inline distT="0" distB="0" distL="0" distR="0" wp14:anchorId="06C86780" wp14:editId="513754C4">
+            <wp:extent cx="1862455" cy="1047631"/>
+            <wp:effectExtent l="0" t="0" r="4445" b="635"/>
+            <wp:docPr id="1114302220" name="Picture 1"/>
+            <wp:cNvGraphicFramePr>
+              <a:graphicFrameLocks xmlns:a="http://schemas.openxmlformats.org/drawingml/2006/main" noChangeAspect="1"/>
+            </wp:cNvGraphicFramePr>
+            <a:graphic xmlns:a="http://schemas.openxmlformats.org/drawingml/2006/main">
+              <a:graphicData uri="http://schemas.openxmlformats.org/drawingml/2006/picture">
+                <pic:pic xmlns:pic="http://schemas.openxmlformats.org/drawingml/2006/picture">
+                  <pic:nvPicPr>
+                    <pic:cNvPr id="1114302220" name=""/>
+                    <pic:cNvPicPr/>
+                  </pic:nvPicPr>
+                  <pic:blipFill>
+                    <a:blip r:embed="rId25"/>
+                    <a:stretch>
+                      <a:fillRect/>
+                    </a:stretch>
+                  </pic:blipFill>
+                  <pic:spPr>
+                    <a:xfrm>
+                      <a:off x="0" y="0"/>
+                      <a:ext cx="1899280" cy="1068345"/>
+                    </a:xfrm>
+                    <a:prstGeom prst="rect">
+                      <a:avLst/>
+                    </a:prstGeom>
+                  </pic:spPr>
+                </pic:pic>
+              </a:graphicData>
+            </a:graphic>
+          </wp:inline>
+        </w:drawing>
+      </w:r>
+    </w:p>
+    <w:p>
+      <w:pPr>
+        <w:tabs>
+          <w:tab w:val="left" w:pos="540"/>
+          <w:tab w:val="left" w:pos="720"/>
+        </w:tabs>
+        <w:jc w:val="center"/>
+        <w:rPr>
+          <w:rFonts w:ascii="Cambria" w:hAnsi="Cambria" w:cs="Khmer OS Battambang"/>
+          <w:sz w:val="24"/>
+          <w:szCs w:val="24"/>
+          <w:lang w:val="en-GB"/>
+        </w:rPr>
+      </w:pPr>
+      <w:r>
+        <w:rPr>
+          <w:rFonts w:ascii="Cambria" w:hAnsi="Cambria" w:cs="Khmer OS Battambang" w:hint="cs"/>
+          <w:sz w:val="24"/>
+          <w:szCs w:val="24"/>
+          <w:cs/>
+        </w:rPr>
+        <w:t xml:space="preserve">រូបភាពទី១១៖ </w:t>
+      </w:r>
+      <w:proofErr w:type="spellStart"/>
+      <w:r>
+        <w:rPr>
+          <w:rFonts w:ascii="Cambria" w:hAnsi="Cambria" w:cs="Khmer OS Battambang"/>
+          <w:sz w:val="24"/>
+          <w:szCs w:val="24"/>
+          <w:lang w:val="en-GB"/>
+        </w:rPr>
+        <w:t>Github</w:t>
+      </w:r>
+      <w:proofErr w:type="spellEnd"/>
+    </w:p>
+    <w:p>
+      <w:pPr>
+        <w:tabs>
+          <w:tab w:val="left" w:pos="540"/>
+          <w:tab w:val="left" w:pos="720"/>
+        </w:tabs>
+        <w:jc w:val="both"/>
+        <w:rPr>
+          <w:rFonts w:ascii="Khmer OS Battambang" w:hAnsi="Khmer OS Battambang" w:cs="Khmer OS Battambang"/>
+          <w:sz w:val="24"/>
+          <w:szCs w:val="24"/>
+        </w:rPr>
+      </w:pPr>
+      <w:r>
+        <w:rPr>
+          <w:rFonts w:ascii="Century" w:hAnsi="Century" w:cs="Khmer OS"/>
+          <w:b/>
+          <w:bCs/>
+          <w:sz w:val="24"/>
+          <w:szCs w:val="24"/>
+          <w:cs/>
+        </w:rPr>
+        <w:tab/>
+      </w:r>
+      <w:r>
+        <w:rPr>
+          <w:rFonts w:ascii="Century" w:hAnsi="Century" w:cs="Khmer OS"/>
+          <w:b/>
+          <w:bCs/>
+          <w:sz w:val="24"/>
+          <w:szCs w:val="24"/>
+          <w:cs/>
+        </w:rPr>
+        <w:tab/>
+      </w:r>
+      <w:r>
+        <w:rPr>
+          <w:rFonts w:ascii="Century" w:hAnsi="Century" w:cs="Khmer OS Battambang"/>
+          <w:sz w:val="24"/>
+          <w:szCs w:val="24"/>
+        </w:rPr>
+        <w:t>GitHub</w:t>
+      </w:r>
+      <w:r>
+        <w:rPr>
+          <w:rFonts w:ascii="Khmer OS Battambang" w:hAnsi="Khmer OS Battambang" w:cs="Khmer OS Battambang"/>
+          <w:sz w:val="24"/>
+          <w:szCs w:val="24"/>
+        </w:rPr>
+        <w:t xml:space="preserve"> </w:t>
+      </w:r>
+      <w:r>
+        <w:rPr>
+          <w:rFonts w:ascii="Khmer OS Battambang" w:hAnsi="Khmer OS Battambang" w:cs="Khmer OS Battambang"/>
+          <w:sz w:val="24"/>
+          <w:szCs w:val="24"/>
+          <w:cs/>
+        </w:rPr>
+        <w:t xml:space="preserve">ត្រូវបានប្រើប្រាស់សម្រាប់រក្សាទុក និងគ្រប់គ្រង </w:t>
+      </w:r>
+      <w:r>
+        <w:rPr>
+          <w:rFonts w:ascii="Century" w:hAnsi="Century" w:cs="Khmer OS Battambang"/>
+          <w:sz w:val="24"/>
+          <w:szCs w:val="24"/>
+        </w:rPr>
+        <w:t>Source Code</w:t>
+      </w:r>
+      <w:r>
+        <w:rPr>
+          <w:rFonts w:ascii="Khmer OS Battambang" w:hAnsi="Khmer OS Battambang" w:cs="Khmer OS Battambang"/>
+          <w:sz w:val="24"/>
+          <w:szCs w:val="24"/>
+        </w:rPr>
+        <w:t xml:space="preserve"> </w:t>
+      </w:r>
+      <w:r>
+        <w:rPr>
+          <w:rFonts w:ascii="Khmer OS Battambang" w:hAnsi="Khmer OS Battambang" w:cs="Khmer OS Battambang"/>
+          <w:sz w:val="24"/>
+          <w:szCs w:val="24"/>
+          <w:cs/>
+        </w:rPr>
+        <w:t xml:space="preserve">នៃគម្រោង។ វាជួយសម្រួលដល់ការសហការជាក្រុម ការតាមដានការផ្លាស់ប្តូរកូដ និងការគ្រប់គ្រងកំណែ </w:t>
+      </w:r>
+      <w:r>
+        <w:rPr>
+          <w:rFonts w:ascii="Century" w:hAnsi="Century" w:cs="Khmer OS Battambang"/>
+          <w:sz w:val="24"/>
+          <w:szCs w:val="24"/>
+          <w:cs/>
+        </w:rPr>
+        <w:t>(</w:t>
+      </w:r>
+      <w:r>
+        <w:rPr>
+          <w:rFonts w:ascii="Century" w:hAnsi="Century" w:cs="Khmer OS Battambang"/>
+          <w:sz w:val="24"/>
+          <w:szCs w:val="24"/>
+        </w:rPr>
+        <w:t>Version Control)</w:t>
+      </w:r>
+      <w:r>
+        <w:rPr>
+          <w:rFonts w:ascii="Khmer OS Battambang" w:hAnsi="Khmer OS Battambang" w:cs="Khmer OS Battambang"/>
+          <w:sz w:val="24"/>
+          <w:szCs w:val="24"/>
+        </w:rPr>
+        <w:t xml:space="preserve"> </w:t>
+      </w:r>
+      <w:r>
+        <w:rPr>
+          <w:rFonts w:ascii="Khmer OS Battambang" w:hAnsi="Khmer OS Battambang" w:cs="Khmer OS Battambang"/>
+          <w:sz w:val="24"/>
+          <w:szCs w:val="24"/>
+          <w:cs/>
+        </w:rPr>
+        <w:t>ឱ្យមានប្រសិទ្ធភាព។</w:t>
+      </w:r>
+    </w:p>
+    <w:p>
+      <w:pPr>
+        <w:tabs>
+          <w:tab w:val="left" w:pos="540"/>
+          <w:tab w:val="left" w:pos="720"/>
+        </w:tabs>
+        <w:jc w:val="both"/>
+        <w:rPr>
+          <w:rFonts w:ascii="Khmer OS" w:hAnsi="Khmer OS" w:cs="Khmer OS"/>
+          <w:b/>
+          <w:bCs/>
+          <w:sz w:val="24"/>
+          <w:szCs w:val="24"/>
+        </w:rPr>
+      </w:pPr>
+      <w:r>
+        <w:rPr>
+          <w:rFonts w:ascii="Khmer OS Battambang" w:hAnsi="Khmer OS Battambang" w:cs="Khmer OS Battambang"/>
+          <w:sz w:val="24"/>
+          <w:szCs w:val="24"/>
+          <w:cs/>
+        </w:rPr>
+        <w:tab/>
+      </w:r>
+      <w:r>
+        <w:rPr>
+          <w:rFonts w:ascii="Khmer OS" w:hAnsi="Khmer OS" w:cs="Khmer OS"/>
+          <w:b/>
+          <w:bCs/>
+          <w:sz w:val="24"/>
+          <w:szCs w:val="24"/>
+          <w:cs/>
+        </w:rPr>
+        <w:t xml:space="preserve">ខ. </w:t>
+      </w:r>
+      <w:r>
+        <w:rPr>
+          <w:rFonts w:ascii="Century" w:hAnsi="Century" w:cs="Khmer OS"/>
+          <w:b/>
+          <w:bCs/>
+          <w:sz w:val="24"/>
+          <w:szCs w:val="24"/>
+        </w:rPr>
+        <w:t>Visual Studio Code</w:t>
+      </w:r>
+    </w:p>
+    <w:p>
+      <w:pPr>
+        <w:tabs>
+          <w:tab w:val="left" w:pos="540"/>
+          <w:tab w:val="left" w:pos="720"/>
+        </w:tabs>
+        <w:jc w:val="both"/>
+        <w:rPr>
+          <w:rFonts w:ascii="Khmer OS Battambang" w:hAnsi="Khmer OS Battambang" w:cs="Khmer OS Battambang"/>
+          <w:sz w:val="24"/>
+          <w:szCs w:val="24"/>
+        </w:rPr>
+      </w:pPr>
+      <w:r>
+        <w:rPr>
+          <w:rFonts w:ascii="Khmer OS Battambang" w:hAnsi="Khmer OS Battambang" w:cs="Khmer OS Battambang"/>
+          <w:sz w:val="24"/>
+          <w:szCs w:val="24"/>
+          <w:cs/>
+        </w:rPr>
+        <w:lastRenderedPageBreak/>
+        <w:tab/>
+      </w:r>
+      <w:r>
+        <w:rPr>
+          <w:rFonts w:ascii="Khmer OS Battambang" w:hAnsi="Khmer OS Battambang" w:cs="Khmer OS Battambang"/>
+          <w:sz w:val="24"/>
+          <w:szCs w:val="24"/>
+          <w:cs/>
+        </w:rPr>
+        <w:tab/>
+      </w:r>
+      <w:r>
+        <w:rPr>
+          <w:rFonts w:ascii="Century" w:hAnsi="Century" w:cs="Khmer OS Battambang"/>
+          <w:sz w:val="24"/>
+          <w:szCs w:val="24"/>
+        </w:rPr>
+        <w:t>Visual Studio Code</w:t>
+      </w:r>
+      <w:r>
+        <w:rPr>
+          <w:rFonts w:ascii="Khmer OS Battambang" w:hAnsi="Khmer OS Battambang" w:cs="Khmer OS Battambang"/>
+          <w:sz w:val="24"/>
+          <w:szCs w:val="24"/>
+        </w:rPr>
+        <w:t xml:space="preserve"> </w:t>
+      </w:r>
+      <w:r>
+        <w:rPr>
+          <w:rFonts w:ascii="Khmer OS Battambang" w:hAnsi="Khmer OS Battambang" w:cs="Khmer OS Battambang"/>
+          <w:sz w:val="24"/>
+          <w:szCs w:val="24"/>
+          <w:cs/>
+        </w:rPr>
+        <w:t xml:space="preserve">ត្រូវបានប្រើជាកម្មវិធីសរសេរ និងកែសម្រួលកូដសម្រាប់ </w:t>
+      </w:r>
+      <w:r>
+        <w:rPr>
+          <w:rFonts w:ascii="Century" w:hAnsi="Century" w:cs="Khmer OS Battambang"/>
+          <w:sz w:val="24"/>
+          <w:szCs w:val="24"/>
+        </w:rPr>
+        <w:t>Frontend</w:t>
+      </w:r>
+      <w:r>
+        <w:rPr>
+          <w:rFonts w:ascii="Khmer OS Battambang" w:hAnsi="Khmer OS Battambang" w:cs="Khmer OS Battambang"/>
+          <w:sz w:val="24"/>
+          <w:szCs w:val="24"/>
+        </w:rPr>
+        <w:t xml:space="preserve"> </w:t>
+      </w:r>
+      <w:r>
+        <w:rPr>
+          <w:rFonts w:ascii="Khmer OS Battambang" w:hAnsi="Khmer OS Battambang" w:cs="Khmer OS Battambang"/>
+          <w:sz w:val="24"/>
+          <w:szCs w:val="24"/>
+          <w:cs/>
+        </w:rPr>
+        <w:t xml:space="preserve">និង </w:t>
+      </w:r>
+      <w:r>
+        <w:rPr>
+          <w:rFonts w:ascii="Century" w:hAnsi="Century" w:cs="Khmer OS Battambang"/>
+          <w:sz w:val="24"/>
+          <w:szCs w:val="24"/>
+        </w:rPr>
+        <w:t>Backend</w:t>
+      </w:r>
+      <w:r>
+        <w:rPr>
+          <w:rFonts w:ascii="Khmer OS Battambang" w:hAnsi="Khmer OS Battambang" w:cs="Khmer OS Battambang"/>
+          <w:sz w:val="24"/>
+          <w:szCs w:val="24"/>
+          <w:cs/>
+        </w:rPr>
+        <w:t xml:space="preserve">។ វាគាំទ្រភាសាកម្មវិធីជាច្រើន មាន </w:t>
+      </w:r>
+      <w:r>
+        <w:rPr>
+          <w:rFonts w:ascii="Century" w:hAnsi="Century" w:cs="Khmer OS Battambang"/>
+          <w:sz w:val="24"/>
+          <w:szCs w:val="24"/>
+        </w:rPr>
+        <w:t>Extension</w:t>
+      </w:r>
+      <w:r>
+        <w:rPr>
+          <w:rFonts w:ascii="Khmer OS Battambang" w:hAnsi="Khmer OS Battambang" w:cs="Khmer OS Battambang"/>
+          <w:sz w:val="24"/>
+          <w:szCs w:val="24"/>
+        </w:rPr>
+        <w:t xml:space="preserve"> </w:t>
+      </w:r>
+      <w:r>
+        <w:rPr>
+          <w:rFonts w:ascii="Khmer OS Battambang" w:hAnsi="Khmer OS Battambang" w:cs="Khmer OS Battambang"/>
+          <w:sz w:val="24"/>
+          <w:szCs w:val="24"/>
+          <w:cs/>
+        </w:rPr>
+        <w:t xml:space="preserve">ជួយ </w:t>
+      </w:r>
+      <w:r>
+        <w:rPr>
+          <w:rFonts w:ascii="Century" w:hAnsi="Century" w:cs="Khmer OS Battambang"/>
+          <w:sz w:val="24"/>
+          <w:szCs w:val="24"/>
+        </w:rPr>
+        <w:t>Debug</w:t>
+      </w:r>
+      <w:r>
+        <w:rPr>
+          <w:rFonts w:ascii="Khmer OS Battambang" w:hAnsi="Khmer OS Battambang" w:cs="Khmer OS Battambang"/>
+          <w:sz w:val="24"/>
+          <w:szCs w:val="24"/>
+        </w:rPr>
+        <w:t xml:space="preserve"> </w:t>
+      </w:r>
+      <w:r>
+        <w:rPr>
+          <w:rFonts w:ascii="Khmer OS Battambang" w:hAnsi="Khmer OS Battambang" w:cs="Khmer OS Battambang"/>
+          <w:sz w:val="24"/>
+          <w:szCs w:val="24"/>
+          <w:cs/>
+        </w:rPr>
+        <w:t>និងបង្កើនល្បឿនការអភិវឌ្ឍប្រព័ន្ធ។</w:t>
+      </w:r>
+    </w:p>
+    <w:p>
+      <w:pPr>
+        <w:tabs>
+          <w:tab w:val="left" w:pos="540"/>
+          <w:tab w:val="left" w:pos="720"/>
+        </w:tabs>
+        <w:jc w:val="center"/>
+        <w:rPr>
+          <w:rFonts w:ascii="Khmer OS Battambang" w:hAnsi="Khmer OS Battambang" w:cs="Khmer OS Battambang"/>
+          <w:sz w:val="24"/>
+          <w:szCs w:val="24"/>
+        </w:rPr>
+      </w:pPr>
+      <w:r>
+        <w:rPr>
+          <w:noProof/>
+        </w:rPr>
+        <w:drawing>
+          <wp:inline distT="0" distB="0" distL="0" distR="0" wp14:anchorId="52BBD70B" wp14:editId="0B3593CC">
+            <wp:extent cx="948266" cy="948266"/>
+            <wp:effectExtent l="0" t="0" r="4445" b="4445"/>
+            <wp:docPr id="1190961392" name="Picture 1"/>
+            <wp:cNvGraphicFramePr>
+              <a:graphicFrameLocks xmlns:a="http://schemas.openxmlformats.org/drawingml/2006/main" noChangeAspect="1"/>
+            </wp:cNvGraphicFramePr>
+            <a:graphic xmlns:a="http://schemas.openxmlformats.org/drawingml/2006/main">
+              <a:graphicData uri="http://schemas.openxmlformats.org/drawingml/2006/picture">
+                <pic:pic xmlns:pic="http://schemas.openxmlformats.org/drawingml/2006/picture">
+                  <pic:nvPicPr>
+                    <pic:cNvPr id="1190961392" name=""/>
+                    <pic:cNvPicPr/>
+                  </pic:nvPicPr>
+                  <pic:blipFill>
+                    <a:blip r:embed="rId26"/>
+                    <a:stretch>
+                      <a:fillRect/>
+                    </a:stretch>
+                  </pic:blipFill>
+                  <pic:spPr>
+                    <a:xfrm>
+                      <a:off x="0" y="0"/>
+                      <a:ext cx="953963" cy="953963"/>
+                    </a:xfrm>
+                    <a:prstGeom prst="rect">
+                      <a:avLst/>
+                    </a:prstGeom>
+                  </pic:spPr>
+                </pic:pic>
+              </a:graphicData>
+            </a:graphic>
+          </wp:inline>
+        </w:drawing>
+      </w:r>
+    </w:p>
+    <w:p>
+      <w:pPr>
+        <w:tabs>
+          <w:tab w:val="left" w:pos="540"/>
+          <w:tab w:val="left" w:pos="720"/>
+        </w:tabs>
+        <w:jc w:val="center"/>
+        <w:rPr>
+          <w:rFonts w:ascii="Cambria" w:hAnsi="Cambria" w:cs="Khmer OS Battambang"/>
+          <w:sz w:val="24"/>
+          <w:szCs w:val="24"/>
+          <w:lang w:val="en-GB"/>
+        </w:rPr>
+      </w:pPr>
+      <w:r>
+        <w:rPr>
+          <w:rFonts w:ascii="Cambria" w:hAnsi="Cambria" w:cs="Khmer OS Battambang" w:hint="cs"/>
+          <w:sz w:val="24"/>
+          <w:szCs w:val="24"/>
+          <w:cs/>
+        </w:rPr>
+        <w:t xml:space="preserve">រូបភាពទី១២៖ </w:t>
+      </w:r>
+      <w:r>
+        <w:rPr>
+          <w:rFonts w:ascii="Cambria" w:hAnsi="Cambria" w:cs="Khmer OS Battambang"/>
+          <w:sz w:val="24"/>
+          <w:szCs w:val="24"/>
+          <w:lang w:val="en-GB"/>
+        </w:rPr>
+        <w:t>VS Code</w:t>
+      </w:r>
+    </w:p>
+    <w:p>
+      <w:pPr>
+        <w:tabs>
+          <w:tab w:val="left" w:pos="540"/>
+          <w:tab w:val="left" w:pos="720"/>
+        </w:tabs>
+        <w:jc w:val="both"/>
+        <w:rPr>
+          <w:rFonts w:ascii="Khmer OS Battambang" w:hAnsi="Khmer OS Battambang" w:cs="Khmer OS Battambang"/>
+          <w:b/>
+          <w:bCs/>
+          <w:sz w:val="24"/>
+          <w:szCs w:val="24"/>
+        </w:rPr>
+      </w:pPr>
+      <w:r>
+        <w:rPr>
+          <w:rFonts w:ascii="Khmer OS Battambang" w:hAnsi="Khmer OS Battambang" w:cs="Khmer OS Battambang"/>
+          <w:sz w:val="24"/>
+          <w:szCs w:val="24"/>
+          <w:cs/>
+        </w:rPr>
+        <w:tab/>
+      </w:r>
+      <w:r>
+        <w:rPr>
+          <w:rFonts w:ascii="Khmer OS" w:hAnsi="Khmer OS" w:cs="Khmer OS" w:hint="cs"/>
+          <w:b/>
+          <w:bCs/>
+          <w:sz w:val="24"/>
+          <w:szCs w:val="24"/>
+          <w:cs/>
+        </w:rPr>
+        <w:t>គ</w:t>
+      </w:r>
+      <w:r>
+        <w:rPr>
+          <w:rFonts w:ascii="Khmer OS" w:hAnsi="Khmer OS" w:cs="Khmer OS"/>
+          <w:b/>
+          <w:bCs/>
+          <w:sz w:val="24"/>
+          <w:szCs w:val="24"/>
+          <w:cs/>
+        </w:rPr>
+        <w:t>.</w:t>
+      </w:r>
+      <w:r>
+        <w:rPr>
+          <w:rFonts w:ascii="Khmer OS Battambang" w:hAnsi="Khmer OS Battambang" w:cs="Khmer OS Battambang" w:hint="cs"/>
+          <w:b/>
+          <w:bCs/>
+          <w:sz w:val="24"/>
+          <w:szCs w:val="24"/>
+          <w:cs/>
+        </w:rPr>
+        <w:t xml:space="preserve"> </w:t>
+      </w:r>
+      <w:r>
+        <w:rPr>
+          <w:rFonts w:ascii="Century" w:hAnsi="Century" w:cs="Khmer OS Battambang"/>
+          <w:b/>
+          <w:bCs/>
+          <w:sz w:val="24"/>
+          <w:szCs w:val="24"/>
         </w:rPr>
         <w:t>Google Drive</w:t>
       </w:r>
@@ -18949,7 +19938,6 @@
         <w:rPr>
           <w:noProof/>
         </w:rPr>
-        <w:lastRenderedPageBreak/>
         <w:drawing>
           <wp:inline distT="0" distB="0" distL="0" distR="0" wp14:anchorId="5F8CFEB8" wp14:editId="3F14BCE0">
             <wp:extent cx="1024466" cy="916875"/>
@@ -18966,7 +19954,7 @@
                     <pic:cNvPicPr/>
                   </pic:nvPicPr>
                   <pic:blipFill>
-                    <a:blip r:embed="rId26"/>
+                    <a:blip r:embed="rId27"/>
                     <a:stretch>
                       <a:fillRect/>
                     </a:stretch>
@@ -19046,6 +20034,17 @@
       </w:r>
       <w:r>
         <w:rPr>
+          <w:rFonts w:ascii="Khmer OS" w:hAnsi="Khmer OS" w:cs="Khmer OS" w:hint="cs"/>
+          <w:b/>
+          <w:bCs/>
+          <w:sz w:val="24"/>
+          <w:szCs w:val="24"/>
+          <w:cs/>
+        </w:rPr>
+        <w:t>ឃ</w:t>
+      </w:r>
+      <w:r>
+        <w:rPr>
           <w:rFonts w:ascii="Khmer OS" w:hAnsi="Khmer OS" w:cs="Khmer OS"/>
           <w:b/>
           <w:bCs/>
@@ -19053,7 +20052,7 @@
           <w:szCs w:val="24"/>
           <w:cs/>
         </w:rPr>
-        <w:t>ង.</w:t>
+        <w:t>.</w:t>
       </w:r>
       <w:r>
         <w:rPr>
@@ -19236,7 +20235,7 @@
                     </pic:cNvPicPr>
                   </pic:nvPicPr>
                   <pic:blipFill>
-                    <a:blip r:embed="rId27">
+                    <a:blip r:embed="rId28">
                       <a:extLst>
                         <a:ext uri="{28A0092B-C50C-407E-A947-70E740481C1C}">
                           <a14:useLocalDpi xmlns:a14="http://schemas.microsoft.com/office/drawing/2010/main" val="0"/>
@@ -19680,7 +20679,7 @@
                     </pic:cNvPicPr>
                   </pic:nvPicPr>
                   <pic:blipFill>
-                    <a:blip r:embed="rId28">
+                    <a:blip r:embed="rId29">
                       <a:extLst>
                         <a:ext uri="{28A0092B-C50C-407E-A947-70E740481C1C}">
                           <a14:useLocalDpi xmlns:a14="http://schemas.microsoft.com/office/drawing/2010/main" val="0"/>
@@ -21663,7 +22662,7 @@
         </w:tabs>
         <w:jc w:val="thaiDistribute"/>
         <w:rPr>
-          <w:rFonts w:ascii="Khmer OS Battambang" w:hAnsi="Khmer OS Battambang" w:cs="Khmer OS Battambang" w:hint="cs"/>
+          <w:rFonts w:ascii="Khmer OS Battambang" w:hAnsi="Khmer OS Battambang" w:cs="Khmer OS Battambang"/>
           <w:sz w:val="24"/>
           <w:szCs w:val="24"/>
           <w:cs/>
@@ -22317,17 +23316,7 @@
           <w:lang w:val="en-GB"/>
         </w:rPr>
         <w:tab/>
-        <w:t xml:space="preserve">៣.៦.១ </w:t>
-      </w:r>
-      <w:r>
-        <w:rPr>
-          <w:rFonts w:ascii="Khmer OS Bokor" w:hAnsi="Khmer OS Bokor" w:cs="Khmer OS Bokor"/>
-          <w:sz w:val="24"/>
-          <w:szCs w:val="24"/>
-          <w:cs/>
-          <w:lang w:val="en-GB"/>
-        </w:rPr>
-        <w:t>ការបញ្ចូលទិន្នន័យ</w:t>
+        <w:t>៣.៦.១ ការបញ្ចូលទិន្នន័យ</w:t>
       </w:r>
     </w:p>
     <w:p>
@@ -22416,17 +23405,7 @@
           <w:lang w:val="en-GB"/>
         </w:rPr>
         <w:tab/>
-        <w:t xml:space="preserve">៣.៦.២ </w:t>
-      </w:r>
-      <w:r>
-        <w:rPr>
-          <w:rFonts w:ascii="Khmer OS Bokor" w:hAnsi="Khmer OS Bokor" w:cs="Khmer OS Bokor"/>
-          <w:sz w:val="24"/>
-          <w:szCs w:val="24"/>
-          <w:cs/>
-          <w:lang w:val="en-GB"/>
-        </w:rPr>
-        <w:t>ការរៀបចំទិន្នន័យ</w:t>
+        <w:t>៣.៦.២ ការរៀបចំទិន្នន័យ</w:t>
       </w:r>
     </w:p>
     <w:p>
@@ -22507,17 +23486,7 @@
           <w:lang w:val="en-GB"/>
         </w:rPr>
         <w:tab/>
-        <w:t xml:space="preserve">៣.៦.៣ </w:t>
-      </w:r>
-      <w:r>
-        <w:rPr>
-          <w:rFonts w:ascii="Khmer OS Bokor" w:hAnsi="Khmer OS Bokor" w:cs="Khmer OS Bokor"/>
-          <w:sz w:val="24"/>
-          <w:szCs w:val="24"/>
-          <w:cs/>
-          <w:lang w:val="en-GB"/>
-        </w:rPr>
-        <w:t>ការចាត់ថ្នាក់ទិន្នន័យ</w:t>
+        <w:t>៣.៦.៣ ការចាត់ថ្នាក់ទិន្នន័យ</w:t>
       </w:r>
     </w:p>
     <w:p>
@@ -22599,17 +23568,7 @@
           <w:lang w:val="en-GB"/>
         </w:rPr>
         <w:tab/>
-        <w:t xml:space="preserve">៣.៦.៤ </w:t>
-      </w:r>
-      <w:r>
-        <w:rPr>
-          <w:rFonts w:ascii="Khmer OS Bokor" w:hAnsi="Khmer OS Bokor" w:cs="Khmer OS Bokor"/>
-          <w:sz w:val="24"/>
-          <w:szCs w:val="24"/>
-          <w:cs/>
-          <w:lang w:val="en-GB"/>
-        </w:rPr>
-        <w:t>ការសង្ខេប និងបង្ហាញទិន្នន័យ</w:t>
+        <w:t>៣.៦.៤ ការសង្ខេប និងបង្ហាញទិន្នន័យ</w:t>
       </w:r>
     </w:p>
     <w:p>
@@ -22708,17 +23667,7 @@
           <w:lang w:val="en-GB"/>
         </w:rPr>
         <w:tab/>
-        <w:t xml:space="preserve">៣.៦.៥ </w:t>
-      </w:r>
-      <w:r>
-        <w:rPr>
-          <w:rFonts w:ascii="Khmer OS Bokor" w:hAnsi="Khmer OS Bokor" w:cs="Khmer OS Bokor"/>
-          <w:sz w:val="24"/>
-          <w:szCs w:val="24"/>
-          <w:cs/>
-          <w:lang w:val="en-GB"/>
-        </w:rPr>
-        <w:t>ការវិភាគទិន្នន័យ</w:t>
+        <w:t>៣.៦.៥ ការវិភាគទិន្នន័យ</w:t>
       </w:r>
     </w:p>
     <w:p>
@@ -22799,17 +23748,7 @@
           <w:lang w:val="en-GB"/>
         </w:rPr>
         <w:tab/>
-        <w:t xml:space="preserve">៣.៦.៦ </w:t>
-      </w:r>
-      <w:r>
-        <w:rPr>
-          <w:rFonts w:ascii="Khmer OS Bokor" w:hAnsi="Khmer OS Bokor" w:cs="Khmer OS Bokor"/>
-          <w:sz w:val="24"/>
-          <w:szCs w:val="24"/>
-          <w:cs/>
-          <w:lang w:val="en-GB"/>
-        </w:rPr>
-        <w:t>ការប្រើប្រាស់លទ្ធផលវិភាគ</w:t>
+        <w:t>៣.៦.៦ ការប្រើប្រាស់លទ្ធផលវិភាគ</w:t>
       </w:r>
     </w:p>
     <w:p>
@@ -23325,7 +24264,7 @@
                           </a:pathLst>
                         </a:custGeom>
                         <a:blipFill>
-                          <a:blip r:embed="rId29"/>
+                          <a:blip r:embed="rId30"/>
                           <a:stretch>
                             <a:fillRect/>
                           </a:stretch>
@@ -23347,7 +24286,7 @@
           <mc:Fallback>
             <w:pict>
               <v:shape w14:anchorId="7D94576D" id="Freeform 2" o:spid="_x0000_s1026" style="position:absolute;margin-left:-22.3pt;margin-top:31.3pt;width:502.65pt;height:206.35pt;z-index:251688960;visibility:visible;mso-wrap-style:square;mso-width-percent:0;mso-height-percent:0;mso-wrap-distance-left:9pt;mso-wrap-distance-top:0;mso-wrap-distance-right:9pt;mso-wrap-distance-bottom:0;mso-position-horizontal:absolute;mso-position-horizontal-relative:text;mso-position-vertical:absolute;mso-position-vertical-relative:text;mso-width-percent:0;mso-height-percent:0;mso-width-relative:margin;mso-height-relative:margin;v-text-anchor:top" coordsize="14695752,4904707" o:gfxdata="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" path="m,l14695752,r,4904708l,4904708,,xe" stroked="f">
-                <v:fill r:id="rId30" o:title="" recolor="t" rotate="t" type="frame"/>
+                <v:fill r:id="rId31" o:title="" recolor="t" rotate="t" type="frame"/>
                 <v:path arrowok="t"/>
                 <w10:wrap type="square"/>
               </v:shape>
@@ -25726,7 +26665,7 @@
         </w:rPr>
         <w:t xml:space="preserve"> at: </w:t>
       </w:r>
-      <w:hyperlink r:id="rId31" w:tgtFrame="_new" w:history="1">
+      <w:hyperlink r:id="rId32" w:tgtFrame="_new" w:history="1">
         <w:r>
           <w:rPr>
             <w:rStyle w:val="Hyperlink"/>
@@ -25831,7 +26770,7 @@
         </w:rPr>
         <w:t xml:space="preserve"> at: </w:t>
       </w:r>
-      <w:hyperlink r:id="rId32" w:tgtFrame="_new" w:history="1">
+      <w:hyperlink r:id="rId33" w:tgtFrame="_new" w:history="1">
         <w:r>
           <w:rPr>
             <w:rStyle w:val="Hyperlink"/>
